--- a/6.2.1.docx
+++ b/6.2.1.docx
@@ -21,18 +21,7 @@
           <w:lang w:val="en-GB"/>
         </w:rPr>
         <w:tab/>
-      </w:r>
-      <w:r>
-        <w:rPr>
-          <w:lang w:val="en-GB"/>
-        </w:rPr>
-        <w:t>SMS/CBS</w:t>
-      </w:r>
-      <w:r>
-        <w:rPr>
-          <w:lang w:val="en-GB"/>
-        </w:rPr>
-        <w:t xml:space="preserve"> 7</w:t>
+        <w:t>7</w:t>
       </w:r>
       <w:r>
         <w:rPr>
@@ -87,7 +76,21 @@
         <w:rPr>
           <w:lang w:val="en-GB"/>
         </w:rPr>
-        <w:t>(0x00) table</w:t>
+        <w:t>(</w:t>
+      </w:r>
+      <w:proofErr w:type="spellStart"/>
+      <w:r>
+        <w:rPr>
+          <w:lang w:val="en-GB"/>
+        </w:rPr>
+        <w:t>0x00</w:t>
+      </w:r>
+      <w:proofErr w:type="spellEnd"/>
+      <w:r>
+        <w:rPr>
+          <w:lang w:val="en-GB"/>
+        </w:rPr>
+        <w:t>) table</w:t>
       </w:r>
       <w:r>
         <w:rPr>
@@ -143,7 +146,7 @@
           <w:szCs w:val="22"/>
           <w:lang w:val="en-GB"/>
         </w:rPr>
-        <w:t xml:space="preserve">where explicitly required </w:t>
+        <w:t>where explicitly required</w:t>
       </w:r>
       <w:r>
         <w:rPr>
@@ -151,7 +154,23 @@
           <w:szCs w:val="22"/>
           <w:lang w:val="en-GB"/>
         </w:rPr>
-        <w:t>by the SMS or CBS protocols</w:t>
+        <w:t xml:space="preserve"> (two-letter language tags)</w:t>
+      </w:r>
+      <w:r>
+        <w:rPr>
+          <w:sz w:val="22"/>
+          <w:szCs w:val="22"/>
+          <w:lang w:val="en-GB"/>
+        </w:rPr>
+        <w:t xml:space="preserve"> </w:t>
+      </w:r>
+      <w:r>
+        <w:rPr>
+          <w:sz w:val="22"/>
+          <w:szCs w:val="22"/>
+          <w:lang w:val="en-GB"/>
+        </w:rPr>
+        <w:t>by the CBS protocol</w:t>
       </w:r>
       <w:r>
         <w:rPr>
@@ -183,32 +202,18 @@
           <w:szCs w:val="22"/>
           <w:lang w:val="en-GB"/>
         </w:rPr>
-        <w:t xml:space="preserve"> for USSD</w:t>
+        <w:t xml:space="preserve"> for </w:t>
       </w:r>
+      <w:proofErr w:type="spellStart"/>
       <w:r>
         <w:rPr>
           <w:sz w:val="22"/>
           <w:szCs w:val="22"/>
           <w:lang w:val="en-GB"/>
         </w:rPr>
-        <w:t xml:space="preserve"> (and </w:t>
+        <w:t>USSD</w:t>
       </w:r>
-      <w:r>
-        <w:rPr>
-          <w:sz w:val="22"/>
-          <w:szCs w:val="22"/>
-          <w:lang w:val="en-GB"/>
-        </w:rPr>
-        <w:t xml:space="preserve">for </w:t>
-      </w:r>
-      <w:r>
-        <w:rPr>
-          <w:sz w:val="22"/>
-          <w:szCs w:val="22"/>
-          <w:lang w:val="en-GB"/>
-        </w:rPr>
-        <w:t>two-letter prefix language tags in CBS)</w:t>
-      </w:r>
+      <w:proofErr w:type="spellEnd"/>
       <w:r>
         <w:rPr>
           <w:sz w:val="22"/>
@@ -232,7 +237,16 @@
           <w:u w:val="single"/>
           <w:lang w:val="en-GB"/>
         </w:rPr>
-        <w:t xml:space="preserve">Use the </w:t>
+        <w:t>Instead u</w:t>
+      </w:r>
+      <w:r>
+        <w:rPr>
+          <w:b/>
+          <w:bCs/>
+          <w:u w:val="single"/>
+          <w:lang w:val="en-GB"/>
+        </w:rPr>
+        <w:t xml:space="preserve">se the </w:t>
       </w:r>
       <w:r>
         <w:rPr>
@@ -250,7 +264,17 @@
           <w:u w:val="single"/>
           <w:lang w:val="en-GB"/>
         </w:rPr>
-        <w:t xml:space="preserve"> alphabet (0x1</w:t>
+        <w:t xml:space="preserve"> alphabet (</w:t>
+      </w:r>
+      <w:proofErr w:type="spellStart"/>
+      <w:r>
+        <w:rPr>
+          <w:b/>
+          <w:bCs/>
+          <w:u w:val="single"/>
+          <w:lang w:val="en-GB"/>
+        </w:rPr>
+        <w:t>0x1</w:t>
       </w:r>
       <w:r>
         <w:rPr>
@@ -261,6 +285,7 @@
         </w:rPr>
         <w:t>0</w:t>
       </w:r>
+      <w:proofErr w:type="spellEnd"/>
       <w:r>
         <w:rPr>
           <w:b/>
@@ -268,7 +293,7 @@
           <w:u w:val="single"/>
           <w:lang w:val="en-GB"/>
         </w:rPr>
-        <w:t>) instead of th</w:t>
+        <w:t xml:space="preserve">) </w:t>
       </w:r>
       <w:r>
         <w:rPr>
@@ -277,8 +302,9 @@
           <w:u w:val="single"/>
           <w:lang w:val="en-GB"/>
         </w:rPr>
-        <w:t>is</w:t>
+        <w:t>or the Greek alphabet (</w:t>
       </w:r>
+      <w:proofErr w:type="spellStart"/>
       <w:r>
         <w:rPr>
           <w:b/>
@@ -286,8 +312,9 @@
           <w:u w:val="single"/>
           <w:lang w:val="en-GB"/>
         </w:rPr>
-        <w:t xml:space="preserve"> alphabet</w:t>
+        <w:t>0x11</w:t>
       </w:r>
+      <w:proofErr w:type="spellEnd"/>
       <w:r>
         <w:rPr>
           <w:b/>
@@ -295,7 +322,7 @@
           <w:u w:val="single"/>
           <w:lang w:val="en-GB"/>
         </w:rPr>
-        <w:t xml:space="preserve"> (0x00)</w:t>
+        <w:t>)</w:t>
       </w:r>
       <w:r>
         <w:rPr>
@@ -334,13 +361,27 @@
           <w:lang w:val="en-GB"/>
         </w:rPr>
         <w:tab/>
-        <w:t>SMS/CBS 7-bit default alphabet (0x00) base table</w:t>
+        <w:t>7-bit default alphabet (</w:t>
+      </w:r>
+      <w:proofErr w:type="spellStart"/>
+      <w:r>
+        <w:rPr>
+          <w:lang w:val="en-GB"/>
+        </w:rPr>
+        <w:t>0x00</w:t>
+      </w:r>
+      <w:proofErr w:type="spellEnd"/>
+      <w:r>
+        <w:rPr>
+          <w:lang w:val="en-GB"/>
+        </w:rPr>
+        <w:t>) base table</w:t>
       </w:r>
       <w:r>
         <w:rPr>
           <w:lang w:val="en-GB"/>
         </w:rPr>
-        <w:t>; Latin reading</w:t>
+        <w:t>; deprecated</w:t>
       </w:r>
     </w:p>
     <w:tbl>
@@ -454,6 +495,7 @@
                 <w:lang w:val="en-GB"/>
               </w:rPr>
             </w:pPr>
+            <w:proofErr w:type="spellStart"/>
             <w:r>
               <w:rPr>
                 <w:rFonts w:ascii="Courier" w:hAnsi="Courier"/>
@@ -465,6 +507,7 @@
               </w:rPr>
               <w:t>b7</w:t>
             </w:r>
+            <w:proofErr w:type="spellEnd"/>
           </w:p>
         </w:tc>
         <w:tc>
@@ -817,6 +860,7 @@
                 <w:lang w:val="en-GB"/>
               </w:rPr>
             </w:pPr>
+            <w:proofErr w:type="spellStart"/>
             <w:r>
               <w:rPr>
                 <w:rFonts w:ascii="Courier" w:hAnsi="Courier"/>
@@ -828,6 +872,7 @@
               </w:rPr>
               <w:t>b6</w:t>
             </w:r>
+            <w:proofErr w:type="spellEnd"/>
           </w:p>
         </w:tc>
         <w:tc>
@@ -1180,6 +1225,7 @@
                 <w:lang w:val="en-GB"/>
               </w:rPr>
             </w:pPr>
+            <w:proofErr w:type="spellStart"/>
             <w:r>
               <w:rPr>
                 <w:rFonts w:ascii="Courier" w:hAnsi="Courier"/>
@@ -1191,6 +1237,7 @@
               </w:rPr>
               <w:t>b5</w:t>
             </w:r>
+            <w:proofErr w:type="spellEnd"/>
           </w:p>
         </w:tc>
         <w:tc>
@@ -1471,6 +1518,7 @@
             </w:pPr>
             <w:bookmarkStart w:id="7" w:name="_MCCTEMPBM_CRPT01490010___4" w:colFirst="0" w:colLast="11"/>
             <w:bookmarkEnd w:id="5"/>
+            <w:proofErr w:type="spellStart"/>
             <w:r>
               <w:rPr>
                 <w:rFonts w:ascii="Courier" w:hAnsi="Courier"/>
@@ -1482,6 +1530,7 @@
               </w:rPr>
               <w:t>b4</w:t>
             </w:r>
+            <w:proofErr w:type="spellEnd"/>
           </w:p>
         </w:tc>
         <w:tc>
@@ -1503,6 +1552,7 @@
                 <w:lang w:val="en-GB"/>
               </w:rPr>
             </w:pPr>
+            <w:proofErr w:type="spellStart"/>
             <w:r>
               <w:rPr>
                 <w:rFonts w:ascii="Courier" w:hAnsi="Courier"/>
@@ -1514,6 +1564,7 @@
               </w:rPr>
               <w:t>b3</w:t>
             </w:r>
+            <w:proofErr w:type="spellEnd"/>
           </w:p>
         </w:tc>
         <w:tc>
@@ -1535,6 +1586,7 @@
                 <w:lang w:val="en-GB"/>
               </w:rPr>
             </w:pPr>
+            <w:proofErr w:type="spellStart"/>
             <w:r>
               <w:rPr>
                 <w:rFonts w:ascii="Courier" w:hAnsi="Courier"/>
@@ -1546,6 +1598,7 @@
               </w:rPr>
               <w:t>b2</w:t>
             </w:r>
+            <w:proofErr w:type="spellEnd"/>
           </w:p>
         </w:tc>
         <w:tc>
@@ -1567,6 +1620,7 @@
                 <w:lang w:val="en-GB"/>
               </w:rPr>
             </w:pPr>
+            <w:proofErr w:type="spellStart"/>
             <w:r>
               <w:rPr>
                 <w:rFonts w:ascii="Courier" w:hAnsi="Courier"/>
@@ -1578,6 +1632,7 @@
               </w:rPr>
               <w:t>b1</w:t>
             </w:r>
+            <w:proofErr w:type="spellEnd"/>
           </w:p>
         </w:tc>
         <w:tc>
@@ -2216,8 +2271,18 @@
                 <w:lang w:val="en-GB"/>
               </w:rPr>
               <w:br/>
+            </w:r>
+            <w:proofErr w:type="spellStart"/>
+            <w:r>
+              <w:rPr>
+                <w:rFonts w:ascii="Arial" w:hAnsi="Arial" w:cs="Arial"/>
+                <w:sz w:val="22"/>
+                <w:szCs w:val="22"/>
+                <w:lang w:val="en-GB"/>
+              </w:rPr>
               <w:t>00A1</w:t>
             </w:r>
+            <w:proofErr w:type="spellEnd"/>
           </w:p>
         </w:tc>
         <w:tc>
@@ -2302,8 +2367,18 @@
                 <w:lang w:val="en-GB"/>
               </w:rPr>
               <w:br/>
+            </w:r>
+            <w:proofErr w:type="spellStart"/>
+            <w:r>
+              <w:rPr>
+                <w:rFonts w:ascii="Arial" w:hAnsi="Arial" w:cs="Arial"/>
+                <w:sz w:val="22"/>
+                <w:szCs w:val="22"/>
+                <w:lang w:val="en-GB"/>
+              </w:rPr>
               <w:t>00BF</w:t>
             </w:r>
+            <w:proofErr w:type="spellEnd"/>
           </w:p>
         </w:tc>
         <w:tc>
@@ -2549,8 +2624,18 @@
                 <w:lang w:val="en-GB"/>
               </w:rPr>
               <w:br/>
+            </w:r>
+            <w:proofErr w:type="spellStart"/>
+            <w:r>
+              <w:rPr>
+                <w:rFonts w:ascii="Arial" w:hAnsi="Arial" w:cs="Arial"/>
+                <w:sz w:val="22"/>
+                <w:szCs w:val="22"/>
+                <w:lang w:val="en-GB"/>
+              </w:rPr>
               <w:t>00A3</w:t>
             </w:r>
+            <w:proofErr w:type="spellEnd"/>
           </w:p>
         </w:tc>
         <w:tc>
@@ -2592,8 +2677,18 @@
                 <w:lang w:val="en-GB"/>
               </w:rPr>
               <w:br/>
+            </w:r>
+            <w:proofErr w:type="spellStart"/>
+            <w:r>
+              <w:rPr>
+                <w:rFonts w:ascii="Arial" w:hAnsi="Arial" w:cs="Arial"/>
+                <w:sz w:val="22"/>
+                <w:szCs w:val="22"/>
+                <w:lang w:val="en-GB"/>
+              </w:rPr>
               <w:t>005F</w:t>
             </w:r>
+            <w:proofErr w:type="spellEnd"/>
           </w:p>
         </w:tc>
         <w:tc>
@@ -3098,8 +3193,18 @@
                 <w:lang w:val="en-GB"/>
               </w:rPr>
               <w:br/>
+            </w:r>
+            <w:proofErr w:type="spellStart"/>
+            <w:r>
+              <w:rPr>
+                <w:rFonts w:ascii="Arial" w:hAnsi="Arial" w:cs="Arial"/>
+                <w:sz w:val="22"/>
+                <w:szCs w:val="22"/>
+                <w:lang w:val="en-GB"/>
+              </w:rPr>
               <w:t>03A6</w:t>
             </w:r>
+            <w:proofErr w:type="spellEnd"/>
           </w:p>
         </w:tc>
         <w:tc>
@@ -4066,8 +4171,18 @@
                 <w:lang w:val="en-GB"/>
               </w:rPr>
               <w:br/>
+            </w:r>
+            <w:proofErr w:type="spellStart"/>
+            <w:r>
+              <w:rPr>
+                <w:rFonts w:ascii="Arial" w:hAnsi="Arial" w:cs="Arial"/>
+                <w:sz w:val="22"/>
+                <w:szCs w:val="22"/>
+                <w:lang w:val="en-GB"/>
+              </w:rPr>
               <w:t>00E8</w:t>
             </w:r>
+            <w:proofErr w:type="spellEnd"/>
           </w:p>
         </w:tc>
         <w:tc>
@@ -4110,8 +4225,18 @@
                 <w:lang w:val="en-GB"/>
               </w:rPr>
               <w:br/>
+            </w:r>
+            <w:proofErr w:type="spellStart"/>
+            <w:r>
+              <w:rPr>
+                <w:rFonts w:ascii="Arial" w:hAnsi="Arial" w:cs="Arial"/>
+                <w:sz w:val="22"/>
+                <w:szCs w:val="22"/>
+                <w:lang w:val="en-GB"/>
+              </w:rPr>
               <w:t>039B</w:t>
             </w:r>
+            <w:proofErr w:type="spellEnd"/>
           </w:p>
         </w:tc>
         <w:tc>
@@ -4153,8 +4278,18 @@
                 <w:lang w:val="en-GB"/>
               </w:rPr>
               <w:br/>
+            </w:r>
+            <w:proofErr w:type="spellStart"/>
+            <w:r>
+              <w:rPr>
+                <w:rFonts w:ascii="Arial" w:hAnsi="Arial" w:cs="Arial"/>
+                <w:sz w:val="22"/>
+                <w:szCs w:val="22"/>
+                <w:lang w:val="en-GB"/>
+              </w:rPr>
               <w:t>00A4</w:t>
             </w:r>
+            <w:proofErr w:type="spellEnd"/>
           </w:p>
         </w:tc>
         <w:tc>
@@ -4572,8 +4707,18 @@
                 <w:lang w:val="en-GB"/>
               </w:rPr>
               <w:br/>
+            </w:r>
+            <w:proofErr w:type="spellStart"/>
+            <w:r>
+              <w:rPr>
+                <w:rFonts w:ascii="Arial" w:hAnsi="Arial" w:cs="Arial"/>
+                <w:sz w:val="22"/>
+                <w:szCs w:val="22"/>
+                <w:lang w:val="en-GB"/>
+              </w:rPr>
               <w:t>00E9</w:t>
             </w:r>
+            <w:proofErr w:type="spellEnd"/>
           </w:p>
         </w:tc>
         <w:tc>
@@ -4616,8 +4761,18 @@
                 <w:lang w:val="en-GB"/>
               </w:rPr>
               <w:br/>
+            </w:r>
+            <w:proofErr w:type="spellStart"/>
+            <w:r>
+              <w:rPr>
+                <w:rFonts w:ascii="Arial" w:hAnsi="Arial" w:cs="Arial"/>
+                <w:sz w:val="22"/>
+                <w:szCs w:val="22"/>
+                <w:lang w:val="en-GB"/>
+              </w:rPr>
               <w:t>03A9</w:t>
             </w:r>
+            <w:proofErr w:type="spellEnd"/>
           </w:p>
         </w:tc>
         <w:tc>
@@ -5078,8 +5233,18 @@
                 <w:lang w:val="en-GB"/>
               </w:rPr>
               <w:br/>
+            </w:r>
+            <w:proofErr w:type="spellStart"/>
+            <w:r>
+              <w:rPr>
+                <w:rFonts w:ascii="Arial" w:hAnsi="Arial" w:cs="Arial"/>
+                <w:sz w:val="22"/>
+                <w:szCs w:val="22"/>
+                <w:lang w:val="en-GB"/>
+              </w:rPr>
               <w:t>00F9</w:t>
             </w:r>
+            <w:proofErr w:type="spellEnd"/>
           </w:p>
         </w:tc>
         <w:tc>
@@ -5122,8 +5287,18 @@
                 <w:lang w:val="en-GB"/>
               </w:rPr>
               <w:br/>
+            </w:r>
+            <w:proofErr w:type="spellStart"/>
+            <w:r>
+              <w:rPr>
+                <w:rFonts w:ascii="Arial" w:hAnsi="Arial" w:cs="Arial"/>
+                <w:sz w:val="22"/>
+                <w:szCs w:val="22"/>
+                <w:lang w:val="en-GB"/>
+              </w:rPr>
               <w:t>03A0</w:t>
             </w:r>
+            <w:proofErr w:type="spellEnd"/>
           </w:p>
         </w:tc>
         <w:tc>
@@ -5584,8 +5759,18 @@
                 <w:lang w:val="en-GB"/>
               </w:rPr>
               <w:br/>
+            </w:r>
+            <w:proofErr w:type="spellStart"/>
+            <w:r>
+              <w:rPr>
+                <w:rFonts w:ascii="Arial" w:hAnsi="Arial" w:cs="Arial"/>
+                <w:sz w:val="22"/>
+                <w:szCs w:val="22"/>
+                <w:lang w:val="en-GB"/>
+              </w:rPr>
               <w:t>00EC</w:t>
             </w:r>
+            <w:proofErr w:type="spellEnd"/>
           </w:p>
         </w:tc>
         <w:tc>
@@ -5628,8 +5813,18 @@
                 <w:lang w:val="en-GB"/>
               </w:rPr>
               <w:br/>
+            </w:r>
+            <w:proofErr w:type="spellStart"/>
+            <w:r>
+              <w:rPr>
+                <w:rFonts w:ascii="Arial" w:hAnsi="Arial" w:cs="Arial"/>
+                <w:sz w:val="22"/>
+                <w:szCs w:val="22"/>
+                <w:lang w:val="en-GB"/>
+              </w:rPr>
               <w:t>03A8</w:t>
             </w:r>
+            <w:proofErr w:type="spellEnd"/>
           </w:p>
         </w:tc>
         <w:tc>
@@ -6090,8 +6285,18 @@
                 <w:lang w:val="en-GB"/>
               </w:rPr>
               <w:br/>
+            </w:r>
+            <w:proofErr w:type="spellStart"/>
+            <w:r>
+              <w:rPr>
+                <w:rFonts w:ascii="Arial" w:hAnsi="Arial" w:cs="Arial"/>
+                <w:sz w:val="22"/>
+                <w:szCs w:val="22"/>
+                <w:lang w:val="en-GB"/>
+              </w:rPr>
               <w:t>00F2</w:t>
             </w:r>
+            <w:proofErr w:type="spellEnd"/>
           </w:p>
         </w:tc>
         <w:tc>
@@ -6134,8 +6339,18 @@
                 <w:lang w:val="en-GB"/>
               </w:rPr>
               <w:br/>
+            </w:r>
+            <w:proofErr w:type="spellStart"/>
+            <w:r>
+              <w:rPr>
+                <w:rFonts w:ascii="Arial" w:hAnsi="Arial" w:cs="Arial"/>
+                <w:sz w:val="22"/>
+                <w:szCs w:val="22"/>
+                <w:lang w:val="en-GB"/>
+              </w:rPr>
               <w:t>03A3</w:t>
             </w:r>
+            <w:proofErr w:type="spellEnd"/>
           </w:p>
         </w:tc>
         <w:tc>
@@ -6596,8 +6811,18 @@
                 <w:lang w:val="en-GB"/>
               </w:rPr>
               <w:br/>
+            </w:r>
+            <w:proofErr w:type="spellStart"/>
+            <w:r>
+              <w:rPr>
+                <w:rFonts w:ascii="Arial" w:hAnsi="Arial" w:cs="Arial"/>
+                <w:sz w:val="22"/>
+                <w:szCs w:val="22"/>
+                <w:lang w:val="en-GB"/>
+              </w:rPr>
               <w:t>00E7</w:t>
             </w:r>
+            <w:proofErr w:type="spellEnd"/>
           </w:p>
         </w:tc>
         <w:tc>
@@ -6838,6 +7063,7 @@
                 <w:lang w:val="en-GB"/>
               </w:rPr>
             </w:pPr>
+            <w:proofErr w:type="spellStart"/>
             <w:r>
               <w:rPr>
                 <w:rFonts w:ascii="Arial" w:hAnsi="Arial" w:cs="Arial"/>
@@ -6847,6 +7073,7 @@
               </w:rPr>
               <w:t>i</w:t>
             </w:r>
+            <w:proofErr w:type="spellEnd"/>
             <w:r>
               <w:rPr>
                 <w:rFonts w:ascii="Arial" w:hAnsi="Arial" w:cs="Arial"/>
@@ -7105,8 +7332,18 @@
                 <w:lang w:val="en-GB"/>
               </w:rPr>
               <w:br/>
+            </w:r>
+            <w:proofErr w:type="spellStart"/>
+            <w:r>
+              <w:rPr>
+                <w:rFonts w:ascii="Arial" w:hAnsi="Arial" w:cs="Arial"/>
+                <w:sz w:val="22"/>
+                <w:szCs w:val="22"/>
+                <w:lang w:val="en-GB"/>
+              </w:rPr>
               <w:t>000A</w:t>
             </w:r>
+            <w:proofErr w:type="spellEnd"/>
           </w:p>
         </w:tc>
         <w:tc>
@@ -7149,8 +7386,18 @@
                 <w:lang w:val="en-GB"/>
               </w:rPr>
               <w:br/>
+            </w:r>
+            <w:proofErr w:type="spellStart"/>
+            <w:r>
+              <w:rPr>
+                <w:rFonts w:ascii="Arial" w:hAnsi="Arial" w:cs="Arial"/>
+                <w:sz w:val="22"/>
+                <w:szCs w:val="22"/>
+                <w:lang w:val="en-GB"/>
+              </w:rPr>
               <w:t>039E</w:t>
             </w:r>
+            <w:proofErr w:type="spellEnd"/>
           </w:p>
         </w:tc>
         <w:tc>
@@ -7192,8 +7439,18 @@
                 <w:lang w:val="en-GB"/>
               </w:rPr>
               <w:br/>
+            </w:r>
+            <w:proofErr w:type="spellStart"/>
+            <w:r>
+              <w:rPr>
+                <w:rFonts w:ascii="Arial" w:hAnsi="Arial" w:cs="Arial"/>
+                <w:sz w:val="22"/>
+                <w:szCs w:val="22"/>
+                <w:lang w:val="en-GB"/>
+              </w:rPr>
               <w:t>002A</w:t>
             </w:r>
+            <w:proofErr w:type="spellEnd"/>
           </w:p>
         </w:tc>
         <w:tc>
@@ -7235,8 +7492,18 @@
                 <w:lang w:val="en-GB"/>
               </w:rPr>
               <w:br/>
+            </w:r>
+            <w:proofErr w:type="spellStart"/>
+            <w:r>
+              <w:rPr>
+                <w:rFonts w:ascii="Arial" w:hAnsi="Arial" w:cs="Arial"/>
+                <w:sz w:val="22"/>
+                <w:szCs w:val="22"/>
+                <w:lang w:val="en-GB"/>
+              </w:rPr>
               <w:t>003A</w:t>
             </w:r>
+            <w:proofErr w:type="spellEnd"/>
           </w:p>
         </w:tc>
         <w:tc>
@@ -7278,8 +7545,18 @@
                 <w:lang w:val="en-GB"/>
               </w:rPr>
               <w:br/>
+            </w:r>
+            <w:proofErr w:type="spellStart"/>
+            <w:r>
+              <w:rPr>
+                <w:rFonts w:ascii="Arial" w:hAnsi="Arial" w:cs="Arial"/>
+                <w:sz w:val="22"/>
+                <w:szCs w:val="22"/>
+                <w:lang w:val="en-GB"/>
+              </w:rPr>
               <w:t>004A</w:t>
             </w:r>
+            <w:proofErr w:type="spellEnd"/>
           </w:p>
         </w:tc>
         <w:tc>
@@ -7321,8 +7598,18 @@
                 <w:lang w:val="en-GB"/>
               </w:rPr>
               <w:br/>
+            </w:r>
+            <w:proofErr w:type="spellStart"/>
+            <w:r>
+              <w:rPr>
+                <w:rFonts w:ascii="Arial" w:hAnsi="Arial" w:cs="Arial"/>
+                <w:sz w:val="22"/>
+                <w:szCs w:val="22"/>
+                <w:lang w:val="en-GB"/>
+              </w:rPr>
               <w:t>005A</w:t>
             </w:r>
+            <w:proofErr w:type="spellEnd"/>
           </w:p>
         </w:tc>
         <w:tc>
@@ -7364,8 +7651,18 @@
                 <w:lang w:val="en-GB"/>
               </w:rPr>
               <w:br/>
+            </w:r>
+            <w:proofErr w:type="spellStart"/>
+            <w:r>
+              <w:rPr>
+                <w:rFonts w:ascii="Arial" w:hAnsi="Arial" w:cs="Arial"/>
+                <w:sz w:val="22"/>
+                <w:szCs w:val="22"/>
+                <w:lang w:val="en-GB"/>
+              </w:rPr>
               <w:t>006A</w:t>
             </w:r>
+            <w:proofErr w:type="spellEnd"/>
           </w:p>
         </w:tc>
         <w:tc>
@@ -7407,8 +7704,18 @@
                 <w:lang w:val="en-GB"/>
               </w:rPr>
               <w:br/>
+            </w:r>
+            <w:proofErr w:type="spellStart"/>
+            <w:r>
+              <w:rPr>
+                <w:rFonts w:ascii="Arial" w:hAnsi="Arial" w:cs="Arial"/>
+                <w:sz w:val="22"/>
+                <w:szCs w:val="22"/>
+                <w:lang w:val="en-GB"/>
+              </w:rPr>
               <w:t>007A</w:t>
             </w:r>
+            <w:proofErr w:type="spellEnd"/>
           </w:p>
         </w:tc>
         <w:bookmarkStart w:id="30" w:name="_MCCTEMPBM_CRPT01490033___7"/>
@@ -7638,6 +7945,7 @@
                 <w:lang w:val="en-GB"/>
               </w:rPr>
             </w:pPr>
+            <w:proofErr w:type="spellStart"/>
             <w:r>
               <w:rPr>
                 <w:rFonts w:ascii="Arial" w:hAnsi="Arial" w:cs="Arial"/>
@@ -7649,6 +7957,7 @@
               </w:rPr>
               <w:t>SS2</w:t>
             </w:r>
+            <w:proofErr w:type="spellEnd"/>
             <w:r>
               <w:rPr>
                 <w:rFonts w:ascii="Arial" w:hAnsi="Arial" w:cs="Arial"/>
@@ -7700,8 +8009,18 @@
                 <w:lang w:val="en-GB"/>
               </w:rPr>
               <w:br/>
+            </w:r>
+            <w:proofErr w:type="spellStart"/>
+            <w:r>
+              <w:rPr>
+                <w:rFonts w:ascii="Arial" w:hAnsi="Arial" w:cs="Arial"/>
+                <w:sz w:val="22"/>
+                <w:szCs w:val="22"/>
+                <w:lang w:val="en-GB"/>
+              </w:rPr>
               <w:t>002B</w:t>
             </w:r>
+            <w:proofErr w:type="spellEnd"/>
           </w:p>
         </w:tc>
         <w:tc>
@@ -7743,8 +8062,18 @@
                 <w:lang w:val="en-GB"/>
               </w:rPr>
               <w:br/>
+            </w:r>
+            <w:proofErr w:type="spellStart"/>
+            <w:r>
+              <w:rPr>
+                <w:rFonts w:ascii="Arial" w:hAnsi="Arial" w:cs="Arial"/>
+                <w:sz w:val="22"/>
+                <w:szCs w:val="22"/>
+                <w:lang w:val="en-GB"/>
+              </w:rPr>
               <w:t>003B</w:t>
             </w:r>
+            <w:proofErr w:type="spellEnd"/>
           </w:p>
         </w:tc>
         <w:tc>
@@ -7786,8 +8115,18 @@
                 <w:lang w:val="en-GB"/>
               </w:rPr>
               <w:br/>
+            </w:r>
+            <w:proofErr w:type="spellStart"/>
+            <w:r>
+              <w:rPr>
+                <w:rFonts w:ascii="Arial" w:hAnsi="Arial" w:cs="Arial"/>
+                <w:sz w:val="22"/>
+                <w:szCs w:val="22"/>
+                <w:lang w:val="en-GB"/>
+              </w:rPr>
               <w:t>004B</w:t>
             </w:r>
+            <w:proofErr w:type="spellEnd"/>
           </w:p>
         </w:tc>
         <w:tc>
@@ -7829,8 +8168,18 @@
                 <w:lang w:val="en-GB"/>
               </w:rPr>
               <w:br/>
+            </w:r>
+            <w:proofErr w:type="spellStart"/>
+            <w:r>
+              <w:rPr>
+                <w:rFonts w:ascii="Arial" w:hAnsi="Arial" w:cs="Arial"/>
+                <w:sz w:val="22"/>
+                <w:szCs w:val="22"/>
+                <w:lang w:val="en-GB"/>
+              </w:rPr>
               <w:t>00C4</w:t>
             </w:r>
+            <w:proofErr w:type="spellEnd"/>
           </w:p>
         </w:tc>
         <w:tc>
@@ -7872,8 +8221,18 @@
                 <w:lang w:val="en-GB"/>
               </w:rPr>
               <w:br/>
+            </w:r>
+            <w:proofErr w:type="spellStart"/>
+            <w:r>
+              <w:rPr>
+                <w:rFonts w:ascii="Arial" w:hAnsi="Arial" w:cs="Arial"/>
+                <w:sz w:val="22"/>
+                <w:szCs w:val="22"/>
+                <w:lang w:val="en-GB"/>
+              </w:rPr>
               <w:t>006B</w:t>
             </w:r>
+            <w:proofErr w:type="spellEnd"/>
           </w:p>
         </w:tc>
         <w:tc>
@@ -7915,8 +8274,18 @@
                 <w:lang w:val="en-GB"/>
               </w:rPr>
               <w:br/>
+            </w:r>
+            <w:proofErr w:type="spellStart"/>
+            <w:r>
+              <w:rPr>
+                <w:rFonts w:ascii="Arial" w:hAnsi="Arial" w:cs="Arial"/>
+                <w:sz w:val="22"/>
+                <w:szCs w:val="22"/>
+                <w:lang w:val="en-GB"/>
+              </w:rPr>
               <w:t>00E4</w:t>
             </w:r>
+            <w:proofErr w:type="spellEnd"/>
           </w:p>
         </w:tc>
         <w:bookmarkStart w:id="32" w:name="_MCCTEMPBM_CRPT01490035___7"/>
@@ -8119,8 +8488,18 @@
                 <w:lang w:val="en-GB"/>
               </w:rPr>
               <w:br/>
+            </w:r>
+            <w:proofErr w:type="spellStart"/>
+            <w:r>
+              <w:rPr>
+                <w:rFonts w:ascii="Arial" w:hAnsi="Arial" w:cs="Arial"/>
+                <w:sz w:val="22"/>
+                <w:szCs w:val="22"/>
+                <w:lang w:val="en-GB"/>
+              </w:rPr>
               <w:t>00F8</w:t>
             </w:r>
+            <w:proofErr w:type="spellEnd"/>
           </w:p>
         </w:tc>
         <w:tc>
@@ -8162,8 +8541,18 @@
                 <w:lang w:val="en-GB"/>
               </w:rPr>
               <w:br/>
+            </w:r>
+            <w:proofErr w:type="spellStart"/>
+            <w:r>
+              <w:rPr>
+                <w:rFonts w:ascii="Arial" w:hAnsi="Arial" w:cs="Arial"/>
+                <w:sz w:val="22"/>
+                <w:szCs w:val="22"/>
+                <w:lang w:val="en-GB"/>
+              </w:rPr>
               <w:t>00C6</w:t>
             </w:r>
+            <w:proofErr w:type="spellEnd"/>
           </w:p>
         </w:tc>
         <w:tc>
@@ -8205,8 +8594,18 @@
                 <w:lang w:val="en-GB"/>
               </w:rPr>
               <w:br/>
+            </w:r>
+            <w:proofErr w:type="spellStart"/>
+            <w:r>
+              <w:rPr>
+                <w:rFonts w:ascii="Arial" w:hAnsi="Arial" w:cs="Arial"/>
+                <w:sz w:val="22"/>
+                <w:szCs w:val="22"/>
+                <w:lang w:val="en-GB"/>
+              </w:rPr>
               <w:t>002C</w:t>
             </w:r>
+            <w:proofErr w:type="spellEnd"/>
           </w:p>
         </w:tc>
         <w:tc>
@@ -8248,8 +8647,18 @@
                 <w:lang w:val="en-GB"/>
               </w:rPr>
               <w:br/>
+            </w:r>
+            <w:proofErr w:type="spellStart"/>
+            <w:r>
+              <w:rPr>
+                <w:rFonts w:ascii="Arial" w:hAnsi="Arial" w:cs="Arial"/>
+                <w:sz w:val="22"/>
+                <w:szCs w:val="22"/>
+                <w:lang w:val="en-GB"/>
+              </w:rPr>
               <w:t>003C</w:t>
             </w:r>
+            <w:proofErr w:type="spellEnd"/>
           </w:p>
         </w:tc>
         <w:tc>
@@ -8291,8 +8700,18 @@
                 <w:lang w:val="en-GB"/>
               </w:rPr>
               <w:br/>
+            </w:r>
+            <w:proofErr w:type="spellStart"/>
+            <w:r>
+              <w:rPr>
+                <w:rFonts w:ascii="Arial" w:hAnsi="Arial" w:cs="Arial"/>
+                <w:sz w:val="22"/>
+                <w:szCs w:val="22"/>
+                <w:lang w:val="en-GB"/>
+              </w:rPr>
               <w:t>004C</w:t>
             </w:r>
+            <w:proofErr w:type="spellEnd"/>
           </w:p>
         </w:tc>
         <w:tc>
@@ -8334,8 +8753,18 @@
                 <w:lang w:val="en-GB"/>
               </w:rPr>
               <w:br/>
+            </w:r>
+            <w:proofErr w:type="spellStart"/>
+            <w:r>
+              <w:rPr>
+                <w:rFonts w:ascii="Arial" w:hAnsi="Arial" w:cs="Arial"/>
+                <w:sz w:val="22"/>
+                <w:szCs w:val="22"/>
+                <w:lang w:val="en-GB"/>
+              </w:rPr>
               <w:t>00D6</w:t>
             </w:r>
+            <w:proofErr w:type="spellEnd"/>
           </w:p>
         </w:tc>
         <w:tc>
@@ -8377,8 +8806,18 @@
                 <w:lang w:val="en-GB"/>
               </w:rPr>
               <w:br/>
+            </w:r>
+            <w:proofErr w:type="spellStart"/>
+            <w:r>
+              <w:rPr>
+                <w:rFonts w:ascii="Arial" w:hAnsi="Arial" w:cs="Arial"/>
+                <w:sz w:val="22"/>
+                <w:szCs w:val="22"/>
+                <w:lang w:val="en-GB"/>
+              </w:rPr>
               <w:t>006C</w:t>
             </w:r>
+            <w:proofErr w:type="spellEnd"/>
           </w:p>
         </w:tc>
         <w:tc>
@@ -8420,8 +8859,18 @@
                 <w:lang w:val="en-GB"/>
               </w:rPr>
               <w:br/>
+            </w:r>
+            <w:proofErr w:type="spellStart"/>
+            <w:r>
+              <w:rPr>
+                <w:rFonts w:ascii="Arial" w:hAnsi="Arial" w:cs="Arial"/>
+                <w:sz w:val="22"/>
+                <w:szCs w:val="22"/>
+                <w:lang w:val="en-GB"/>
+              </w:rPr>
               <w:t>00F6</w:t>
             </w:r>
+            <w:proofErr w:type="spellEnd"/>
           </w:p>
         </w:tc>
         <w:bookmarkStart w:id="34" w:name="_MCCTEMPBM_CRPT01490037___7"/>
@@ -8627,8 +9076,18 @@
                 <w:lang w:val="en-GB"/>
               </w:rPr>
               <w:br/>
+            </w:r>
+            <w:proofErr w:type="spellStart"/>
+            <w:r>
+              <w:rPr>
+                <w:rFonts w:ascii="Arial" w:hAnsi="Arial" w:cs="Arial"/>
+                <w:sz w:val="22"/>
+                <w:szCs w:val="22"/>
+                <w:lang w:val="en-GB"/>
+              </w:rPr>
               <w:t>000D</w:t>
             </w:r>
+            <w:proofErr w:type="spellEnd"/>
           </w:p>
         </w:tc>
         <w:tc>
@@ -8670,8 +9129,18 @@
                 <w:lang w:val="en-GB"/>
               </w:rPr>
               <w:br/>
+            </w:r>
+            <w:proofErr w:type="spellStart"/>
+            <w:r>
+              <w:rPr>
+                <w:rFonts w:ascii="Arial" w:hAnsi="Arial" w:cs="Arial"/>
+                <w:sz w:val="22"/>
+                <w:szCs w:val="22"/>
+                <w:lang w:val="en-GB"/>
+              </w:rPr>
               <w:t>00E6</w:t>
             </w:r>
+            <w:proofErr w:type="spellEnd"/>
           </w:p>
         </w:tc>
         <w:tc>
@@ -8713,8 +9182,18 @@
                 <w:lang w:val="en-GB"/>
               </w:rPr>
               <w:br/>
+            </w:r>
+            <w:proofErr w:type="spellStart"/>
+            <w:r>
+              <w:rPr>
+                <w:rFonts w:ascii="Arial" w:hAnsi="Arial" w:cs="Arial"/>
+                <w:sz w:val="22"/>
+                <w:szCs w:val="22"/>
+                <w:lang w:val="en-GB"/>
+              </w:rPr>
               <w:t>002D</w:t>
             </w:r>
+            <w:proofErr w:type="spellEnd"/>
           </w:p>
         </w:tc>
         <w:tc>
@@ -8756,8 +9235,18 @@
                 <w:lang w:val="en-GB"/>
               </w:rPr>
               <w:br/>
+            </w:r>
+            <w:proofErr w:type="spellStart"/>
+            <w:r>
+              <w:rPr>
+                <w:rFonts w:ascii="Arial" w:hAnsi="Arial" w:cs="Arial"/>
+                <w:sz w:val="22"/>
+                <w:szCs w:val="22"/>
+                <w:lang w:val="en-GB"/>
+              </w:rPr>
               <w:t>003D</w:t>
             </w:r>
+            <w:proofErr w:type="spellEnd"/>
           </w:p>
         </w:tc>
         <w:tc>
@@ -8799,8 +9288,18 @@
                 <w:lang w:val="en-GB"/>
               </w:rPr>
               <w:br/>
+            </w:r>
+            <w:proofErr w:type="spellStart"/>
+            <w:r>
+              <w:rPr>
+                <w:rFonts w:ascii="Arial" w:hAnsi="Arial" w:cs="Arial"/>
+                <w:sz w:val="22"/>
+                <w:szCs w:val="22"/>
+                <w:lang w:val="en-GB"/>
+              </w:rPr>
               <w:t>004D</w:t>
             </w:r>
+            <w:proofErr w:type="spellEnd"/>
           </w:p>
         </w:tc>
         <w:tc>
@@ -8842,8 +9341,18 @@
                 <w:lang w:val="en-GB"/>
               </w:rPr>
               <w:br/>
+            </w:r>
+            <w:proofErr w:type="spellStart"/>
+            <w:r>
+              <w:rPr>
+                <w:rFonts w:ascii="Arial" w:hAnsi="Arial" w:cs="Arial"/>
+                <w:sz w:val="22"/>
+                <w:szCs w:val="22"/>
+                <w:lang w:val="en-GB"/>
+              </w:rPr>
               <w:t>00D1</w:t>
             </w:r>
+            <w:proofErr w:type="spellEnd"/>
           </w:p>
         </w:tc>
         <w:tc>
@@ -8885,8 +9394,18 @@
                 <w:lang w:val="en-GB"/>
               </w:rPr>
               <w:br/>
+            </w:r>
+            <w:proofErr w:type="spellStart"/>
+            <w:r>
+              <w:rPr>
+                <w:rFonts w:ascii="Arial" w:hAnsi="Arial" w:cs="Arial"/>
+                <w:sz w:val="22"/>
+                <w:szCs w:val="22"/>
+                <w:lang w:val="en-GB"/>
+              </w:rPr>
               <w:t>006D</w:t>
             </w:r>
+            <w:proofErr w:type="spellEnd"/>
           </w:p>
         </w:tc>
         <w:tc>
@@ -8928,8 +9447,18 @@
                 <w:lang w:val="en-GB"/>
               </w:rPr>
               <w:br/>
+            </w:r>
+            <w:proofErr w:type="spellStart"/>
+            <w:r>
+              <w:rPr>
+                <w:rFonts w:ascii="Arial" w:hAnsi="Arial" w:cs="Arial"/>
+                <w:sz w:val="22"/>
+                <w:szCs w:val="22"/>
+                <w:lang w:val="en-GB"/>
+              </w:rPr>
               <w:t>00F1</w:t>
             </w:r>
+            <w:proofErr w:type="spellEnd"/>
           </w:p>
         </w:tc>
         <w:bookmarkStart w:id="36" w:name="_MCCTEMPBM_CRPT01490039___7"/>
@@ -9132,8 +9661,18 @@
                 <w:lang w:val="en-GB"/>
               </w:rPr>
               <w:br/>
+            </w:r>
+            <w:proofErr w:type="spellStart"/>
+            <w:r>
+              <w:rPr>
+                <w:rFonts w:ascii="Arial" w:hAnsi="Arial" w:cs="Arial"/>
+                <w:sz w:val="22"/>
+                <w:szCs w:val="22"/>
+                <w:lang w:val="en-GB"/>
+              </w:rPr>
               <w:t>00C5</w:t>
             </w:r>
+            <w:proofErr w:type="spellEnd"/>
           </w:p>
         </w:tc>
         <w:tc>
@@ -9175,8 +9714,18 @@
                 <w:lang w:val="en-GB"/>
               </w:rPr>
               <w:br/>
+            </w:r>
+            <w:proofErr w:type="spellStart"/>
+            <w:r>
+              <w:rPr>
+                <w:rFonts w:ascii="Arial" w:hAnsi="Arial" w:cs="Arial"/>
+                <w:sz w:val="22"/>
+                <w:szCs w:val="22"/>
+                <w:lang w:val="en-GB"/>
+              </w:rPr>
               <w:t>00DF</w:t>
             </w:r>
+            <w:proofErr w:type="spellEnd"/>
           </w:p>
         </w:tc>
         <w:tc>
@@ -9218,8 +9767,18 @@
                 <w:lang w:val="en-GB"/>
               </w:rPr>
               <w:br/>
+            </w:r>
+            <w:proofErr w:type="spellStart"/>
+            <w:r>
+              <w:rPr>
+                <w:rFonts w:ascii="Arial" w:hAnsi="Arial" w:cs="Arial"/>
+                <w:sz w:val="22"/>
+                <w:szCs w:val="22"/>
+                <w:lang w:val="en-GB"/>
+              </w:rPr>
               <w:t>002E</w:t>
             </w:r>
+            <w:proofErr w:type="spellEnd"/>
           </w:p>
         </w:tc>
         <w:tc>
@@ -9261,8 +9820,18 @@
                 <w:lang w:val="en-GB"/>
               </w:rPr>
               <w:br/>
+            </w:r>
+            <w:proofErr w:type="spellStart"/>
+            <w:r>
+              <w:rPr>
+                <w:rFonts w:ascii="Arial" w:hAnsi="Arial" w:cs="Arial"/>
+                <w:sz w:val="22"/>
+                <w:szCs w:val="22"/>
+                <w:lang w:val="en-GB"/>
+              </w:rPr>
               <w:t>003E</w:t>
             </w:r>
+            <w:proofErr w:type="spellEnd"/>
           </w:p>
         </w:tc>
         <w:tc>
@@ -9304,8 +9873,18 @@
                 <w:lang w:val="en-GB"/>
               </w:rPr>
               <w:br/>
+            </w:r>
+            <w:proofErr w:type="spellStart"/>
+            <w:r>
+              <w:rPr>
+                <w:rFonts w:ascii="Arial" w:hAnsi="Arial" w:cs="Arial"/>
+                <w:sz w:val="22"/>
+                <w:szCs w:val="22"/>
+                <w:lang w:val="en-GB"/>
+              </w:rPr>
               <w:t>004E</w:t>
             </w:r>
+            <w:proofErr w:type="spellEnd"/>
           </w:p>
         </w:tc>
         <w:tc>
@@ -9347,8 +9926,18 @@
                 <w:lang w:val="en-GB"/>
               </w:rPr>
               <w:br/>
+            </w:r>
+            <w:proofErr w:type="spellStart"/>
+            <w:r>
+              <w:rPr>
+                <w:rFonts w:ascii="Arial" w:hAnsi="Arial" w:cs="Arial"/>
+                <w:sz w:val="22"/>
+                <w:szCs w:val="22"/>
+                <w:lang w:val="en-GB"/>
+              </w:rPr>
               <w:t>00DC</w:t>
             </w:r>
+            <w:proofErr w:type="spellEnd"/>
           </w:p>
         </w:tc>
         <w:tc>
@@ -9433,8 +10022,18 @@
                 <w:lang w:val="en-GB"/>
               </w:rPr>
               <w:br/>
+            </w:r>
+            <w:proofErr w:type="spellStart"/>
+            <w:r>
+              <w:rPr>
+                <w:rFonts w:ascii="Arial" w:hAnsi="Arial" w:cs="Arial"/>
+                <w:sz w:val="22"/>
+                <w:szCs w:val="22"/>
+                <w:lang w:val="en-GB"/>
+              </w:rPr>
               <w:t>00FC</w:t>
             </w:r>
+            <w:proofErr w:type="spellEnd"/>
           </w:p>
         </w:tc>
         <w:bookmarkStart w:id="38" w:name="_MCCTEMPBM_CRPT01490041___7"/>
@@ -9637,8 +10236,18 @@
                 <w:lang w:val="en-GB"/>
               </w:rPr>
               <w:br/>
+            </w:r>
+            <w:proofErr w:type="spellStart"/>
+            <w:r>
+              <w:rPr>
+                <w:rFonts w:ascii="Arial" w:hAnsi="Arial" w:cs="Arial"/>
+                <w:sz w:val="22"/>
+                <w:szCs w:val="22"/>
+                <w:lang w:val="en-GB"/>
+              </w:rPr>
               <w:t>00E5</w:t>
             </w:r>
+            <w:proofErr w:type="spellEnd"/>
           </w:p>
         </w:tc>
         <w:tc>
@@ -9680,8 +10289,18 @@
                 <w:lang w:val="en-GB"/>
               </w:rPr>
               <w:br/>
+            </w:r>
+            <w:proofErr w:type="spellStart"/>
+            <w:r>
+              <w:rPr>
+                <w:rFonts w:ascii="Arial" w:hAnsi="Arial" w:cs="Arial"/>
+                <w:sz w:val="22"/>
+                <w:szCs w:val="22"/>
+                <w:lang w:val="en-GB"/>
+              </w:rPr>
               <w:t>00C9</w:t>
             </w:r>
+            <w:proofErr w:type="spellEnd"/>
           </w:p>
         </w:tc>
         <w:tc>
@@ -9723,8 +10342,18 @@
                 <w:lang w:val="en-GB"/>
               </w:rPr>
               <w:br/>
+            </w:r>
+            <w:proofErr w:type="spellStart"/>
+            <w:r>
+              <w:rPr>
+                <w:rFonts w:ascii="Arial" w:hAnsi="Arial" w:cs="Arial"/>
+                <w:sz w:val="22"/>
+                <w:szCs w:val="22"/>
+                <w:lang w:val="en-GB"/>
+              </w:rPr>
               <w:t>002F</w:t>
             </w:r>
+            <w:proofErr w:type="spellEnd"/>
           </w:p>
         </w:tc>
         <w:tc>
@@ -9766,8 +10395,18 @@
                 <w:lang w:val="en-GB"/>
               </w:rPr>
               <w:br/>
+            </w:r>
+            <w:proofErr w:type="spellStart"/>
+            <w:r>
+              <w:rPr>
+                <w:rFonts w:ascii="Arial" w:hAnsi="Arial" w:cs="Arial"/>
+                <w:sz w:val="22"/>
+                <w:szCs w:val="22"/>
+                <w:lang w:val="en-GB"/>
+              </w:rPr>
               <w:t>003F</w:t>
             </w:r>
+            <w:proofErr w:type="spellEnd"/>
           </w:p>
         </w:tc>
         <w:tc>
@@ -9809,8 +10448,18 @@
                 <w:lang w:val="en-GB"/>
               </w:rPr>
               <w:br/>
+            </w:r>
+            <w:proofErr w:type="spellStart"/>
+            <w:r>
+              <w:rPr>
+                <w:rFonts w:ascii="Arial" w:hAnsi="Arial" w:cs="Arial"/>
+                <w:sz w:val="22"/>
+                <w:szCs w:val="22"/>
+                <w:lang w:val="en-GB"/>
+              </w:rPr>
               <w:t>004F</w:t>
             </w:r>
+            <w:proofErr w:type="spellEnd"/>
           </w:p>
         </w:tc>
         <w:tc>
@@ -9852,8 +10501,18 @@
                 <w:lang w:val="en-GB"/>
               </w:rPr>
               <w:br/>
+            </w:r>
+            <w:proofErr w:type="spellStart"/>
+            <w:r>
+              <w:rPr>
+                <w:rFonts w:ascii="Arial" w:hAnsi="Arial" w:cs="Arial"/>
+                <w:sz w:val="22"/>
+                <w:szCs w:val="22"/>
+                <w:lang w:val="en-GB"/>
+              </w:rPr>
               <w:t>00A7</w:t>
             </w:r>
+            <w:proofErr w:type="spellEnd"/>
           </w:p>
         </w:tc>
         <w:tc>
@@ -9895,8 +10554,18 @@
                 <w:lang w:val="en-GB"/>
               </w:rPr>
               <w:br/>
+            </w:r>
+            <w:proofErr w:type="spellStart"/>
+            <w:r>
+              <w:rPr>
+                <w:rFonts w:ascii="Arial" w:hAnsi="Arial" w:cs="Arial"/>
+                <w:sz w:val="22"/>
+                <w:szCs w:val="22"/>
+                <w:lang w:val="en-GB"/>
+              </w:rPr>
               <w:t>006F</w:t>
             </w:r>
+            <w:proofErr w:type="spellEnd"/>
           </w:p>
         </w:tc>
         <w:tc>
@@ -9938,8 +10607,18 @@
                 <w:lang w:val="en-GB"/>
               </w:rPr>
               <w:br/>
+            </w:r>
+            <w:proofErr w:type="spellStart"/>
+            <w:r>
+              <w:rPr>
+                <w:rFonts w:ascii="Arial" w:hAnsi="Arial" w:cs="Arial"/>
+                <w:sz w:val="22"/>
+                <w:szCs w:val="22"/>
+                <w:lang w:val="en-GB"/>
+              </w:rPr>
               <w:t>00E0</w:t>
             </w:r>
+            <w:proofErr w:type="spellEnd"/>
           </w:p>
         </w:tc>
         <w:bookmarkStart w:id="40" w:name="_MCCTEMPBM_CRPT01490043___7"/>
@@ -10008,16 +10687,16 @@
                 <w:lang w:val="en-GB"/>
               </w:rPr>
               <w:br/>
-              <w:t>Note that &lt;SS</w:t>
-            </w:r>
-            <w:proofErr w:type="gramStart"/>
-            <w:r>
-              <w:rPr>
-                <w:lang w:val="en-GB"/>
-              </w:rPr>
-              <w:t>2,CR</w:t>
-            </w:r>
-            <w:proofErr w:type="gramEnd"/>
+              <w:t>Note that &lt;</w:t>
+            </w:r>
+            <w:proofErr w:type="spellStart"/>
+            <w:r>
+              <w:rPr>
+                <w:lang w:val="en-GB"/>
+              </w:rPr>
+              <w:t>SS2,CR</w:t>
+            </w:r>
+            <w:proofErr w:type="spellEnd"/>
             <w:r>
               <w:rPr>
                 <w:lang w:val="en-GB"/>
@@ -10037,10 +10716,26 @@
               <w:t xml:space="preserve">, </w:t>
             </w:r>
             <w:r>
-              <w:t>and that “CR” is a filler</w:t>
-            </w:r>
-            <w:r>
-              <w:t xml:space="preserve"> if </w:t>
+              <w:t xml:space="preserve">and </w:t>
+            </w:r>
+            <w:proofErr w:type="spellStart"/>
+            <w:r>
+              <w:t>that</w:t>
+            </w:r>
+            <w:proofErr w:type="spellEnd"/>
+            <w:r>
+              <w:t xml:space="preserve"> “CR” is a filler</w:t>
+            </w:r>
+            <w:r>
+              <w:t xml:space="preserve"> </w:t>
+            </w:r>
+            <w:proofErr w:type="spellStart"/>
+            <w:r>
+              <w:t>if</w:t>
+            </w:r>
+            <w:proofErr w:type="spellEnd"/>
+            <w:r>
+              <w:t xml:space="preserve"> </w:t>
             </w:r>
             <w:r>
               <w:t>at text end</w:t>
@@ -10048,12 +10743,14 @@
             <w:r>
               <w:t xml:space="preserve">, </w:t>
             </w:r>
+            <w:proofErr w:type="spellStart"/>
             <w:r>
               <w:t>otherw</w:t>
             </w:r>
             <w:r>
               <w:t>ise</w:t>
             </w:r>
+            <w:proofErr w:type="spellEnd"/>
             <w:r>
               <w:t xml:space="preserve"> it</w:t>
             </w:r>
@@ -10071,11 +10768,19 @@
                 <w:lang w:val="en-GB"/>
               </w:rPr>
             </w:pPr>
-            <w:r>
-              <w:rPr>
-                <w:lang w:val="en-GB"/>
-              </w:rPr>
-              <w:t>SS2:</w:t>
+            <w:proofErr w:type="spellStart"/>
+            <w:r>
+              <w:rPr>
+                <w:lang w:val="en-GB"/>
+              </w:rPr>
+              <w:t>SS2</w:t>
+            </w:r>
+            <w:proofErr w:type="spellEnd"/>
+            <w:r>
+              <w:rPr>
+                <w:lang w:val="en-GB"/>
+              </w:rPr>
+              <w:t>:</w:t>
             </w:r>
             <w:r>
               <w:rPr>
@@ -10124,7 +10829,21 @@
               <w:rPr>
                 <w:lang w:val="en-GB"/>
               </w:rPr>
-              <w:t xml:space="preserve"> (0x00)</w:t>
+              <w:t xml:space="preserve"> (</w:t>
+            </w:r>
+            <w:proofErr w:type="spellStart"/>
+            <w:r>
+              <w:rPr>
+                <w:lang w:val="en-GB"/>
+              </w:rPr>
+              <w:t>0x00</w:t>
+            </w:r>
+            <w:proofErr w:type="spellEnd"/>
+            <w:r>
+              <w:rPr>
+                <w:lang w:val="en-GB"/>
+              </w:rPr>
+              <w:t>)</w:t>
             </w:r>
             <w:r>
               <w:rPr>
@@ -10143,7 +10862,35 @@
                 <w:lang w:val="en-GB"/>
               </w:rPr>
               <w:br/>
-              <w:t>When splitting a message text into submessages, there should be no cut right after an SS2.</w:t>
+              <w:t xml:space="preserve">When splitting a message text into </w:t>
+            </w:r>
+            <w:proofErr w:type="spellStart"/>
+            <w:r>
+              <w:rPr>
+                <w:lang w:val="en-GB"/>
+              </w:rPr>
+              <w:t>submessages</w:t>
+            </w:r>
+            <w:proofErr w:type="spellEnd"/>
+            <w:r>
+              <w:rPr>
+                <w:lang w:val="en-GB"/>
+              </w:rPr>
+              <w:t xml:space="preserve">, there should be no cut right after an </w:t>
+            </w:r>
+            <w:proofErr w:type="spellStart"/>
+            <w:r>
+              <w:rPr>
+                <w:lang w:val="en-GB"/>
+              </w:rPr>
+              <w:t>SS2</w:t>
+            </w:r>
+            <w:proofErr w:type="spellEnd"/>
+            <w:r>
+              <w:rPr>
+                <w:lang w:val="en-GB"/>
+              </w:rPr>
+              <w:t>.</w:t>
             </w:r>
           </w:p>
           <w:p>
@@ -10157,8 +10904,16 @@
               <w:rPr>
                 <w:lang w:val="en-GB"/>
               </w:rPr>
-              <w:t>LF, CR, SS2</w:t>
-            </w:r>
+              <w:t xml:space="preserve">LF, CR, </w:t>
+            </w:r>
+            <w:proofErr w:type="spellStart"/>
+            <w:r>
+              <w:rPr>
+                <w:lang w:val="en-GB"/>
+              </w:rPr>
+              <w:t>SS2</w:t>
+            </w:r>
+            <w:proofErr w:type="spellEnd"/>
             <w:r>
               <w:rPr>
                 <w:lang w:val="en-GB"/>
@@ -10248,18 +11003,7 @@
           <w:lang w:val="en-GB"/>
         </w:rPr>
         <w:tab/>
-      </w:r>
-      <w:r>
-        <w:rPr>
-          <w:lang w:val="en-GB"/>
-        </w:rPr>
-        <w:t>SMS/CBS</w:t>
-      </w:r>
-      <w:r>
-        <w:rPr>
-          <w:lang w:val="en-GB"/>
-        </w:rPr>
-        <w:t xml:space="preserve"> 7</w:t>
+        <w:t>7</w:t>
       </w:r>
       <w:r>
         <w:rPr>
@@ -10301,7 +11045,21 @@
         <w:rPr>
           <w:lang w:val="en-GB"/>
         </w:rPr>
-        <w:t xml:space="preserve"> (0x00)</w:t>
+        <w:t xml:space="preserve"> (</w:t>
+      </w:r>
+      <w:proofErr w:type="spellStart"/>
+      <w:r>
+        <w:rPr>
+          <w:lang w:val="en-GB"/>
+        </w:rPr>
+        <w:t>0x00</w:t>
+      </w:r>
+      <w:proofErr w:type="spellEnd"/>
+      <w:r>
+        <w:rPr>
+          <w:lang w:val="en-GB"/>
+        </w:rPr>
+        <w:t>)</w:t>
       </w:r>
       <w:r>
         <w:rPr>
@@ -10319,7 +11077,21 @@
         <w:rPr>
           <w:lang w:val="en-GB"/>
         </w:rPr>
-        <w:t xml:space="preserve"> (SS2)</w:t>
+        <w:t xml:space="preserve"> (</w:t>
+      </w:r>
+      <w:proofErr w:type="spellStart"/>
+      <w:r>
+        <w:rPr>
+          <w:lang w:val="en-GB"/>
+        </w:rPr>
+        <w:t>SS2</w:t>
+      </w:r>
+      <w:proofErr w:type="spellEnd"/>
+      <w:r>
+        <w:rPr>
+          <w:lang w:val="en-GB"/>
+        </w:rPr>
+        <w:t>)</w:t>
       </w:r>
       <w:r>
         <w:rPr>
@@ -10328,6 +11100,12 @@
         <w:t xml:space="preserve"> table</w:t>
       </w:r>
       <w:bookmarkEnd w:id="42"/>
+      <w:r>
+        <w:rPr>
+          <w:lang w:val="en-GB"/>
+        </w:rPr>
+        <w:t>; deprecated</w:t>
+      </w:r>
     </w:p>
     <w:p>
       <w:pPr>
@@ -10344,7 +11122,7 @@
           <w:szCs w:val="22"/>
           <w:lang w:val="en-GB"/>
         </w:rPr>
-        <w:t>The table below is deprecated and should be used only where it is explicitly required in this document</w:t>
+        <w:t>The table below is deprecated and should be used only</w:t>
       </w:r>
       <w:r>
         <w:rPr>
@@ -10352,8 +11130,18 @@
           <w:szCs w:val="22"/>
           <w:lang w:val="en-GB"/>
         </w:rPr>
-        <w:t xml:space="preserve"> or for USSD</w:t>
+        <w:t xml:space="preserve"> for </w:t>
       </w:r>
+      <w:proofErr w:type="spellStart"/>
+      <w:r>
+        <w:rPr>
+          <w:sz w:val="22"/>
+          <w:szCs w:val="22"/>
+          <w:lang w:val="en-GB"/>
+        </w:rPr>
+        <w:t>USSD</w:t>
+      </w:r>
+      <w:proofErr w:type="spellEnd"/>
       <w:r>
         <w:rPr>
           <w:sz w:val="22"/>
@@ -10392,7 +11180,25 @@
           <w:szCs w:val="22"/>
           <w:lang w:val="en-GB"/>
         </w:rPr>
-        <w:t xml:space="preserve"> alphabet (0x10) </w:t>
+        <w:t xml:space="preserve"> alphabet (</w:t>
+      </w:r>
+      <w:proofErr w:type="spellStart"/>
+      <w:r>
+        <w:rPr>
+          <w:sz w:val="22"/>
+          <w:szCs w:val="22"/>
+          <w:lang w:val="en-GB"/>
+        </w:rPr>
+        <w:t>0x10</w:t>
+      </w:r>
+      <w:proofErr w:type="spellEnd"/>
+      <w:r>
+        <w:rPr>
+          <w:sz w:val="22"/>
+          <w:szCs w:val="22"/>
+          <w:lang w:val="en-GB"/>
+        </w:rPr>
+        <w:t xml:space="preserve">) </w:t>
       </w:r>
       <w:r>
         <w:rPr>
@@ -10531,6 +11337,7 @@
                 <w:lang w:val="en-GB"/>
               </w:rPr>
             </w:pPr>
+            <w:proofErr w:type="spellStart"/>
             <w:r>
               <w:rPr>
                 <w:rFonts w:ascii="Courier" w:hAnsi="Courier"/>
@@ -10542,6 +11349,7 @@
               </w:rPr>
               <w:t>b7</w:t>
             </w:r>
+            <w:proofErr w:type="spellEnd"/>
           </w:p>
         </w:tc>
         <w:tc>
@@ -10887,6 +11695,7 @@
                 <w:lang w:val="en-GB"/>
               </w:rPr>
             </w:pPr>
+            <w:proofErr w:type="spellStart"/>
             <w:r>
               <w:rPr>
                 <w:rFonts w:ascii="Courier" w:hAnsi="Courier"/>
@@ -10898,6 +11707,7 @@
               </w:rPr>
               <w:t>b6</w:t>
             </w:r>
+            <w:proofErr w:type="spellEnd"/>
           </w:p>
         </w:tc>
         <w:tc>
@@ -11243,6 +12053,7 @@
                 <w:lang w:val="en-GB"/>
               </w:rPr>
             </w:pPr>
+            <w:proofErr w:type="spellStart"/>
             <w:r>
               <w:rPr>
                 <w:rFonts w:ascii="Courier" w:hAnsi="Courier"/>
@@ -11254,6 +12065,7 @@
               </w:rPr>
               <w:t>b5</w:t>
             </w:r>
+            <w:proofErr w:type="spellEnd"/>
           </w:p>
         </w:tc>
         <w:tc>
@@ -11528,6 +12340,7 @@
             </w:pPr>
             <w:bookmarkStart w:id="49" w:name="_MCCTEMPBM_CRPT01490051___4" w:colFirst="0" w:colLast="11"/>
             <w:bookmarkEnd w:id="47"/>
+            <w:proofErr w:type="spellStart"/>
             <w:r>
               <w:rPr>
                 <w:rFonts w:ascii="Courier" w:hAnsi="Courier"/>
@@ -11539,6 +12352,7 @@
               </w:rPr>
               <w:t>b4</w:t>
             </w:r>
+            <w:proofErr w:type="spellEnd"/>
           </w:p>
         </w:tc>
         <w:tc>
@@ -11562,6 +12376,7 @@
                 <w:lang w:val="en-GB"/>
               </w:rPr>
             </w:pPr>
+            <w:proofErr w:type="spellStart"/>
             <w:r>
               <w:rPr>
                 <w:rFonts w:ascii="Courier" w:hAnsi="Courier"/>
@@ -11573,6 +12388,7 @@
               </w:rPr>
               <w:t>b3</w:t>
             </w:r>
+            <w:proofErr w:type="spellEnd"/>
           </w:p>
         </w:tc>
         <w:tc>
@@ -11596,6 +12412,7 @@
                 <w:lang w:val="en-GB"/>
               </w:rPr>
             </w:pPr>
+            <w:proofErr w:type="spellStart"/>
             <w:r>
               <w:rPr>
                 <w:rFonts w:ascii="Courier" w:hAnsi="Courier"/>
@@ -11607,6 +12424,7 @@
               </w:rPr>
               <w:t>b2</w:t>
             </w:r>
+            <w:proofErr w:type="spellEnd"/>
           </w:p>
         </w:tc>
         <w:tc>
@@ -11630,6 +12448,7 @@
                 <w:lang w:val="en-GB"/>
               </w:rPr>
             </w:pPr>
+            <w:proofErr w:type="spellStart"/>
             <w:r>
               <w:rPr>
                 <w:rFonts w:ascii="Courier" w:hAnsi="Courier"/>
@@ -11641,6 +12460,7 @@
               </w:rPr>
               <w:t>b1</w:t>
             </w:r>
+            <w:proofErr w:type="spellEnd"/>
           </w:p>
         </w:tc>
         <w:tc>
@@ -11665,6 +12485,7 @@
                 <w:lang w:val="en-GB"/>
               </w:rPr>
             </w:pPr>
+            <w:proofErr w:type="spellStart"/>
             <w:r>
               <w:rPr>
                 <w:rFonts w:ascii="Courier" w:hAnsi="Courier"/>
@@ -11674,6 +12495,7 @@
               </w:rPr>
               <w:t>1B</w:t>
             </w:r>
+            <w:proofErr w:type="spellEnd"/>
           </w:p>
         </w:tc>
         <w:tc>
@@ -12247,8 +13069,18 @@
                 <w:lang w:val="en-GB"/>
               </w:rPr>
               <w:br/>
+            </w:r>
+            <w:proofErr w:type="spellStart"/>
+            <w:r>
+              <w:rPr>
+                <w:rFonts w:ascii="Arial" w:hAnsi="Arial" w:cs="Arial"/>
+                <w:sz w:val="22"/>
+                <w:szCs w:val="22"/>
+                <w:lang w:val="en-GB"/>
+              </w:rPr>
               <w:t>007C</w:t>
             </w:r>
+            <w:proofErr w:type="spellEnd"/>
           </w:p>
         </w:tc>
         <w:tc>
@@ -13733,8 +14565,18 @@
                 <w:lang w:val="en-GB"/>
               </w:rPr>
               <w:br/>
+            </w:r>
+            <w:proofErr w:type="spellStart"/>
+            <w:r>
+              <w:rPr>
+                <w:rFonts w:ascii="Arial" w:hAnsi="Arial" w:cs="Arial"/>
+                <w:sz w:val="22"/>
+                <w:szCs w:val="22"/>
+                <w:lang w:val="en-GB"/>
+              </w:rPr>
               <w:t>005E</w:t>
             </w:r>
+            <w:proofErr w:type="spellEnd"/>
           </w:p>
         </w:tc>
         <w:tc>
@@ -14260,8 +15102,18 @@
                 <w:lang w:val="en-GB"/>
               </w:rPr>
               <w:br/>
+            </w:r>
+            <w:proofErr w:type="spellStart"/>
+            <w:r>
+              <w:rPr>
+                <w:rFonts w:ascii="Arial" w:hAnsi="Arial" w:cs="Arial"/>
+                <w:sz w:val="22"/>
+                <w:szCs w:val="22"/>
+                <w:lang w:val="en-GB"/>
+              </w:rPr>
               <w:t>20AC</w:t>
             </w:r>
+            <w:proofErr w:type="spellEnd"/>
           </w:p>
         </w:tc>
         <w:tc>
@@ -15311,8 +16163,18 @@
                 <w:lang w:val="en-GB"/>
               </w:rPr>
               <w:br/>
+            </w:r>
+            <w:proofErr w:type="spellStart"/>
+            <w:r>
+              <w:rPr>
+                <w:rFonts w:ascii="Arial" w:hAnsi="Arial" w:cs="Arial"/>
+                <w:sz w:val="22"/>
+                <w:szCs w:val="22"/>
+                <w:lang w:val="en-GB"/>
+              </w:rPr>
               <w:t>007B</w:t>
             </w:r>
+            <w:proofErr w:type="spellEnd"/>
           </w:p>
         </w:tc>
         <w:tc>
@@ -15708,8 +16570,18 @@
                 <w:lang w:val="en-GB"/>
               </w:rPr>
               <w:br/>
+            </w:r>
+            <w:proofErr w:type="spellStart"/>
+            <w:r>
+              <w:rPr>
+                <w:rFonts w:ascii="Arial" w:hAnsi="Arial" w:cs="Arial"/>
+                <w:sz w:val="22"/>
+                <w:szCs w:val="22"/>
+                <w:lang w:val="en-GB"/>
+              </w:rPr>
               <w:t>007D</w:t>
             </w:r>
+            <w:proofErr w:type="spellEnd"/>
           </w:p>
         </w:tc>
         <w:tc>
@@ -16056,8 +16928,18 @@
                 <w:lang w:val="en-GB"/>
               </w:rPr>
               <w:br/>
+            </w:r>
+            <w:proofErr w:type="spellStart"/>
+            <w:r>
+              <w:rPr>
+                <w:rFonts w:ascii="Arial" w:hAnsi="Arial" w:cs="Arial"/>
+                <w:sz w:val="22"/>
+                <w:szCs w:val="22"/>
+                <w:lang w:val="en-GB"/>
+              </w:rPr>
               <w:t>000C</w:t>
             </w:r>
+            <w:proofErr w:type="spellEnd"/>
           </w:p>
         </w:tc>
         <w:tc>
@@ -16463,6 +17345,7 @@
                 <w:lang w:val="en-GB"/>
               </w:rPr>
             </w:pPr>
+            <w:proofErr w:type="spellStart"/>
             <w:r>
               <w:rPr>
                 <w:rFonts w:ascii="Arial" w:hAnsi="Arial" w:cs="Arial"/>
@@ -16474,6 +17357,7 @@
               </w:rPr>
               <w:t>SS3</w:t>
             </w:r>
+            <w:proofErr w:type="spellEnd"/>
             <w:r>
               <w:rPr>
                 <w:rFonts w:ascii="Arial" w:hAnsi="Arial" w:cs="Arial"/>
@@ -16939,8 +17823,18 @@
                 <w:lang w:val="en-GB"/>
               </w:rPr>
               <w:br/>
+            </w:r>
+            <w:proofErr w:type="spellStart"/>
+            <w:r>
+              <w:rPr>
+                <w:rFonts w:ascii="Arial" w:hAnsi="Arial" w:cs="Arial"/>
+                <w:sz w:val="22"/>
+                <w:szCs w:val="22"/>
+                <w:lang w:val="en-GB"/>
+              </w:rPr>
               <w:t>005B</w:t>
             </w:r>
+            <w:proofErr w:type="spellEnd"/>
           </w:p>
         </w:tc>
         <w:tc>
@@ -17347,8 +18241,18 @@
                 <w:lang w:val="en-GB"/>
               </w:rPr>
               <w:br/>
+            </w:r>
+            <w:proofErr w:type="spellStart"/>
+            <w:r>
+              <w:rPr>
+                <w:rFonts w:ascii="Arial" w:hAnsi="Arial" w:cs="Arial"/>
+                <w:sz w:val="22"/>
+                <w:szCs w:val="22"/>
+                <w:lang w:val="en-GB"/>
+              </w:rPr>
               <w:t>007E</w:t>
             </w:r>
+            <w:proofErr w:type="spellEnd"/>
           </w:p>
         </w:tc>
         <w:tc>
@@ -17744,8 +18648,18 @@
                 <w:lang w:val="en-GB"/>
               </w:rPr>
               <w:br/>
+            </w:r>
+            <w:proofErr w:type="spellStart"/>
+            <w:r>
+              <w:rPr>
+                <w:rFonts w:ascii="Arial" w:hAnsi="Arial" w:cs="Arial"/>
+                <w:sz w:val="22"/>
+                <w:szCs w:val="22"/>
+                <w:lang w:val="en-GB"/>
+              </w:rPr>
               <w:t>005D</w:t>
             </w:r>
+            <w:proofErr w:type="spellEnd"/>
           </w:p>
         </w:tc>
         <w:tc>
@@ -18115,8 +19029,18 @@
                 <w:lang w:val="en-GB"/>
               </w:rPr>
               <w:br/>
+            </w:r>
+            <w:proofErr w:type="spellStart"/>
+            <w:r>
+              <w:rPr>
+                <w:rFonts w:ascii="Arial" w:hAnsi="Arial" w:cs="Arial"/>
+                <w:sz w:val="22"/>
+                <w:szCs w:val="22"/>
+                <w:lang w:val="en-GB"/>
+              </w:rPr>
               <w:t>005C</w:t>
             </w:r>
+            <w:proofErr w:type="spellEnd"/>
           </w:p>
         </w:tc>
         <w:tc>
@@ -18278,19 +19202,11 @@
                 <w:lang w:val="en-GB"/>
               </w:rPr>
             </w:pPr>
-            <w:proofErr w:type="gramStart"/>
-            <w:r>
-              <w:rPr>
-                <w:lang w:val="en-GB"/>
-              </w:rPr>
-              <w:t>In the event that</w:t>
-            </w:r>
-            <w:proofErr w:type="gramEnd"/>
-            <w:r>
-              <w:rPr>
-                <w:lang w:val="en-GB"/>
-              </w:rPr>
-              <w:t xml:space="preserve"> an MS receives a code where a symbol is not represented in the table </w:t>
+            <w:r>
+              <w:rPr>
+                <w:lang w:val="en-GB"/>
+              </w:rPr>
+              <w:t xml:space="preserve">In the event that an MS receives a code where a symbol is not represented in the table </w:t>
             </w:r>
             <w:r>
               <w:rPr>
@@ -18314,7 +19230,21 @@
               <w:rPr>
                 <w:lang w:val="en-GB"/>
               </w:rPr>
-              <w:t xml:space="preserve"> display the REPLACEMENT CHARACTER (U+FFFD)</w:t>
+              <w:t xml:space="preserve"> display the REPLACEMENT CHARACTER (</w:t>
+            </w:r>
+            <w:proofErr w:type="spellStart"/>
+            <w:r>
+              <w:rPr>
+                <w:lang w:val="en-GB"/>
+              </w:rPr>
+              <w:t>U+FFFD</w:t>
+            </w:r>
+            <w:proofErr w:type="spellEnd"/>
+            <w:r>
+              <w:rPr>
+                <w:lang w:val="en-GB"/>
+              </w:rPr>
+              <w:t>)</w:t>
             </w:r>
             <w:r>
               <w:rPr>
@@ -18326,7 +19256,21 @@
               <w:rPr>
                 <w:lang w:val="en-GB"/>
               </w:rPr>
-              <w:t xml:space="preserve"> but may instead map the SS2 (alone) to SPACE,</w:t>
+              <w:t xml:space="preserve"> but may instead map the </w:t>
+            </w:r>
+            <w:proofErr w:type="spellStart"/>
+            <w:r>
+              <w:rPr>
+                <w:lang w:val="en-GB"/>
+              </w:rPr>
+              <w:t>SS2</w:t>
+            </w:r>
+            <w:proofErr w:type="spellEnd"/>
+            <w:r>
+              <w:rPr>
+                <w:lang w:val="en-GB"/>
+              </w:rPr>
+              <w:t xml:space="preserve"> (alone) to SPACE,</w:t>
             </w:r>
           </w:p>
           <w:p>
@@ -18431,11 +19375,19 @@
                 <w:lang w:val="en-GB"/>
               </w:rPr>
             </w:pPr>
-            <w:r>
-              <w:rPr>
-                <w:lang w:val="en-GB"/>
-              </w:rPr>
-              <w:t>SS3:</w:t>
+            <w:proofErr w:type="spellStart"/>
+            <w:r>
+              <w:rPr>
+                <w:lang w:val="en-GB"/>
+              </w:rPr>
+              <w:t>SS3</w:t>
+            </w:r>
+            <w:proofErr w:type="spellEnd"/>
+            <w:r>
+              <w:rPr>
+                <w:lang w:val="en-GB"/>
+              </w:rPr>
+              <w:t>:</w:t>
             </w:r>
             <w:r>
               <w:rPr>
@@ -18448,8 +19400,16 @@
               <w:rPr>
                 <w:lang w:val="en-GB"/>
               </w:rPr>
-              <w:t>an SS3</w:t>
-            </w:r>
+              <w:t xml:space="preserve">an </w:t>
+            </w:r>
+            <w:proofErr w:type="spellStart"/>
+            <w:r>
+              <w:rPr>
+                <w:lang w:val="en-GB"/>
+              </w:rPr>
+              <w:t>SS3</w:t>
+            </w:r>
+            <w:proofErr w:type="spellEnd"/>
             <w:r>
               <w:rPr>
                 <w:lang w:val="en-GB"/>
@@ -18460,19 +19420,83 @@
               <w:rPr>
                 <w:lang w:val="en-GB"/>
               </w:rPr>
-              <w:t xml:space="preserve"> However, there is no SS3 extension table for alphabets 0x00 to 0x0F.</w:t>
-            </w:r>
-            <w:r>
-              <w:rPr>
-                <w:lang w:val="en-GB"/>
-              </w:rPr>
-              <w:t xml:space="preserve"> On receipt of SS3</w:t>
-            </w:r>
-            <w:r>
-              <w:rPr>
-                <w:lang w:val="en-GB"/>
-              </w:rPr>
-              <w:t>, the SS3 (two 7-bit codes) and the follow</w:t>
+              <w:t xml:space="preserve"> However, there is no </w:t>
+            </w:r>
+            <w:proofErr w:type="spellStart"/>
+            <w:r>
+              <w:rPr>
+                <w:lang w:val="en-GB"/>
+              </w:rPr>
+              <w:t>SS3</w:t>
+            </w:r>
+            <w:proofErr w:type="spellEnd"/>
+            <w:r>
+              <w:rPr>
+                <w:lang w:val="en-GB"/>
+              </w:rPr>
+              <w:t xml:space="preserve"> extension table for alphabets </w:t>
+            </w:r>
+            <w:proofErr w:type="spellStart"/>
+            <w:r>
+              <w:rPr>
+                <w:lang w:val="en-GB"/>
+              </w:rPr>
+              <w:t>0x00</w:t>
+            </w:r>
+            <w:proofErr w:type="spellEnd"/>
+            <w:r>
+              <w:rPr>
+                <w:lang w:val="en-GB"/>
+              </w:rPr>
+              <w:t xml:space="preserve"> to </w:t>
+            </w:r>
+            <w:proofErr w:type="spellStart"/>
+            <w:r>
+              <w:rPr>
+                <w:lang w:val="en-GB"/>
+              </w:rPr>
+              <w:t>0x0F</w:t>
+            </w:r>
+            <w:proofErr w:type="spellEnd"/>
+            <w:r>
+              <w:rPr>
+                <w:lang w:val="en-GB"/>
+              </w:rPr>
+              <w:t>.</w:t>
+            </w:r>
+            <w:r>
+              <w:rPr>
+                <w:lang w:val="en-GB"/>
+              </w:rPr>
+              <w:t xml:space="preserve"> On receipt of </w:t>
+            </w:r>
+            <w:proofErr w:type="spellStart"/>
+            <w:r>
+              <w:rPr>
+                <w:lang w:val="en-GB"/>
+              </w:rPr>
+              <w:t>SS3</w:t>
+            </w:r>
+            <w:proofErr w:type="spellEnd"/>
+            <w:r>
+              <w:rPr>
+                <w:lang w:val="en-GB"/>
+              </w:rPr>
+              <w:t xml:space="preserve">, the </w:t>
+            </w:r>
+            <w:proofErr w:type="spellStart"/>
+            <w:r>
+              <w:rPr>
+                <w:lang w:val="en-GB"/>
+              </w:rPr>
+              <w:t>SS3</w:t>
+            </w:r>
+            <w:proofErr w:type="spellEnd"/>
+            <w:r>
+              <w:rPr>
+                <w:lang w:val="en-GB"/>
+              </w:rPr>
+              <w:t xml:space="preserve"> (two 7-bit codes) and the follow</w:t>
             </w:r>
             <w:r>
               <w:rPr>
@@ -18508,7 +19532,21 @@
               <w:rPr>
                 <w:lang w:val="en-GB"/>
               </w:rPr>
-              <w:t>, though the SS3 (itself) may instead be mapped to SPACE</w:t>
+              <w:t xml:space="preserve">, though the </w:t>
+            </w:r>
+            <w:proofErr w:type="spellStart"/>
+            <w:r>
+              <w:rPr>
+                <w:lang w:val="en-GB"/>
+              </w:rPr>
+              <w:t>SS3</w:t>
+            </w:r>
+            <w:proofErr w:type="spellEnd"/>
+            <w:r>
+              <w:rPr>
+                <w:lang w:val="en-GB"/>
+              </w:rPr>
+              <w:t xml:space="preserve"> (itself) may instead be mapped to SPACE</w:t>
             </w:r>
             <w:r>
               <w:rPr>
@@ -18548,12 +19586,14 @@
               </w:rPr>
               <w:t xml:space="preserve"> </w:t>
             </w:r>
+            <w:proofErr w:type="spellStart"/>
             <w:r>
               <w:rPr>
                 <w:lang w:val="en-GB"/>
               </w:rPr>
               <w:t>SS3</w:t>
             </w:r>
+            <w:proofErr w:type="spellEnd"/>
             <w:r>
               <w:rPr>
                 <w:lang w:val="en-GB"/>
@@ -18629,6 +19669,7 @@
     <w:p>
       <w:pPr>
         <w:pStyle w:val="Rubrik4"/>
+        <w:ind w:left="1302" w:hanging="1302"/>
         <w:rPr>
           <w:lang w:val="en-GB"/>
         </w:rPr>
@@ -18651,7 +19692,7 @@
           <w:lang w:val="en-GB"/>
         </w:rPr>
         <w:tab/>
-        <w:t>SMS/CBS 7</w:t>
+        <w:t>7</w:t>
       </w:r>
       <w:r>
         <w:rPr>
@@ -18687,7 +19728,21 @@
         <w:rPr>
           <w:lang w:val="en-GB"/>
         </w:rPr>
-        <w:t xml:space="preserve">lphabet (0x00) </w:t>
+        <w:t>lphabet (</w:t>
+      </w:r>
+      <w:proofErr w:type="spellStart"/>
+      <w:r>
+        <w:rPr>
+          <w:lang w:val="en-GB"/>
+        </w:rPr>
+        <w:t>0x00</w:t>
+      </w:r>
+      <w:proofErr w:type="spellEnd"/>
+      <w:r>
+        <w:rPr>
+          <w:lang w:val="en-GB"/>
+        </w:rPr>
+        <w:t xml:space="preserve">) </w:t>
       </w:r>
       <w:r>
         <w:rPr>
@@ -18723,31 +19778,25 @@
         <w:rPr>
           <w:lang w:val="en-GB"/>
         </w:rPr>
+        <w:t>strongly deprecated</w:t>
+      </w:r>
+      <w:r>
+        <w:rPr>
+          <w:lang w:val="en-GB"/>
+        </w:rPr>
+        <w:t xml:space="preserve">; </w:t>
+      </w:r>
+      <w:r>
+        <w:rPr>
+          <w:lang w:val="en-GB"/>
+        </w:rPr>
         <w:br/>
       </w:r>
       <w:r>
         <w:rPr>
           <w:lang w:val="en-GB"/>
         </w:rPr>
-        <w:t xml:space="preserve">SHOULD </w:t>
-      </w:r>
-      <w:r>
-        <w:rPr>
-          <w:lang w:val="en-GB"/>
-        </w:rPr>
-        <w:t>NEVER</w:t>
-      </w:r>
-      <w:r>
-        <w:rPr>
-          <w:lang w:val="en-GB"/>
-        </w:rPr>
-        <w:t xml:space="preserve"> BE USED</w:t>
-      </w:r>
-      <w:r>
-        <w:rPr>
-          <w:lang w:val="en-GB"/>
-        </w:rPr>
-        <w:t xml:space="preserve">; kept here for </w:t>
+        <w:t xml:space="preserve">kept here for </w:t>
       </w:r>
       <w:r>
         <w:rPr>
@@ -18807,6 +19856,7 @@
         </w:rPr>
         <w:t xml:space="preserve">the </w:t>
       </w:r>
+      <w:proofErr w:type="spellStart"/>
       <w:r>
         <w:rPr>
           <w:sz w:val="22"/>
@@ -18815,6 +19865,7 @@
         </w:rPr>
         <w:t>0x00</w:t>
       </w:r>
+      <w:proofErr w:type="spellEnd"/>
       <w:r>
         <w:rPr>
           <w:sz w:val="22"/>
@@ -18837,16 +19888,7 @@
           <w:szCs w:val="22"/>
           <w:lang w:val="en-GB"/>
         </w:rPr>
-        <w:t xml:space="preserve">for all </w:t>
-      </w:r>
-      <w:proofErr w:type="gramStart"/>
-      <w:r>
-        <w:rPr>
-          <w:sz w:val="22"/>
-          <w:szCs w:val="22"/>
-          <w:lang w:val="en-GB"/>
-        </w:rPr>
-        <w:t xml:space="preserve">use, </w:t>
+        <w:t xml:space="preserve">for all use, </w:t>
       </w:r>
       <w:r>
         <w:rPr>
@@ -18854,16 +19896,7 @@
           <w:szCs w:val="22"/>
           <w:lang w:val="en-GB"/>
         </w:rPr>
-        <w:t>but</w:t>
-      </w:r>
-      <w:proofErr w:type="gramEnd"/>
-      <w:r>
-        <w:rPr>
-          <w:sz w:val="22"/>
-          <w:szCs w:val="22"/>
-          <w:lang w:val="en-GB"/>
-        </w:rPr>
-        <w:t xml:space="preserve"> listed here for compatibility with earlier versions.</w:t>
+        <w:t>but listed here for compatibility with earlier versions.</w:t>
       </w:r>
       <w:r>
         <w:rPr>
@@ -18898,7 +19931,27 @@
           <w:u w:val="single"/>
           <w:lang w:val="en-GB"/>
         </w:rPr>
-        <w:t xml:space="preserve"> the Greek alphabet (0x11) </w:t>
+        <w:t xml:space="preserve"> the Greek alphabet (</w:t>
+      </w:r>
+      <w:proofErr w:type="spellStart"/>
+      <w:r>
+        <w:rPr>
+          <w:b/>
+          <w:bCs/>
+          <w:u w:val="single"/>
+          <w:lang w:val="en-GB"/>
+        </w:rPr>
+        <w:t>0x11</w:t>
+      </w:r>
+      <w:proofErr w:type="spellEnd"/>
+      <w:r>
+        <w:rPr>
+          <w:b/>
+          <w:bCs/>
+          <w:u w:val="single"/>
+          <w:lang w:val="en-GB"/>
+        </w:rPr>
+        <w:t xml:space="preserve">) </w:t>
       </w:r>
       <w:r>
         <w:rPr>
@@ -18952,7 +20005,27 @@
           <w:u w:val="single"/>
           <w:lang w:val="en-GB"/>
         </w:rPr>
-        <w:t xml:space="preserve"> (0x00)</w:t>
+        <w:t xml:space="preserve"> (</w:t>
+      </w:r>
+      <w:proofErr w:type="spellStart"/>
+      <w:r>
+        <w:rPr>
+          <w:b/>
+          <w:bCs/>
+          <w:u w:val="single"/>
+          <w:lang w:val="en-GB"/>
+        </w:rPr>
+        <w:t>0x00</w:t>
+      </w:r>
+      <w:proofErr w:type="spellEnd"/>
+      <w:r>
+        <w:rPr>
+          <w:b/>
+          <w:bCs/>
+          <w:u w:val="single"/>
+          <w:lang w:val="en-GB"/>
+        </w:rPr>
+        <w:t>)</w:t>
       </w:r>
       <w:r>
         <w:rPr>
@@ -19070,6 +20143,7 @@
                 <w:lang w:val="en-GB"/>
               </w:rPr>
             </w:pPr>
+            <w:proofErr w:type="spellStart"/>
             <w:r>
               <w:rPr>
                 <w:rFonts w:ascii="Courier" w:hAnsi="Courier"/>
@@ -19081,6 +20155,7 @@
               </w:rPr>
               <w:t>b7</w:t>
             </w:r>
+            <w:proofErr w:type="spellEnd"/>
           </w:p>
         </w:tc>
         <w:tc>
@@ -19409,6 +20484,7 @@
                 <w:lang w:val="en-GB"/>
               </w:rPr>
             </w:pPr>
+            <w:proofErr w:type="spellStart"/>
             <w:r>
               <w:rPr>
                 <w:rFonts w:ascii="Courier" w:hAnsi="Courier"/>
@@ -19420,6 +20496,7 @@
               </w:rPr>
               <w:t>b6</w:t>
             </w:r>
+            <w:proofErr w:type="spellEnd"/>
           </w:p>
         </w:tc>
         <w:tc>
@@ -19748,6 +20825,7 @@
                 <w:lang w:val="en-GB"/>
               </w:rPr>
             </w:pPr>
+            <w:proofErr w:type="spellStart"/>
             <w:r>
               <w:rPr>
                 <w:rFonts w:ascii="Courier" w:hAnsi="Courier"/>
@@ -19759,6 +20837,7 @@
               </w:rPr>
               <w:t>b5</w:t>
             </w:r>
+            <w:proofErr w:type="spellEnd"/>
           </w:p>
         </w:tc>
         <w:tc>
@@ -20019,6 +21098,7 @@
                 <w:lang w:val="en-GB"/>
               </w:rPr>
             </w:pPr>
+            <w:proofErr w:type="spellStart"/>
             <w:r>
               <w:rPr>
                 <w:rFonts w:ascii="Courier" w:hAnsi="Courier"/>
@@ -20030,6 +21110,7 @@
               </w:rPr>
               <w:t>b4</w:t>
             </w:r>
+            <w:proofErr w:type="spellEnd"/>
           </w:p>
         </w:tc>
         <w:tc>
@@ -20051,6 +21132,7 @@
                 <w:lang w:val="en-GB"/>
               </w:rPr>
             </w:pPr>
+            <w:proofErr w:type="spellStart"/>
             <w:r>
               <w:rPr>
                 <w:rFonts w:ascii="Courier" w:hAnsi="Courier"/>
@@ -20062,6 +21144,7 @@
               </w:rPr>
               <w:t>b3</w:t>
             </w:r>
+            <w:proofErr w:type="spellEnd"/>
           </w:p>
         </w:tc>
         <w:tc>
@@ -20083,6 +21166,7 @@
                 <w:lang w:val="en-GB"/>
               </w:rPr>
             </w:pPr>
+            <w:proofErr w:type="spellStart"/>
             <w:r>
               <w:rPr>
                 <w:rFonts w:ascii="Courier" w:hAnsi="Courier"/>
@@ -20094,6 +21178,7 @@
               </w:rPr>
               <w:t>b2</w:t>
             </w:r>
+            <w:proofErr w:type="spellEnd"/>
           </w:p>
         </w:tc>
         <w:tc>
@@ -20115,6 +21200,7 @@
                 <w:lang w:val="en-GB"/>
               </w:rPr>
             </w:pPr>
+            <w:proofErr w:type="spellStart"/>
             <w:r>
               <w:rPr>
                 <w:rFonts w:ascii="Courier" w:hAnsi="Courier"/>
@@ -20126,6 +21212,7 @@
               </w:rPr>
               <w:t>b1</w:t>
             </w:r>
+            <w:proofErr w:type="spellEnd"/>
           </w:p>
         </w:tc>
         <w:tc>
@@ -20151,7 +21238,23 @@
                 <w:rFonts w:ascii="Courier" w:hAnsi="Courier"/>
                 <w:lang w:val="en-GB"/>
               </w:rPr>
-              <w:t>(el)</w:t>
+              <w:t>(</w:t>
+            </w:r>
+            <w:proofErr w:type="spellStart"/>
+            <w:r>
+              <w:rPr>
+                <w:rFonts w:ascii="Courier" w:hAnsi="Courier"/>
+                <w:lang w:val="en-GB"/>
+              </w:rPr>
+              <w:t>el</w:t>
+            </w:r>
+            <w:proofErr w:type="spellEnd"/>
+            <w:r>
+              <w:rPr>
+                <w:rFonts w:ascii="Courier" w:hAnsi="Courier"/>
+                <w:lang w:val="en-GB"/>
+              </w:rPr>
+              <w:t>)</w:t>
             </w:r>
           </w:p>
         </w:tc>
@@ -20767,8 +21870,18 @@
                 <w:lang w:val="en-GB"/>
               </w:rPr>
               <w:br/>
+            </w:r>
+            <w:proofErr w:type="spellStart"/>
+            <w:r>
+              <w:rPr>
+                <w:rFonts w:ascii="Arial" w:hAnsi="Arial" w:cs="Arial"/>
+                <w:sz w:val="22"/>
+                <w:szCs w:val="22"/>
+                <w:lang w:val="en-GB"/>
+              </w:rPr>
               <w:t>00A1</w:t>
             </w:r>
+            <w:proofErr w:type="spellEnd"/>
           </w:p>
         </w:tc>
         <w:tc>
@@ -20811,8 +21924,18 @@
                 <w:lang w:val="en-GB"/>
               </w:rPr>
               <w:br/>
+            </w:r>
+            <w:proofErr w:type="spellStart"/>
+            <w:r>
+              <w:rPr>
+                <w:rFonts w:ascii="Arial" w:hAnsi="Arial" w:cs="Arial"/>
+                <w:sz w:val="22"/>
+                <w:szCs w:val="22"/>
+                <w:lang w:val="en-GB"/>
+              </w:rPr>
               <w:t>03A1</w:t>
             </w:r>
+            <w:proofErr w:type="spellEnd"/>
           </w:p>
         </w:tc>
         <w:tc>
@@ -20854,8 +21977,18 @@
                 <w:lang w:val="en-GB"/>
               </w:rPr>
               <w:br/>
+            </w:r>
+            <w:proofErr w:type="spellStart"/>
+            <w:r>
+              <w:rPr>
+                <w:rFonts w:ascii="Arial" w:hAnsi="Arial" w:cs="Arial"/>
+                <w:sz w:val="22"/>
+                <w:szCs w:val="22"/>
+                <w:lang w:val="en-GB"/>
+              </w:rPr>
               <w:t>00BF</w:t>
             </w:r>
+            <w:proofErr w:type="spellEnd"/>
           </w:p>
         </w:tc>
         <w:tc>
@@ -21097,8 +22230,18 @@
                 <w:lang w:val="en-GB"/>
               </w:rPr>
               <w:br/>
+            </w:r>
+            <w:proofErr w:type="spellStart"/>
+            <w:r>
+              <w:rPr>
+                <w:rFonts w:ascii="Arial" w:hAnsi="Arial" w:cs="Arial"/>
+                <w:sz w:val="22"/>
+                <w:szCs w:val="22"/>
+                <w:lang w:val="en-GB"/>
+              </w:rPr>
               <w:t>00A3</w:t>
             </w:r>
+            <w:proofErr w:type="spellEnd"/>
           </w:p>
         </w:tc>
         <w:tc>
@@ -21140,8 +22283,18 @@
                 <w:lang w:val="en-GB"/>
               </w:rPr>
               <w:br/>
+            </w:r>
+            <w:proofErr w:type="spellStart"/>
+            <w:r>
+              <w:rPr>
+                <w:rFonts w:ascii="Arial" w:hAnsi="Arial" w:cs="Arial"/>
+                <w:sz w:val="22"/>
+                <w:szCs w:val="22"/>
+                <w:lang w:val="en-GB"/>
+              </w:rPr>
               <w:t>005F</w:t>
             </w:r>
+            <w:proofErr w:type="spellEnd"/>
           </w:p>
         </w:tc>
         <w:tc>
@@ -21643,8 +22796,18 @@
                 <w:lang w:val="en-GB"/>
               </w:rPr>
               <w:br/>
+            </w:r>
+            <w:proofErr w:type="spellStart"/>
+            <w:r>
+              <w:rPr>
+                <w:rFonts w:ascii="Arial" w:hAnsi="Arial" w:cs="Arial"/>
+                <w:sz w:val="22"/>
+                <w:szCs w:val="22"/>
+                <w:lang w:val="en-GB"/>
+              </w:rPr>
               <w:t>03A6</w:t>
             </w:r>
+            <w:proofErr w:type="spellEnd"/>
           </w:p>
         </w:tc>
         <w:tc>
@@ -22604,8 +23767,18 @@
                 <w:lang w:val="en-GB"/>
               </w:rPr>
               <w:br/>
+            </w:r>
+            <w:proofErr w:type="spellStart"/>
+            <w:r>
+              <w:rPr>
+                <w:rFonts w:ascii="Arial" w:hAnsi="Arial" w:cs="Arial"/>
+                <w:sz w:val="22"/>
+                <w:szCs w:val="22"/>
+                <w:lang w:val="en-GB"/>
+              </w:rPr>
               <w:t>00E8</w:t>
             </w:r>
+            <w:proofErr w:type="spellEnd"/>
           </w:p>
         </w:tc>
         <w:tc>
@@ -22648,8 +23821,18 @@
                 <w:lang w:val="en-GB"/>
               </w:rPr>
               <w:br/>
+            </w:r>
+            <w:proofErr w:type="spellStart"/>
+            <w:r>
+              <w:rPr>
+                <w:rFonts w:ascii="Arial" w:hAnsi="Arial" w:cs="Arial"/>
+                <w:sz w:val="22"/>
+                <w:szCs w:val="22"/>
+                <w:lang w:val="en-GB"/>
+              </w:rPr>
               <w:t>039B</w:t>
             </w:r>
+            <w:proofErr w:type="spellEnd"/>
           </w:p>
         </w:tc>
         <w:tc>
@@ -22691,8 +23874,18 @@
                 <w:lang w:val="en-GB"/>
               </w:rPr>
               <w:br/>
+            </w:r>
+            <w:proofErr w:type="spellStart"/>
+            <w:r>
+              <w:rPr>
+                <w:rFonts w:ascii="Arial" w:hAnsi="Arial" w:cs="Arial"/>
+                <w:sz w:val="22"/>
+                <w:szCs w:val="22"/>
+                <w:lang w:val="en-GB"/>
+              </w:rPr>
               <w:t>00A4</w:t>
             </w:r>
+            <w:proofErr w:type="spellEnd"/>
           </w:p>
         </w:tc>
         <w:tc>
@@ -22821,8 +24014,18 @@
                 <w:lang w:val="en-GB"/>
               </w:rPr>
               <w:br/>
+            </w:r>
+            <w:proofErr w:type="spellStart"/>
+            <w:r>
+              <w:rPr>
+                <w:rFonts w:ascii="Arial" w:hAnsi="Arial" w:cs="Arial"/>
+                <w:sz w:val="22"/>
+                <w:szCs w:val="22"/>
+                <w:lang w:val="en-GB"/>
+              </w:rPr>
               <w:t>03A4</w:t>
             </w:r>
+            <w:proofErr w:type="spellEnd"/>
           </w:p>
         </w:tc>
         <w:tc>
@@ -23107,8 +24310,18 @@
                 <w:lang w:val="en-GB"/>
               </w:rPr>
               <w:br/>
+            </w:r>
+            <w:proofErr w:type="spellStart"/>
+            <w:r>
+              <w:rPr>
+                <w:rFonts w:ascii="Arial" w:hAnsi="Arial" w:cs="Arial"/>
+                <w:sz w:val="22"/>
+                <w:szCs w:val="22"/>
+                <w:lang w:val="en-GB"/>
+              </w:rPr>
               <w:t>00E9</w:t>
             </w:r>
+            <w:proofErr w:type="spellEnd"/>
           </w:p>
         </w:tc>
         <w:tc>
@@ -23151,8 +24364,18 @@
                 <w:lang w:val="en-GB"/>
               </w:rPr>
               <w:br/>
+            </w:r>
+            <w:proofErr w:type="spellStart"/>
+            <w:r>
+              <w:rPr>
+                <w:rFonts w:ascii="Arial" w:hAnsi="Arial" w:cs="Arial"/>
+                <w:sz w:val="22"/>
+                <w:szCs w:val="22"/>
+                <w:lang w:val="en-GB"/>
+              </w:rPr>
               <w:t>03A9</w:t>
             </w:r>
+            <w:proofErr w:type="spellEnd"/>
           </w:p>
         </w:tc>
         <w:tc>
@@ -23610,8 +24833,18 @@
                 <w:lang w:val="en-GB"/>
               </w:rPr>
               <w:br/>
+            </w:r>
+            <w:proofErr w:type="spellStart"/>
+            <w:r>
+              <w:rPr>
+                <w:rFonts w:ascii="Arial" w:hAnsi="Arial" w:cs="Arial"/>
+                <w:sz w:val="22"/>
+                <w:szCs w:val="22"/>
+                <w:lang w:val="en-GB"/>
+              </w:rPr>
               <w:t>00F9</w:t>
             </w:r>
+            <w:proofErr w:type="spellEnd"/>
           </w:p>
         </w:tc>
         <w:tc>
@@ -23654,8 +24887,18 @@
                 <w:lang w:val="en-GB"/>
               </w:rPr>
               <w:br/>
+            </w:r>
+            <w:proofErr w:type="spellStart"/>
+            <w:r>
+              <w:rPr>
+                <w:rFonts w:ascii="Arial" w:hAnsi="Arial" w:cs="Arial"/>
+                <w:sz w:val="22"/>
+                <w:szCs w:val="22"/>
+                <w:lang w:val="en-GB"/>
+              </w:rPr>
               <w:t>03A0</w:t>
             </w:r>
+            <w:proofErr w:type="spellEnd"/>
           </w:p>
         </w:tc>
         <w:tc>
@@ -24112,8 +25355,18 @@
                 <w:lang w:val="en-GB"/>
               </w:rPr>
               <w:br/>
+            </w:r>
+            <w:proofErr w:type="spellStart"/>
+            <w:r>
+              <w:rPr>
+                <w:rFonts w:ascii="Arial" w:hAnsi="Arial" w:cs="Arial"/>
+                <w:sz w:val="22"/>
+                <w:szCs w:val="22"/>
+                <w:lang w:val="en-GB"/>
+              </w:rPr>
               <w:t>00EC</w:t>
             </w:r>
+            <w:proofErr w:type="spellEnd"/>
           </w:p>
         </w:tc>
         <w:tc>
@@ -24156,8 +25409,18 @@
                 <w:lang w:val="en-GB"/>
               </w:rPr>
               <w:br/>
+            </w:r>
+            <w:proofErr w:type="spellStart"/>
+            <w:r>
+              <w:rPr>
+                <w:rFonts w:ascii="Arial" w:hAnsi="Arial" w:cs="Arial"/>
+                <w:sz w:val="22"/>
+                <w:szCs w:val="22"/>
+                <w:lang w:val="en-GB"/>
+              </w:rPr>
               <w:t>03A8</w:t>
             </w:r>
+            <w:proofErr w:type="spellEnd"/>
           </w:p>
         </w:tc>
         <w:tc>
@@ -24614,8 +25877,18 @@
                 <w:lang w:val="en-GB"/>
               </w:rPr>
               <w:br/>
+            </w:r>
+            <w:proofErr w:type="spellStart"/>
+            <w:r>
+              <w:rPr>
+                <w:rFonts w:ascii="Arial" w:hAnsi="Arial" w:cs="Arial"/>
+                <w:sz w:val="22"/>
+                <w:szCs w:val="22"/>
+                <w:lang w:val="en-GB"/>
+              </w:rPr>
               <w:t>00F2</w:t>
             </w:r>
+            <w:proofErr w:type="spellEnd"/>
           </w:p>
         </w:tc>
         <w:tc>
@@ -24658,8 +25931,18 @@
                 <w:lang w:val="en-GB"/>
               </w:rPr>
               <w:br/>
+            </w:r>
+            <w:proofErr w:type="spellStart"/>
+            <w:r>
+              <w:rPr>
+                <w:rFonts w:ascii="Arial" w:hAnsi="Arial" w:cs="Arial"/>
+                <w:sz w:val="22"/>
+                <w:szCs w:val="22"/>
+                <w:lang w:val="en-GB"/>
+              </w:rPr>
               <w:t>03A3</w:t>
             </w:r>
+            <w:proofErr w:type="spellEnd"/>
           </w:p>
         </w:tc>
         <w:tc>
@@ -24832,8 +26115,18 @@
                 <w:lang w:val="en-GB"/>
               </w:rPr>
               <w:br/>
+            </w:r>
+            <w:proofErr w:type="spellStart"/>
+            <w:r>
+              <w:rPr>
+                <w:rFonts w:ascii="Arial" w:hAnsi="Arial" w:cs="Arial"/>
+                <w:sz w:val="22"/>
+                <w:szCs w:val="22"/>
+                <w:lang w:val="en-GB"/>
+              </w:rPr>
               <w:t>03A7</w:t>
             </w:r>
+            <w:proofErr w:type="spellEnd"/>
           </w:p>
         </w:tc>
         <w:tc>
@@ -25118,8 +26411,18 @@
                 <w:lang w:val="en-GB"/>
               </w:rPr>
               <w:br/>
+            </w:r>
+            <w:proofErr w:type="spellStart"/>
+            <w:r>
+              <w:rPr>
+                <w:rFonts w:ascii="Arial" w:hAnsi="Arial" w:cs="Arial"/>
+                <w:sz w:val="22"/>
+                <w:szCs w:val="22"/>
+                <w:lang w:val="en-GB"/>
+              </w:rPr>
               <w:t>00E7</w:t>
             </w:r>
+            <w:proofErr w:type="spellEnd"/>
           </w:p>
         </w:tc>
         <w:tc>
@@ -25336,32 +26639,43 @@
                 <w:lang w:val="en-GB"/>
               </w:rPr>
               <w:br/>
+            </w:r>
+            <w:proofErr w:type="spellStart"/>
+            <w:r>
+              <w:rPr>
+                <w:rFonts w:ascii="Arial" w:hAnsi="Arial" w:cs="Arial"/>
+                <w:sz w:val="22"/>
+                <w:szCs w:val="22"/>
+                <w:lang w:val="en-GB"/>
+              </w:rPr>
               <w:t>03A5</w:t>
             </w:r>
-          </w:p>
-        </w:tc>
-        <w:tc>
-          <w:tcPr>
-            <w:tcW w:w="0" w:type="auto"/>
-            <w:tcBorders>
-              <w:top w:val="single" w:sz="6" w:space="0" w:color="auto"/>
-              <w:left w:val="single" w:sz="6" w:space="0" w:color="auto"/>
-              <w:bottom w:val="single" w:sz="6" w:space="0" w:color="auto"/>
-              <w:right w:val="single" w:sz="6" w:space="0" w:color="auto"/>
-            </w:tcBorders>
-            <w:vAlign w:val="center"/>
-          </w:tcPr>
-          <w:p>
-            <w:pPr>
-              <w:spacing w:after="0" w:line="240" w:lineRule="auto"/>
-              <w:jc w:val="center"/>
-              <w:rPr>
-                <w:rFonts w:ascii="Courier" w:hAnsi="Courier"/>
-                <w:sz w:val="22"/>
-                <w:szCs w:val="22"/>
-                <w:lang w:val="en-GB"/>
-              </w:rPr>
-            </w:pPr>
+            <w:proofErr w:type="spellEnd"/>
+          </w:p>
+        </w:tc>
+        <w:tc>
+          <w:tcPr>
+            <w:tcW w:w="0" w:type="auto"/>
+            <w:tcBorders>
+              <w:top w:val="single" w:sz="6" w:space="0" w:color="auto"/>
+              <w:left w:val="single" w:sz="6" w:space="0" w:color="auto"/>
+              <w:bottom w:val="single" w:sz="6" w:space="0" w:color="auto"/>
+              <w:right w:val="single" w:sz="6" w:space="0" w:color="auto"/>
+            </w:tcBorders>
+            <w:vAlign w:val="center"/>
+          </w:tcPr>
+          <w:p>
+            <w:pPr>
+              <w:spacing w:after="0" w:line="240" w:lineRule="auto"/>
+              <w:jc w:val="center"/>
+              <w:rPr>
+                <w:rFonts w:ascii="Courier" w:hAnsi="Courier"/>
+                <w:sz w:val="22"/>
+                <w:szCs w:val="22"/>
+                <w:lang w:val="en-GB"/>
+              </w:rPr>
+            </w:pPr>
+            <w:proofErr w:type="spellStart"/>
             <w:r>
               <w:rPr>
                 <w:rFonts w:ascii="Arial" w:hAnsi="Arial" w:cs="Arial"/>
@@ -25371,6 +26685,7 @@
               </w:rPr>
               <w:t>i</w:t>
             </w:r>
+            <w:proofErr w:type="spellEnd"/>
             <w:r>
               <w:rPr>
                 <w:rFonts w:ascii="Arial" w:hAnsi="Arial" w:cs="Arial"/>
@@ -25625,8 +26940,18 @@
                 <w:lang w:val="en-GB"/>
               </w:rPr>
               <w:br/>
+            </w:r>
+            <w:proofErr w:type="spellStart"/>
+            <w:r>
+              <w:rPr>
+                <w:rFonts w:ascii="Arial" w:hAnsi="Arial" w:cs="Arial"/>
+                <w:sz w:val="22"/>
+                <w:szCs w:val="22"/>
+                <w:lang w:val="en-GB"/>
+              </w:rPr>
               <w:t>000A</w:t>
             </w:r>
+            <w:proofErr w:type="spellEnd"/>
           </w:p>
         </w:tc>
         <w:tc>
@@ -25669,8 +26994,18 @@
                 <w:lang w:val="en-GB"/>
               </w:rPr>
               <w:br/>
+            </w:r>
+            <w:proofErr w:type="spellStart"/>
+            <w:r>
+              <w:rPr>
+                <w:rFonts w:ascii="Arial" w:hAnsi="Arial" w:cs="Arial"/>
+                <w:sz w:val="22"/>
+                <w:szCs w:val="22"/>
+                <w:lang w:val="en-GB"/>
+              </w:rPr>
               <w:t>039E</w:t>
             </w:r>
+            <w:proofErr w:type="spellEnd"/>
           </w:p>
         </w:tc>
         <w:tc>
@@ -25712,8 +27047,18 @@
                 <w:lang w:val="en-GB"/>
               </w:rPr>
               <w:br/>
+            </w:r>
+            <w:proofErr w:type="spellStart"/>
+            <w:r>
+              <w:rPr>
+                <w:rFonts w:ascii="Arial" w:hAnsi="Arial" w:cs="Arial"/>
+                <w:sz w:val="22"/>
+                <w:szCs w:val="22"/>
+                <w:lang w:val="en-GB"/>
+              </w:rPr>
               <w:t>002A</w:t>
             </w:r>
+            <w:proofErr w:type="spellEnd"/>
           </w:p>
         </w:tc>
         <w:tc>
@@ -25755,8 +27100,18 @@
                 <w:lang w:val="en-GB"/>
               </w:rPr>
               <w:br/>
+            </w:r>
+            <w:proofErr w:type="spellStart"/>
+            <w:r>
+              <w:rPr>
+                <w:rFonts w:ascii="Arial" w:hAnsi="Arial" w:cs="Arial"/>
+                <w:sz w:val="22"/>
+                <w:szCs w:val="22"/>
+                <w:lang w:val="en-GB"/>
+              </w:rPr>
               <w:t>003A</w:t>
             </w:r>
+            <w:proofErr w:type="spellEnd"/>
           </w:p>
         </w:tc>
         <w:tc>
@@ -25798,8 +27153,18 @@
                 <w:lang w:val="en-GB"/>
               </w:rPr>
               <w:br/>
+            </w:r>
+            <w:proofErr w:type="spellStart"/>
+            <w:r>
+              <w:rPr>
+                <w:rFonts w:ascii="Arial" w:hAnsi="Arial" w:cs="Arial"/>
+                <w:sz w:val="22"/>
+                <w:szCs w:val="22"/>
+                <w:lang w:val="en-GB"/>
+              </w:rPr>
               <w:t>004A</w:t>
             </w:r>
+            <w:proofErr w:type="spellEnd"/>
           </w:p>
         </w:tc>
         <w:tc>
@@ -25885,8 +27250,18 @@
                 <w:lang w:val="en-GB"/>
               </w:rPr>
               <w:br/>
+            </w:r>
+            <w:proofErr w:type="spellStart"/>
+            <w:r>
+              <w:rPr>
+                <w:rFonts w:ascii="Arial" w:hAnsi="Arial" w:cs="Arial"/>
+                <w:sz w:val="22"/>
+                <w:szCs w:val="22"/>
+                <w:lang w:val="en-GB"/>
+              </w:rPr>
               <w:t>006A</w:t>
             </w:r>
+            <w:proofErr w:type="spellEnd"/>
           </w:p>
         </w:tc>
         <w:tc>
@@ -25928,8 +27303,18 @@
                 <w:lang w:val="en-GB"/>
               </w:rPr>
               <w:br/>
+            </w:r>
+            <w:proofErr w:type="spellStart"/>
+            <w:r>
+              <w:rPr>
+                <w:rFonts w:ascii="Arial" w:hAnsi="Arial" w:cs="Arial"/>
+                <w:sz w:val="22"/>
+                <w:szCs w:val="22"/>
+                <w:lang w:val="en-GB"/>
+              </w:rPr>
               <w:t>007A</w:t>
             </w:r>
+            <w:proofErr w:type="spellEnd"/>
           </w:p>
         </w:tc>
       </w:tr>
@@ -26155,6 +27540,7 @@
                 <w:lang w:val="en-GB"/>
               </w:rPr>
             </w:pPr>
+            <w:proofErr w:type="spellStart"/>
             <w:r>
               <w:rPr>
                 <w:rFonts w:ascii="Arial" w:hAnsi="Arial" w:cs="Arial"/>
@@ -26166,6 +27552,7 @@
               </w:rPr>
               <w:t>SS2</w:t>
             </w:r>
+            <w:proofErr w:type="spellEnd"/>
             <w:r>
               <w:rPr>
                 <w:rFonts w:ascii="Arial" w:hAnsi="Arial" w:cs="Arial"/>
@@ -26217,8 +27604,18 @@
                 <w:lang w:val="en-GB"/>
               </w:rPr>
               <w:br/>
+            </w:r>
+            <w:proofErr w:type="spellStart"/>
+            <w:r>
+              <w:rPr>
+                <w:rFonts w:ascii="Arial" w:hAnsi="Arial" w:cs="Arial"/>
+                <w:sz w:val="22"/>
+                <w:szCs w:val="22"/>
+                <w:lang w:val="en-GB"/>
+              </w:rPr>
               <w:t>002B</w:t>
             </w:r>
+            <w:proofErr w:type="spellEnd"/>
           </w:p>
         </w:tc>
         <w:tc>
@@ -26260,8 +27657,18 @@
                 <w:lang w:val="en-GB"/>
               </w:rPr>
               <w:br/>
+            </w:r>
+            <w:proofErr w:type="spellStart"/>
+            <w:r>
+              <w:rPr>
+                <w:rFonts w:ascii="Arial" w:hAnsi="Arial" w:cs="Arial"/>
+                <w:sz w:val="22"/>
+                <w:szCs w:val="22"/>
+                <w:lang w:val="en-GB"/>
+              </w:rPr>
               <w:t>003B</w:t>
             </w:r>
+            <w:proofErr w:type="spellEnd"/>
           </w:p>
         </w:tc>
         <w:tc>
@@ -26304,8 +27711,18 @@
                 <w:lang w:val="en-GB"/>
               </w:rPr>
               <w:br/>
+            </w:r>
+            <w:proofErr w:type="spellStart"/>
+            <w:r>
+              <w:rPr>
+                <w:rFonts w:ascii="Arial" w:hAnsi="Arial" w:cs="Arial"/>
+                <w:sz w:val="22"/>
+                <w:szCs w:val="22"/>
+                <w:lang w:val="en-GB"/>
+              </w:rPr>
               <w:t>039A</w:t>
             </w:r>
+            <w:proofErr w:type="spellEnd"/>
           </w:p>
         </w:tc>
         <w:tc>
@@ -26347,8 +27764,18 @@
                 <w:lang w:val="en-GB"/>
               </w:rPr>
               <w:br/>
+            </w:r>
+            <w:proofErr w:type="spellStart"/>
+            <w:r>
+              <w:rPr>
+                <w:rFonts w:ascii="Arial" w:hAnsi="Arial" w:cs="Arial"/>
+                <w:sz w:val="22"/>
+                <w:szCs w:val="22"/>
+                <w:lang w:val="en-GB"/>
+              </w:rPr>
               <w:t>00C4</w:t>
             </w:r>
+            <w:proofErr w:type="spellEnd"/>
           </w:p>
         </w:tc>
         <w:tc>
@@ -26390,8 +27817,18 @@
                 <w:lang w:val="en-GB"/>
               </w:rPr>
               <w:br/>
+            </w:r>
+            <w:proofErr w:type="spellStart"/>
+            <w:r>
+              <w:rPr>
+                <w:rFonts w:ascii="Arial" w:hAnsi="Arial" w:cs="Arial"/>
+                <w:sz w:val="22"/>
+                <w:szCs w:val="22"/>
+                <w:lang w:val="en-GB"/>
+              </w:rPr>
               <w:t>006B</w:t>
             </w:r>
+            <w:proofErr w:type="spellEnd"/>
           </w:p>
         </w:tc>
         <w:tc>
@@ -26433,8 +27870,18 @@
                 <w:lang w:val="en-GB"/>
               </w:rPr>
               <w:br/>
+            </w:r>
+            <w:proofErr w:type="spellStart"/>
+            <w:r>
+              <w:rPr>
+                <w:rFonts w:ascii="Arial" w:hAnsi="Arial" w:cs="Arial"/>
+                <w:sz w:val="22"/>
+                <w:szCs w:val="22"/>
+                <w:lang w:val="en-GB"/>
+              </w:rPr>
               <w:t>00E4</w:t>
             </w:r>
+            <w:proofErr w:type="spellEnd"/>
           </w:p>
         </w:tc>
       </w:tr>
@@ -26633,8 +28080,18 @@
                 <w:lang w:val="en-GB"/>
               </w:rPr>
               <w:br/>
+            </w:r>
+            <w:proofErr w:type="spellStart"/>
+            <w:r>
+              <w:rPr>
+                <w:rFonts w:ascii="Arial" w:hAnsi="Arial" w:cs="Arial"/>
+                <w:sz w:val="22"/>
+                <w:szCs w:val="22"/>
+                <w:lang w:val="en-GB"/>
+              </w:rPr>
               <w:t>00F8</w:t>
             </w:r>
+            <w:proofErr w:type="spellEnd"/>
           </w:p>
         </w:tc>
         <w:tc>
@@ -26676,8 +28133,18 @@
                 <w:lang w:val="en-GB"/>
               </w:rPr>
               <w:br/>
+            </w:r>
+            <w:proofErr w:type="spellStart"/>
+            <w:r>
+              <w:rPr>
+                <w:rFonts w:ascii="Arial" w:hAnsi="Arial" w:cs="Arial"/>
+                <w:sz w:val="22"/>
+                <w:szCs w:val="22"/>
+                <w:lang w:val="en-GB"/>
+              </w:rPr>
               <w:t>00C6</w:t>
             </w:r>
+            <w:proofErr w:type="spellEnd"/>
           </w:p>
         </w:tc>
         <w:tc>
@@ -26719,8 +28186,18 @@
                 <w:lang w:val="en-GB"/>
               </w:rPr>
               <w:br/>
+            </w:r>
+            <w:proofErr w:type="spellStart"/>
+            <w:r>
+              <w:rPr>
+                <w:rFonts w:ascii="Arial" w:hAnsi="Arial" w:cs="Arial"/>
+                <w:sz w:val="22"/>
+                <w:szCs w:val="22"/>
+                <w:lang w:val="en-GB"/>
+              </w:rPr>
               <w:t>002C</w:t>
             </w:r>
+            <w:proofErr w:type="spellEnd"/>
           </w:p>
         </w:tc>
         <w:tc>
@@ -26762,8 +28239,18 @@
                 <w:lang w:val="en-GB"/>
               </w:rPr>
               <w:br/>
+            </w:r>
+            <w:proofErr w:type="spellStart"/>
+            <w:r>
+              <w:rPr>
+                <w:rFonts w:ascii="Arial" w:hAnsi="Arial" w:cs="Arial"/>
+                <w:sz w:val="22"/>
+                <w:szCs w:val="22"/>
+                <w:lang w:val="en-GB"/>
+              </w:rPr>
               <w:t>003C</w:t>
             </w:r>
+            <w:proofErr w:type="spellEnd"/>
           </w:p>
         </w:tc>
         <w:tc>
@@ -26805,8 +28292,18 @@
                 <w:lang w:val="en-GB"/>
               </w:rPr>
               <w:br/>
+            </w:r>
+            <w:proofErr w:type="spellStart"/>
+            <w:r>
+              <w:rPr>
+                <w:rFonts w:ascii="Arial" w:hAnsi="Arial" w:cs="Arial"/>
+                <w:sz w:val="22"/>
+                <w:szCs w:val="22"/>
+                <w:lang w:val="en-GB"/>
+              </w:rPr>
               <w:t>004C</w:t>
             </w:r>
+            <w:proofErr w:type="spellEnd"/>
           </w:p>
         </w:tc>
         <w:tc>
@@ -26848,8 +28345,18 @@
                 <w:lang w:val="en-GB"/>
               </w:rPr>
               <w:br/>
+            </w:r>
+            <w:proofErr w:type="spellStart"/>
+            <w:r>
+              <w:rPr>
+                <w:rFonts w:ascii="Arial" w:hAnsi="Arial" w:cs="Arial"/>
+                <w:sz w:val="22"/>
+                <w:szCs w:val="22"/>
+                <w:lang w:val="en-GB"/>
+              </w:rPr>
               <w:t>00D6</w:t>
             </w:r>
+            <w:proofErr w:type="spellEnd"/>
           </w:p>
         </w:tc>
         <w:tc>
@@ -26891,8 +28398,18 @@
                 <w:lang w:val="en-GB"/>
               </w:rPr>
               <w:br/>
+            </w:r>
+            <w:proofErr w:type="spellStart"/>
+            <w:r>
+              <w:rPr>
+                <w:rFonts w:ascii="Arial" w:hAnsi="Arial" w:cs="Arial"/>
+                <w:sz w:val="22"/>
+                <w:szCs w:val="22"/>
+                <w:lang w:val="en-GB"/>
+              </w:rPr>
               <w:t>006C</w:t>
             </w:r>
+            <w:proofErr w:type="spellEnd"/>
           </w:p>
         </w:tc>
         <w:tc>
@@ -26934,8 +28451,18 @@
                 <w:lang w:val="en-GB"/>
               </w:rPr>
               <w:br/>
+            </w:r>
+            <w:proofErr w:type="spellStart"/>
+            <w:r>
+              <w:rPr>
+                <w:rFonts w:ascii="Arial" w:hAnsi="Arial" w:cs="Arial"/>
+                <w:sz w:val="22"/>
+                <w:szCs w:val="22"/>
+                <w:lang w:val="en-GB"/>
+              </w:rPr>
               <w:t>00F6</w:t>
             </w:r>
+            <w:proofErr w:type="spellEnd"/>
           </w:p>
         </w:tc>
       </w:tr>
@@ -27137,8 +28664,18 @@
                 <w:lang w:val="en-GB"/>
               </w:rPr>
               <w:br/>
+            </w:r>
+            <w:proofErr w:type="spellStart"/>
+            <w:r>
+              <w:rPr>
+                <w:rFonts w:ascii="Arial" w:hAnsi="Arial" w:cs="Arial"/>
+                <w:sz w:val="22"/>
+                <w:szCs w:val="22"/>
+                <w:lang w:val="en-GB"/>
+              </w:rPr>
               <w:t>000D</w:t>
             </w:r>
+            <w:proofErr w:type="spellEnd"/>
           </w:p>
         </w:tc>
         <w:tc>
@@ -27180,8 +28717,18 @@
                 <w:lang w:val="en-GB"/>
               </w:rPr>
               <w:br/>
+            </w:r>
+            <w:proofErr w:type="spellStart"/>
+            <w:r>
+              <w:rPr>
+                <w:rFonts w:ascii="Arial" w:hAnsi="Arial" w:cs="Arial"/>
+                <w:sz w:val="22"/>
+                <w:szCs w:val="22"/>
+                <w:lang w:val="en-GB"/>
+              </w:rPr>
               <w:t>00E6</w:t>
             </w:r>
+            <w:proofErr w:type="spellEnd"/>
           </w:p>
         </w:tc>
         <w:tc>
@@ -27223,8 +28770,18 @@
                 <w:lang w:val="en-GB"/>
               </w:rPr>
               <w:br/>
+            </w:r>
+            <w:proofErr w:type="spellStart"/>
+            <w:r>
+              <w:rPr>
+                <w:rFonts w:ascii="Arial" w:hAnsi="Arial" w:cs="Arial"/>
+                <w:sz w:val="22"/>
+                <w:szCs w:val="22"/>
+                <w:lang w:val="en-GB"/>
+              </w:rPr>
               <w:t>002D</w:t>
             </w:r>
+            <w:proofErr w:type="spellEnd"/>
           </w:p>
         </w:tc>
         <w:tc>
@@ -27266,8 +28823,18 @@
                 <w:lang w:val="en-GB"/>
               </w:rPr>
               <w:br/>
+            </w:r>
+            <w:proofErr w:type="spellStart"/>
+            <w:r>
+              <w:rPr>
+                <w:rFonts w:ascii="Arial" w:hAnsi="Arial" w:cs="Arial"/>
+                <w:sz w:val="22"/>
+                <w:szCs w:val="22"/>
+                <w:lang w:val="en-GB"/>
+              </w:rPr>
               <w:t>003D</w:t>
             </w:r>
+            <w:proofErr w:type="spellEnd"/>
           </w:p>
         </w:tc>
         <w:tc>
@@ -27310,8 +28877,18 @@
                 <w:lang w:val="en-GB"/>
               </w:rPr>
               <w:br/>
+            </w:r>
+            <w:proofErr w:type="spellStart"/>
+            <w:r>
+              <w:rPr>
+                <w:rFonts w:ascii="Arial" w:hAnsi="Arial" w:cs="Arial"/>
+                <w:sz w:val="22"/>
+                <w:szCs w:val="22"/>
+                <w:lang w:val="en-GB"/>
+              </w:rPr>
               <w:t>039C</w:t>
             </w:r>
+            <w:proofErr w:type="spellEnd"/>
           </w:p>
         </w:tc>
         <w:tc>
@@ -27353,8 +28930,18 @@
                 <w:lang w:val="en-GB"/>
               </w:rPr>
               <w:br/>
+            </w:r>
+            <w:proofErr w:type="spellStart"/>
+            <w:r>
+              <w:rPr>
+                <w:rFonts w:ascii="Arial" w:hAnsi="Arial" w:cs="Arial"/>
+                <w:sz w:val="22"/>
+                <w:szCs w:val="22"/>
+                <w:lang w:val="en-GB"/>
+              </w:rPr>
               <w:t>00D1</w:t>
             </w:r>
+            <w:proofErr w:type="spellEnd"/>
           </w:p>
         </w:tc>
         <w:tc>
@@ -27396,8 +28983,18 @@
                 <w:lang w:val="en-GB"/>
               </w:rPr>
               <w:br/>
+            </w:r>
+            <w:proofErr w:type="spellStart"/>
+            <w:r>
+              <w:rPr>
+                <w:rFonts w:ascii="Arial" w:hAnsi="Arial" w:cs="Arial"/>
+                <w:sz w:val="22"/>
+                <w:szCs w:val="22"/>
+                <w:lang w:val="en-GB"/>
+              </w:rPr>
               <w:t>006D</w:t>
             </w:r>
+            <w:proofErr w:type="spellEnd"/>
           </w:p>
         </w:tc>
         <w:tc>
@@ -27439,8 +29036,18 @@
                 <w:lang w:val="en-GB"/>
               </w:rPr>
               <w:br/>
+            </w:r>
+            <w:proofErr w:type="spellStart"/>
+            <w:r>
+              <w:rPr>
+                <w:rFonts w:ascii="Arial" w:hAnsi="Arial" w:cs="Arial"/>
+                <w:sz w:val="22"/>
+                <w:szCs w:val="22"/>
+                <w:lang w:val="en-GB"/>
+              </w:rPr>
               <w:t>00F1</w:t>
             </w:r>
+            <w:proofErr w:type="spellEnd"/>
           </w:p>
         </w:tc>
       </w:tr>
@@ -27639,8 +29246,18 @@
                 <w:lang w:val="en-GB"/>
               </w:rPr>
               <w:br/>
+            </w:r>
+            <w:proofErr w:type="spellStart"/>
+            <w:r>
+              <w:rPr>
+                <w:rFonts w:ascii="Arial" w:hAnsi="Arial" w:cs="Arial"/>
+                <w:sz w:val="22"/>
+                <w:szCs w:val="22"/>
+                <w:lang w:val="en-GB"/>
+              </w:rPr>
               <w:t>00C5</w:t>
             </w:r>
+            <w:proofErr w:type="spellEnd"/>
           </w:p>
         </w:tc>
         <w:tc>
@@ -27682,8 +29299,18 @@
                 <w:lang w:val="en-GB"/>
               </w:rPr>
               <w:br/>
+            </w:r>
+            <w:proofErr w:type="spellStart"/>
+            <w:r>
+              <w:rPr>
+                <w:rFonts w:ascii="Arial" w:hAnsi="Arial" w:cs="Arial"/>
+                <w:sz w:val="22"/>
+                <w:szCs w:val="22"/>
+                <w:lang w:val="en-GB"/>
+              </w:rPr>
               <w:t>00DF</w:t>
             </w:r>
+            <w:proofErr w:type="spellEnd"/>
           </w:p>
         </w:tc>
         <w:tc>
@@ -27725,8 +29352,18 @@
                 <w:lang w:val="en-GB"/>
               </w:rPr>
               <w:br/>
+            </w:r>
+            <w:proofErr w:type="spellStart"/>
+            <w:r>
+              <w:rPr>
+                <w:rFonts w:ascii="Arial" w:hAnsi="Arial" w:cs="Arial"/>
+                <w:sz w:val="22"/>
+                <w:szCs w:val="22"/>
+                <w:lang w:val="en-GB"/>
+              </w:rPr>
               <w:t>002E</w:t>
             </w:r>
+            <w:proofErr w:type="spellEnd"/>
           </w:p>
         </w:tc>
         <w:tc>
@@ -27768,8 +29405,18 @@
                 <w:lang w:val="en-GB"/>
               </w:rPr>
               <w:br/>
+            </w:r>
+            <w:proofErr w:type="spellStart"/>
+            <w:r>
+              <w:rPr>
+                <w:rFonts w:ascii="Arial" w:hAnsi="Arial" w:cs="Arial"/>
+                <w:sz w:val="22"/>
+                <w:szCs w:val="22"/>
+                <w:lang w:val="en-GB"/>
+              </w:rPr>
               <w:t>003E</w:t>
             </w:r>
+            <w:proofErr w:type="spellEnd"/>
           </w:p>
         </w:tc>
         <w:tc>
@@ -27812,8 +29459,18 @@
                 <w:lang w:val="en-GB"/>
               </w:rPr>
               <w:br/>
+            </w:r>
+            <w:proofErr w:type="spellStart"/>
+            <w:r>
+              <w:rPr>
+                <w:rFonts w:ascii="Arial" w:hAnsi="Arial" w:cs="Arial"/>
+                <w:sz w:val="22"/>
+                <w:szCs w:val="22"/>
+                <w:lang w:val="en-GB"/>
+              </w:rPr>
               <w:t>039D</w:t>
             </w:r>
+            <w:proofErr w:type="spellEnd"/>
           </w:p>
         </w:tc>
         <w:tc>
@@ -27855,8 +29512,18 @@
                 <w:lang w:val="en-GB"/>
               </w:rPr>
               <w:br/>
+            </w:r>
+            <w:proofErr w:type="spellStart"/>
+            <w:r>
+              <w:rPr>
+                <w:rFonts w:ascii="Arial" w:hAnsi="Arial" w:cs="Arial"/>
+                <w:sz w:val="22"/>
+                <w:szCs w:val="22"/>
+                <w:lang w:val="en-GB"/>
+              </w:rPr>
               <w:t>00DC</w:t>
             </w:r>
+            <w:proofErr w:type="spellEnd"/>
           </w:p>
         </w:tc>
         <w:tc>
@@ -27941,8 +29608,18 @@
                 <w:lang w:val="en-GB"/>
               </w:rPr>
               <w:br/>
+            </w:r>
+            <w:proofErr w:type="spellStart"/>
+            <w:r>
+              <w:rPr>
+                <w:rFonts w:ascii="Arial" w:hAnsi="Arial" w:cs="Arial"/>
+                <w:sz w:val="22"/>
+                <w:szCs w:val="22"/>
+                <w:lang w:val="en-GB"/>
+              </w:rPr>
               <w:t>00FC</w:t>
             </w:r>
+            <w:proofErr w:type="spellEnd"/>
           </w:p>
         </w:tc>
       </w:tr>
@@ -28141,8 +29818,18 @@
                 <w:lang w:val="en-GB"/>
               </w:rPr>
               <w:br/>
+            </w:r>
+            <w:proofErr w:type="spellStart"/>
+            <w:r>
+              <w:rPr>
+                <w:rFonts w:ascii="Arial" w:hAnsi="Arial" w:cs="Arial"/>
+                <w:sz w:val="22"/>
+                <w:szCs w:val="22"/>
+                <w:lang w:val="en-GB"/>
+              </w:rPr>
               <w:t>00E5</w:t>
             </w:r>
+            <w:proofErr w:type="spellEnd"/>
           </w:p>
         </w:tc>
         <w:tc>
@@ -28184,8 +29871,18 @@
                 <w:lang w:val="en-GB"/>
               </w:rPr>
               <w:br/>
+            </w:r>
+            <w:proofErr w:type="spellStart"/>
+            <w:r>
+              <w:rPr>
+                <w:rFonts w:ascii="Arial" w:hAnsi="Arial" w:cs="Arial"/>
+                <w:sz w:val="22"/>
+                <w:szCs w:val="22"/>
+                <w:lang w:val="en-GB"/>
+              </w:rPr>
               <w:t>00C9</w:t>
             </w:r>
+            <w:proofErr w:type="spellEnd"/>
           </w:p>
         </w:tc>
         <w:tc>
@@ -28227,8 +29924,18 @@
                 <w:lang w:val="en-GB"/>
               </w:rPr>
               <w:br/>
+            </w:r>
+            <w:proofErr w:type="spellStart"/>
+            <w:r>
+              <w:rPr>
+                <w:rFonts w:ascii="Arial" w:hAnsi="Arial" w:cs="Arial"/>
+                <w:sz w:val="22"/>
+                <w:szCs w:val="22"/>
+                <w:lang w:val="en-GB"/>
+              </w:rPr>
               <w:t>002F</w:t>
             </w:r>
+            <w:proofErr w:type="spellEnd"/>
           </w:p>
         </w:tc>
         <w:tc>
@@ -28270,8 +29977,18 @@
                 <w:lang w:val="en-GB"/>
               </w:rPr>
               <w:br/>
+            </w:r>
+            <w:proofErr w:type="spellStart"/>
+            <w:r>
+              <w:rPr>
+                <w:rFonts w:ascii="Arial" w:hAnsi="Arial" w:cs="Arial"/>
+                <w:sz w:val="22"/>
+                <w:szCs w:val="22"/>
+                <w:lang w:val="en-GB"/>
+              </w:rPr>
               <w:t>003F</w:t>
             </w:r>
+            <w:proofErr w:type="spellEnd"/>
           </w:p>
         </w:tc>
         <w:tc>
@@ -28314,8 +30031,18 @@
                 <w:lang w:val="en-GB"/>
               </w:rPr>
               <w:br/>
+            </w:r>
+            <w:proofErr w:type="spellStart"/>
+            <w:r>
+              <w:rPr>
+                <w:rFonts w:ascii="Arial" w:hAnsi="Arial" w:cs="Arial"/>
+                <w:sz w:val="22"/>
+                <w:szCs w:val="22"/>
+                <w:lang w:val="en-GB"/>
+              </w:rPr>
               <w:t>039F</w:t>
             </w:r>
+            <w:proofErr w:type="spellEnd"/>
           </w:p>
         </w:tc>
         <w:tc>
@@ -28357,8 +30084,18 @@
                 <w:lang w:val="en-GB"/>
               </w:rPr>
               <w:br/>
+            </w:r>
+            <w:proofErr w:type="spellStart"/>
+            <w:r>
+              <w:rPr>
+                <w:rFonts w:ascii="Arial" w:hAnsi="Arial" w:cs="Arial"/>
+                <w:sz w:val="22"/>
+                <w:szCs w:val="22"/>
+                <w:lang w:val="en-GB"/>
+              </w:rPr>
               <w:t>00A7</w:t>
             </w:r>
+            <w:proofErr w:type="spellEnd"/>
           </w:p>
         </w:tc>
         <w:tc>
@@ -28400,8 +30137,18 @@
                 <w:lang w:val="en-GB"/>
               </w:rPr>
               <w:br/>
+            </w:r>
+            <w:proofErr w:type="spellStart"/>
+            <w:r>
+              <w:rPr>
+                <w:rFonts w:ascii="Arial" w:hAnsi="Arial" w:cs="Arial"/>
+                <w:sz w:val="22"/>
+                <w:szCs w:val="22"/>
+                <w:lang w:val="en-GB"/>
+              </w:rPr>
               <w:t>006F</w:t>
             </w:r>
+            <w:proofErr w:type="spellEnd"/>
           </w:p>
         </w:tc>
         <w:tc>
@@ -28443,8 +30190,18 @@
                 <w:lang w:val="en-GB"/>
               </w:rPr>
               <w:br/>
+            </w:r>
+            <w:proofErr w:type="spellStart"/>
+            <w:r>
+              <w:rPr>
+                <w:rFonts w:ascii="Arial" w:hAnsi="Arial" w:cs="Arial"/>
+                <w:sz w:val="22"/>
+                <w:szCs w:val="22"/>
+                <w:lang w:val="en-GB"/>
+              </w:rPr>
               <w:t>00E0</w:t>
             </w:r>
+            <w:proofErr w:type="spellEnd"/>
           </w:p>
         </w:tc>
       </w:tr>
@@ -28519,11 +30276,19 @@
                 <w:lang w:val="en-GB"/>
               </w:rPr>
             </w:pPr>
-            <w:r>
-              <w:rPr>
-                <w:lang w:val="en-GB"/>
-              </w:rPr>
-              <w:t>SS2:</w:t>
+            <w:proofErr w:type="spellStart"/>
+            <w:r>
+              <w:rPr>
+                <w:lang w:val="en-GB"/>
+              </w:rPr>
+              <w:t>SS2</w:t>
+            </w:r>
+            <w:proofErr w:type="spellEnd"/>
+            <w:r>
+              <w:rPr>
+                <w:lang w:val="en-GB"/>
+              </w:rPr>
+              <w:t>:</w:t>
             </w:r>
             <w:r>
               <w:rPr>
@@ -28563,7 +30328,35 @@
                 <w:lang w:val="en-GB"/>
               </w:rPr>
               <w:br/>
-              <w:t>When splitting a message text into submessages, there should be no cut right after an SS2.</w:t>
+              <w:t xml:space="preserve">When splitting a message text into </w:t>
+            </w:r>
+            <w:proofErr w:type="spellStart"/>
+            <w:r>
+              <w:rPr>
+                <w:lang w:val="en-GB"/>
+              </w:rPr>
+              <w:t>submessages</w:t>
+            </w:r>
+            <w:proofErr w:type="spellEnd"/>
+            <w:r>
+              <w:rPr>
+                <w:lang w:val="en-GB"/>
+              </w:rPr>
+              <w:t xml:space="preserve">, there should be no cut right after an </w:t>
+            </w:r>
+            <w:proofErr w:type="spellStart"/>
+            <w:r>
+              <w:rPr>
+                <w:lang w:val="en-GB"/>
+              </w:rPr>
+              <w:t>SS2</w:t>
+            </w:r>
+            <w:proofErr w:type="spellEnd"/>
+            <w:r>
+              <w:rPr>
+                <w:lang w:val="en-GB"/>
+              </w:rPr>
+              <w:t>.</w:t>
             </w:r>
           </w:p>
         </w:tc>

--- a/6.2.1.docx
+++ b/6.2.1.docx
@@ -58,16 +58,115 @@
     </w:p>
     <w:p>
       <w:pPr>
-        <w:keepLines/>
+        <w:overflowPunct w:val="0"/>
+        <w:autoSpaceDE w:val="0"/>
+        <w:autoSpaceDN w:val="0"/>
+        <w:adjustRightInd w:val="0"/>
+        <w:spacing w:after="0" w:line="240" w:lineRule="auto"/>
+        <w:ind w:firstLine="2"/>
+        <w:textAlignment w:val="baseline"/>
+        <w:rPr>
+          <w:rFonts w:ascii="Times New Roman" w:eastAsia="Times New Roman" w:hAnsi="Times New Roman" w:cs="Times New Roman"/>
+          <w:kern w:val="0"/>
+          <w:sz w:val="20"/>
+          <w:szCs w:val="20"/>
+          <w:lang w:val="en-GB" w:eastAsia="en-GB"/>
+          <w14:ligatures w14:val="none"/>
+        </w:rPr>
+      </w:pPr>
+      <w:r>
+        <w:rPr>
+          <w:rFonts w:ascii="Times New Roman" w:eastAsia="Times New Roman" w:hAnsi="Times New Roman" w:cs="Times New Roman"/>
+          <w:kern w:val="0"/>
+          <w:sz w:val="20"/>
+          <w:szCs w:val="20"/>
+          <w:lang w:val="en-GB" w:eastAsia="en-GB"/>
+          <w14:ligatures w14:val="none"/>
+        </w:rPr>
+        <w:t>7</w:t>
+      </w:r>
+      <w:r>
+        <w:rPr>
+          <w:rFonts w:ascii="Times New Roman" w:eastAsia="Times New Roman" w:hAnsi="Times New Roman" w:cs="Times New Roman"/>
+          <w:kern w:val="0"/>
+          <w:sz w:val="20"/>
+          <w:szCs w:val="20"/>
+          <w:lang w:val="en-GB" w:eastAsia="en-GB"/>
+          <w14:ligatures w14:val="none"/>
+        </w:rPr>
+        <w:t>-bit characters</w:t>
+      </w:r>
+      <w:r>
+        <w:rPr>
+          <w:rFonts w:ascii="Times New Roman" w:eastAsia="Times New Roman" w:hAnsi="Times New Roman" w:cs="Times New Roman"/>
+          <w:kern w:val="0"/>
+          <w:sz w:val="20"/>
+          <w:szCs w:val="20"/>
+          <w:lang w:val="en-GB" w:eastAsia="en-GB"/>
+          <w14:ligatures w14:val="none"/>
+        </w:rPr>
+        <w:t xml:space="preserve">, </w:t>
+      </w:r>
+      <w:r>
+        <w:rPr>
+          <w:rFonts w:ascii="Times New Roman" w:eastAsia="Times New Roman" w:hAnsi="Times New Roman" w:cs="Times New Roman"/>
+          <w:kern w:val="0"/>
+          <w:sz w:val="20"/>
+          <w:szCs w:val="20"/>
+          <w:lang w:val="en-GB" w:eastAsia="en-GB"/>
+          <w14:ligatures w14:val="none"/>
+        </w:rPr>
+        <w:t xml:space="preserve">packed into 8-bit octets as described in </w:t>
+      </w:r>
+      <w:r>
+        <w:rPr>
+          <w:rFonts w:ascii="Times New Roman" w:eastAsia="Times New Roman" w:hAnsi="Times New Roman" w:cs="Times New Roman"/>
+          <w:kern w:val="0"/>
+          <w:sz w:val="20"/>
+          <w:szCs w:val="20"/>
+          <w:lang w:val="en-GB" w:eastAsia="en-GB"/>
+          <w14:ligatures w14:val="none"/>
+        </w:rPr>
+        <w:t>clause</w:t>
+      </w:r>
+      <w:r>
+        <w:rPr>
+          <w:rFonts w:ascii="Times New Roman" w:eastAsia="Times New Roman" w:hAnsi="Times New Roman" w:cs="Times New Roman"/>
+          <w:kern w:val="0"/>
+          <w:sz w:val="20"/>
+          <w:szCs w:val="20"/>
+          <w:lang w:val="en-GB" w:eastAsia="en-GB"/>
+          <w14:ligatures w14:val="none"/>
+        </w:rPr>
+        <w:t xml:space="preserve"> 6.1.2.</w:t>
+      </w:r>
+      <w:r>
+        <w:rPr>
+          <w:rFonts w:ascii="Times New Roman" w:eastAsia="Times New Roman" w:hAnsi="Times New Roman" w:cs="Times New Roman"/>
+          <w:kern w:val="0"/>
+          <w:sz w:val="20"/>
+          <w:szCs w:val="20"/>
+          <w:lang w:val="en-GB" w:eastAsia="en-GB"/>
+          <w14:ligatures w14:val="none"/>
+        </w:rPr>
+        <w:t xml:space="preserve"> (NOTE: at a lower protocol level: in 16-QAM 4 bits are sent in parallel, 64-QAM: 6 bits in parallel, 256-QAM: 8 bits, 1025-QAM: 10 bits in parallel.)</w:t>
+      </w:r>
+    </w:p>
+    <w:p>
+      <w:pPr>
+        <w:pStyle w:val="Liststycke"/>
+        <w:numPr>
+          <w:ilvl w:val="0"/>
+          <w:numId w:val="1"/>
+        </w:numPr>
         <w:tabs>
-          <w:tab w:val="left" w:pos="2835"/>
+          <w:tab w:val="left" w:pos="2552"/>
         </w:tabs>
         <w:overflowPunct w:val="0"/>
         <w:autoSpaceDE w:val="0"/>
         <w:autoSpaceDN w:val="0"/>
         <w:adjustRightInd w:val="0"/>
-        <w:spacing w:after="180" w:line="240" w:lineRule="auto"/>
-        <w:ind w:left="1702" w:hanging="1418"/>
+        <w:spacing w:after="0" w:line="240" w:lineRule="auto"/>
         <w:textAlignment w:val="baseline"/>
         <w:rPr>
           <w:rFonts w:ascii="Times New Roman" w:eastAsia="Times New Roman" w:hAnsi="Times New Roman" w:cs="Times New Roman"/>
@@ -122,19 +221,33 @@
         </w:rPr>
         <w:t>14, SS3 extension: 21</w:t>
       </w:r>
+      <w:r>
+        <w:rPr>
+          <w:rFonts w:ascii="Times New Roman" w:eastAsia="Times New Roman" w:hAnsi="Times New Roman" w:cs="Times New Roman"/>
+          <w:kern w:val="0"/>
+          <w:sz w:val="20"/>
+          <w:szCs w:val="20"/>
+          <w:lang w:val="en-GB" w:eastAsia="en-GB"/>
+          <w14:ligatures w14:val="none"/>
+        </w:rPr>
+        <w:t>.</w:t>
+      </w:r>
     </w:p>
     <w:p>
       <w:pPr>
-        <w:keepLines/>
+        <w:pStyle w:val="Liststycke"/>
+        <w:numPr>
+          <w:ilvl w:val="0"/>
+          <w:numId w:val="1"/>
+        </w:numPr>
         <w:tabs>
-          <w:tab w:val="left" w:pos="2835"/>
+          <w:tab w:val="left" w:pos="2552"/>
         </w:tabs>
         <w:overflowPunct w:val="0"/>
         <w:autoSpaceDE w:val="0"/>
         <w:autoSpaceDN w:val="0"/>
         <w:adjustRightInd w:val="0"/>
         <w:spacing w:after="180" w:line="240" w:lineRule="auto"/>
-        <w:ind w:left="1702" w:hanging="1418"/>
         <w:textAlignment w:val="baseline"/>
         <w:rPr>
           <w:rFonts w:ascii="Times New Roman" w:eastAsia="Times New Roman" w:hAnsi="Times New Roman" w:cs="Times New Roman"/>
@@ -177,27 +290,6 @@
           <w14:ligatures w14:val="none"/>
         </w:rPr>
         <w:tab/>
-      </w:r>
-      <w:r>
-        <w:rPr>
-          <w:rFonts w:ascii="Times New Roman" w:eastAsia="Times New Roman" w:hAnsi="Times New Roman" w:cs="Times New Roman"/>
-          <w:kern w:val="0"/>
-          <w:sz w:val="20"/>
-          <w:szCs w:val="20"/>
-          <w:lang w:val="en-GB" w:eastAsia="en-GB"/>
-          <w14:ligatures w14:val="none"/>
-        </w:rPr>
-        <w:tab/>
-      </w:r>
-      <w:r>
-        <w:rPr>
-          <w:rFonts w:ascii="Times New Roman" w:eastAsia="Times New Roman" w:hAnsi="Times New Roman" w:cs="Times New Roman"/>
-          <w:kern w:val="0"/>
-          <w:sz w:val="20"/>
-          <w:szCs w:val="20"/>
-          <w:lang w:val="en-GB" w:eastAsia="en-GB"/>
-          <w14:ligatures w14:val="none"/>
-        </w:rPr>
         <w:t>CR</w:t>
       </w:r>
       <w:r>
@@ -220,7 +312,7 @@
           <w:lang w:val="en-GB" w:eastAsia="en-GB"/>
           <w14:ligatures w14:val="none"/>
         </w:rPr>
-        <w:t>as 0x0D, the 7 “lower” bits</w:t>
+        <w:t>as 0x0D</w:t>
       </w:r>
       <w:r>
         <w:rPr>
@@ -231,7 +323,7 @@
           <w:lang w:val="en-GB" w:eastAsia="en-GB"/>
           <w14:ligatures w14:val="none"/>
         </w:rPr>
-        <w:t>;</w:t>
+        <w:t xml:space="preserve"> in </w:t>
       </w:r>
       <w:r>
         <w:rPr>
@@ -242,51 +334,7 @@
           <w:lang w:val="en-GB" w:eastAsia="en-GB"/>
           <w14:ligatures w14:val="none"/>
         </w:rPr>
-        <w:t xml:space="preserve"> </w:t>
-      </w:r>
-      <w:r>
-        <w:rPr>
-          <w:rFonts w:ascii="Times New Roman" w:eastAsia="Times New Roman" w:hAnsi="Times New Roman" w:cs="Times New Roman"/>
-          <w:kern w:val="0"/>
-          <w:sz w:val="20"/>
-          <w:szCs w:val="20"/>
-          <w:lang w:val="en-GB" w:eastAsia="en-GB"/>
-          <w14:ligatures w14:val="none"/>
-        </w:rPr>
-        <w:t>but</w:t>
-      </w:r>
-      <w:r>
-        <w:rPr>
-          <w:rFonts w:ascii="Times New Roman" w:eastAsia="Times New Roman" w:hAnsi="Times New Roman" w:cs="Times New Roman"/>
-          <w:kern w:val="0"/>
-          <w:sz w:val="20"/>
-          <w:szCs w:val="20"/>
-          <w:lang w:val="en-GB" w:eastAsia="en-GB"/>
-          <w14:ligatures w14:val="none"/>
-        </w:rPr>
-        <w:t xml:space="preserve"> lowest bits truncated i</w:t>
-      </w:r>
-      <w:r>
-        <w:rPr>
-          <w:rFonts w:ascii="Times New Roman" w:eastAsia="Times New Roman" w:hAnsi="Times New Roman" w:cs="Times New Roman"/>
-          <w:kern w:val="0"/>
-          <w:sz w:val="20"/>
-          <w:szCs w:val="20"/>
-          <w:lang w:val="en-GB" w:eastAsia="en-GB"/>
-          <w14:ligatures w14:val="none"/>
-        </w:rPr>
-        <w:t>f no space</w:t>
-      </w:r>
-      <w:r>
-        <w:rPr>
-          <w:rFonts w:ascii="Times New Roman" w:eastAsia="Times New Roman" w:hAnsi="Times New Roman" w:cs="Times New Roman"/>
-          <w:kern w:val="0"/>
-          <w:sz w:val="20"/>
-          <w:szCs w:val="20"/>
-          <w:lang w:val="en-GB" w:eastAsia="en-GB"/>
-          <w14:ligatures w14:val="none"/>
-        </w:rPr>
-        <w:t>)</w:t>
+        <w:t>7 bits)</w:t>
       </w:r>
     </w:p>
     <w:p>
@@ -34290,6 +34338,127 @@
 </w:document>
 </file>
 
+<file path=word/numbering.xml><?xml version="1.0" encoding="utf-8"?>
+<w:numbering xmlns:wpc="http://schemas.microsoft.com/office/word/2010/wordprocessingCanvas" xmlns:cx="http://schemas.microsoft.com/office/drawing/2014/chartex" xmlns:cx1="http://schemas.microsoft.com/office/drawing/2015/9/8/chartex" xmlns:cx2="http://schemas.microsoft.com/office/drawing/2015/10/21/chartex" xmlns:cx3="http://schemas.microsoft.com/office/drawing/2016/5/9/chartex" xmlns:cx4="http://schemas.microsoft.com/office/drawing/2016/5/10/chartex" xmlns:cx5="http://schemas.microsoft.com/office/drawing/2016/5/11/chartex" xmlns:cx6="http://schemas.microsoft.com/office/drawing/2016/5/12/chartex" xmlns:cx7="http://schemas.microsoft.com/office/drawing/2016/5/13/chartex" xmlns:cx8="http://schemas.microsoft.com/office/drawing/2016/5/14/chartex" xmlns:mc="http://schemas.openxmlformats.org/markup-compatibility/2006" xmlns:aink="http://schemas.microsoft.com/office/drawing/2016/ink" xmlns:am3d="http://schemas.microsoft.com/office/drawing/2017/model3d" xmlns:o="urn:schemas-microsoft-com:office:office" xmlns:oel="http://schemas.microsoft.com/office/2019/extlst" xmlns:r="http://schemas.openxmlformats.org/officeDocument/2006/relationships" xmlns:m="http://schemas.openxmlformats.org/officeDocument/2006/math" xmlns:v="urn:schemas-microsoft-com:vml" xmlns:wp14="http://schemas.microsoft.com/office/word/2010/wordprocessingDrawing" xmlns:wp="http://schemas.openxmlformats.org/drawingml/2006/wordprocessingDrawing" xmlns:w10="urn:schemas-microsoft-com:office:word" xmlns:w="http://schemas.openxmlformats.org/wordprocessingml/2006/main" xmlns:w14="http://schemas.microsoft.com/office/word/2010/wordml" xmlns:w15="http://schemas.microsoft.com/office/word/2012/wordml" xmlns:w16cex="http://schemas.microsoft.com/office/word/2018/wordml/cex" xmlns:w16cid="http://schemas.microsoft.com/office/word/2016/wordml/cid" xmlns:w16="http://schemas.microsoft.com/office/word/2018/wordml" xmlns:w16du="http://schemas.microsoft.com/office/word/2023/wordml/word16du" xmlns:w16sdtdh="http://schemas.microsoft.com/office/word/2020/wordml/sdtdatahash" xmlns:w16sdtfl="http://schemas.microsoft.com/office/word/2024/wordml/sdtformatlock" xmlns:w16se="http://schemas.microsoft.com/office/word/2015/wordml/symex" xmlns:wpg="http://schemas.microsoft.com/office/word/2010/wordprocessingGroup" xmlns:wpi="http://schemas.microsoft.com/office/word/2010/wordprocessingInk" xmlns:wne="http://schemas.microsoft.com/office/word/2006/wordml" xmlns:wps="http://schemas.microsoft.com/office/word/2010/wordprocessingShape" mc:Ignorable="w14 w15 w16se w16cid w16 w16cex w16sdtdh w16sdtfl w16du wp14">
+  <w:abstractNum w:abstractNumId="0" w15:restartNumberingAfterBreak="0">
+    <w:nsid w:val="4FBF27C4"/>
+    <w:multiLevelType w:val="hybridMultilevel"/>
+    <w:tmpl w:val="9B88318A"/>
+    <w:lvl w:ilvl="0" w:tplc="041D0001">
+      <w:start w:val="1"/>
+      <w:numFmt w:val="bullet"/>
+      <w:lvlText w:val=""/>
+      <w:lvlJc w:val="left"/>
+      <w:pPr>
+        <w:ind w:left="720" w:hanging="360"/>
+      </w:pPr>
+      <w:rPr>
+        <w:rFonts w:ascii="Symbol" w:hAnsi="Symbol" w:hint="default"/>
+      </w:rPr>
+    </w:lvl>
+    <w:lvl w:ilvl="1" w:tplc="041D0003" w:tentative="1">
+      <w:start w:val="1"/>
+      <w:numFmt w:val="bullet"/>
+      <w:lvlText w:val="o"/>
+      <w:lvlJc w:val="left"/>
+      <w:pPr>
+        <w:ind w:left="1440" w:hanging="360"/>
+      </w:pPr>
+      <w:rPr>
+        <w:rFonts w:ascii="Courier New" w:hAnsi="Courier New" w:cs="Courier New" w:hint="default"/>
+      </w:rPr>
+    </w:lvl>
+    <w:lvl w:ilvl="2" w:tplc="041D0005" w:tentative="1">
+      <w:start w:val="1"/>
+      <w:numFmt w:val="bullet"/>
+      <w:lvlText w:val=""/>
+      <w:lvlJc w:val="left"/>
+      <w:pPr>
+        <w:ind w:left="2160" w:hanging="360"/>
+      </w:pPr>
+      <w:rPr>
+        <w:rFonts w:ascii="Wingdings" w:hAnsi="Wingdings" w:hint="default"/>
+      </w:rPr>
+    </w:lvl>
+    <w:lvl w:ilvl="3" w:tplc="041D0001" w:tentative="1">
+      <w:start w:val="1"/>
+      <w:numFmt w:val="bullet"/>
+      <w:lvlText w:val=""/>
+      <w:lvlJc w:val="left"/>
+      <w:pPr>
+        <w:ind w:left="2880" w:hanging="360"/>
+      </w:pPr>
+      <w:rPr>
+        <w:rFonts w:ascii="Symbol" w:hAnsi="Symbol" w:hint="default"/>
+      </w:rPr>
+    </w:lvl>
+    <w:lvl w:ilvl="4" w:tplc="041D0003" w:tentative="1">
+      <w:start w:val="1"/>
+      <w:numFmt w:val="bullet"/>
+      <w:lvlText w:val="o"/>
+      <w:lvlJc w:val="left"/>
+      <w:pPr>
+        <w:ind w:left="3600" w:hanging="360"/>
+      </w:pPr>
+      <w:rPr>
+        <w:rFonts w:ascii="Courier New" w:hAnsi="Courier New" w:cs="Courier New" w:hint="default"/>
+      </w:rPr>
+    </w:lvl>
+    <w:lvl w:ilvl="5" w:tplc="041D0005" w:tentative="1">
+      <w:start w:val="1"/>
+      <w:numFmt w:val="bullet"/>
+      <w:lvlText w:val=""/>
+      <w:lvlJc w:val="left"/>
+      <w:pPr>
+        <w:ind w:left="4320" w:hanging="360"/>
+      </w:pPr>
+      <w:rPr>
+        <w:rFonts w:ascii="Wingdings" w:hAnsi="Wingdings" w:hint="default"/>
+      </w:rPr>
+    </w:lvl>
+    <w:lvl w:ilvl="6" w:tplc="041D0001" w:tentative="1">
+      <w:start w:val="1"/>
+      <w:numFmt w:val="bullet"/>
+      <w:lvlText w:val=""/>
+      <w:lvlJc w:val="left"/>
+      <w:pPr>
+        <w:ind w:left="5040" w:hanging="360"/>
+      </w:pPr>
+      <w:rPr>
+        <w:rFonts w:ascii="Symbol" w:hAnsi="Symbol" w:hint="default"/>
+      </w:rPr>
+    </w:lvl>
+    <w:lvl w:ilvl="7" w:tplc="041D0003" w:tentative="1">
+      <w:start w:val="1"/>
+      <w:numFmt w:val="bullet"/>
+      <w:lvlText w:val="o"/>
+      <w:lvlJc w:val="left"/>
+      <w:pPr>
+        <w:ind w:left="5760" w:hanging="360"/>
+      </w:pPr>
+      <w:rPr>
+        <w:rFonts w:ascii="Courier New" w:hAnsi="Courier New" w:cs="Courier New" w:hint="default"/>
+      </w:rPr>
+    </w:lvl>
+    <w:lvl w:ilvl="8" w:tplc="041D0005" w:tentative="1">
+      <w:start w:val="1"/>
+      <w:numFmt w:val="bullet"/>
+      <w:lvlText w:val=""/>
+      <w:lvlJc w:val="left"/>
+      <w:pPr>
+        <w:ind w:left="6480" w:hanging="360"/>
+      </w:pPr>
+      <w:rPr>
+        <w:rFonts w:ascii="Wingdings" w:hAnsi="Wingdings" w:hint="default"/>
+      </w:rPr>
+    </w:lvl>
+  </w:abstractNum>
+  <w:num w:numId="1" w16cid:durableId="1130826457">
+    <w:abstractNumId w:val="0"/>
+  </w:num>
+</w:numbering>
+</file>
+
 <file path=word/styles.xml><?xml version="1.0" encoding="utf-8"?>
 <w:styles xmlns:mc="http://schemas.openxmlformats.org/markup-compatibility/2006" xmlns:r="http://schemas.openxmlformats.org/officeDocument/2006/relationships" xmlns:w="http://schemas.openxmlformats.org/wordprocessingml/2006/main" xmlns:w14="http://schemas.microsoft.com/office/word/2010/wordml" xmlns:w15="http://schemas.microsoft.com/office/word/2012/wordml" xmlns:w16cex="http://schemas.microsoft.com/office/word/2018/wordml/cex" xmlns:w16cid="http://schemas.microsoft.com/office/word/2016/wordml/cid" xmlns:w16="http://schemas.microsoft.com/office/word/2018/wordml" xmlns:w16du="http://schemas.microsoft.com/office/word/2023/wordml/word16du" xmlns:w16sdtdh="http://schemas.microsoft.com/office/word/2020/wordml/sdtdatahash" xmlns:w16sdtfl="http://schemas.microsoft.com/office/word/2024/wordml/sdtformatlock" xmlns:w16se="http://schemas.microsoft.com/office/word/2015/wordml/symex" mc:Ignorable="w14 w15 w16se w16cid w16 w16cex w16sdtdh w16sdtfl w16du">
   <w:docDefaults>
@@ -34908,6 +35077,17 @@
       <w:szCs w:val="32"/>
     </w:rPr>
   </w:style>
+  <w:style w:type="paragraph" w:styleId="Liststycke">
+    <w:name w:val="List Paragraph"/>
+    <w:basedOn w:val="Normal"/>
+    <w:uiPriority w:val="34"/>
+    <w:qFormat/>
+    <w:rsid w:val="00236ED3"/>
+    <w:pPr>
+      <w:ind w:left="720"/>
+      <w:contextualSpacing/>
+    </w:pPr>
+  </w:style>
 </w:styles>
 </file>
 

--- a/6.2.1.docx
+++ b/6.2.1.docx
@@ -105,18 +105,7 @@
           <w:lang w:val="en-GB" w:eastAsia="en-GB"/>
           <w14:ligatures w14:val="none"/>
         </w:rPr>
-        <w:t xml:space="preserve">, </w:t>
-      </w:r>
-      <w:r>
-        <w:rPr>
-          <w:rFonts w:ascii="Times New Roman" w:eastAsia="Times New Roman" w:hAnsi="Times New Roman" w:cs="Times New Roman"/>
-          <w:kern w:val="0"/>
-          <w:sz w:val="20"/>
-          <w:szCs w:val="20"/>
-          <w:lang w:val="en-GB" w:eastAsia="en-GB"/>
-          <w14:ligatures w14:val="none"/>
-        </w:rPr>
-        <w:t xml:space="preserve">packed into 8-bit octets as described in </w:t>
+        <w:t xml:space="preserve">, packed into 8-bit octets as described in </w:t>
       </w:r>
       <w:r>
         <w:rPr>
@@ -30128,109 +30117,190 @@
               <w:spacing w:before="60" w:after="60" w:line="240" w:lineRule="exact"/>
               <w:ind w:left="57" w:right="57"/>
               <w:rPr>
+                <w:rFonts w:ascii="Times New Roman" w:hAnsi="Times New Roman" w:cs="Times New Roman"/>
                 <w:b/>
                 <w:bCs/>
-                <w:lang w:val="en-GB"/>
-              </w:rPr>
-            </w:pPr>
-            <w:r>
-              <w:rPr>
+                <w:sz w:val="20"/>
+                <w:szCs w:val="20"/>
+                <w:lang w:val="en-GB"/>
+              </w:rPr>
+            </w:pPr>
+            <w:r>
+              <w:rPr>
+                <w:rFonts w:ascii="Times New Roman" w:hAnsi="Times New Roman" w:cs="Times New Roman"/>
                 <w:b/>
                 <w:bCs/>
-                <w:lang w:val="en-GB"/>
-              </w:rPr>
-              <w:t xml:space="preserve">7-bit Alphabet </w:t>
-            </w:r>
-            <w:r>
-              <w:rPr>
+                <w:sz w:val="20"/>
+                <w:szCs w:val="20"/>
+                <w:lang w:val="en-GB"/>
+              </w:rPr>
+              <w:t>7-bit Alphabet Identifier</w:t>
+            </w:r>
+            <w:r>
+              <w:rPr>
+                <w:rFonts w:ascii="Times New Roman" w:hAnsi="Times New Roman" w:cs="Times New Roman"/>
                 <w:b/>
                 <w:bCs/>
-                <w:lang w:val="en-GB"/>
-              </w:rPr>
-              <w:t>Identifier</w:t>
-            </w:r>
-            <w:r>
-              <w:rPr>
+                <w:sz w:val="20"/>
+                <w:szCs w:val="20"/>
+                <w:lang w:val="en-GB"/>
+              </w:rPr>
+              <w:br/>
+              <w:t>b</w:t>
+            </w:r>
+            <w:r>
+              <w:rPr>
+                <w:rFonts w:ascii="Times New Roman" w:hAnsi="Times New Roman" w:cs="Times New Roman"/>
                 <w:b/>
                 <w:bCs/>
-                <w:lang w:val="en-GB"/>
-              </w:rPr>
-              <w:br/>
-              <w:t>b</w:t>
-            </w:r>
-            <w:r>
-              <w:rPr>
+                <w:sz w:val="20"/>
+                <w:szCs w:val="20"/>
+                <w:vertAlign w:val="subscript"/>
+                <w:lang w:val="en-GB"/>
+              </w:rPr>
+              <w:t>7</w:t>
+            </w:r>
+            <w:r>
+              <w:rPr>
+                <w:rFonts w:ascii="Times New Roman" w:hAnsi="Times New Roman" w:cs="Times New Roman"/>
                 <w:b/>
                 <w:bCs/>
-                <w:vertAlign w:val="subscript"/>
-                <w:lang w:val="en-GB"/>
-              </w:rPr>
-              <w:t>7</w:t>
-            </w:r>
-            <w:r>
-              <w:rPr>
+                <w:sz w:val="20"/>
+                <w:szCs w:val="20"/>
+                <w:lang w:val="en-GB"/>
+              </w:rPr>
+              <w:t>…b</w:t>
+            </w:r>
+            <w:r>
+              <w:rPr>
+                <w:rFonts w:ascii="Times New Roman" w:hAnsi="Times New Roman" w:cs="Times New Roman"/>
                 <w:b/>
                 <w:bCs/>
-                <w:lang w:val="en-GB"/>
-              </w:rPr>
-              <w:t>…b</w:t>
-            </w:r>
-            <w:r>
-              <w:rPr>
+                <w:sz w:val="20"/>
+                <w:szCs w:val="20"/>
+                <w:vertAlign w:val="subscript"/>
+                <w:lang w:val="en-GB"/>
+              </w:rPr>
+              <w:t>0</w:t>
+            </w:r>
+            <w:r>
+              <w:rPr>
+                <w:rFonts w:ascii="Times New Roman" w:hAnsi="Times New Roman" w:cs="Times New Roman"/>
                 <w:b/>
                 <w:bCs/>
-                <w:vertAlign w:val="subscript"/>
-                <w:lang w:val="en-GB"/>
-              </w:rPr>
-              <w:t>0</w:t>
-            </w:r>
-            <w:r>
-              <w:rPr>
+                <w:sz w:val="20"/>
+                <w:szCs w:val="20"/>
+                <w:lang w:val="en-GB"/>
+              </w:rPr>
+              <w:t xml:space="preserve"> (0xh</w:t>
+            </w:r>
+            <w:r>
+              <w:rPr>
+                <w:rFonts w:ascii="Times New Roman" w:hAnsi="Times New Roman" w:cs="Times New Roman"/>
                 <w:b/>
                 <w:bCs/>
-                <w:lang w:val="en-GB"/>
-              </w:rPr>
-              <w:t xml:space="preserve"> (0xh</w:t>
-            </w:r>
-            <w:r>
-              <w:rPr>
+                <w:sz w:val="20"/>
+                <w:szCs w:val="20"/>
+                <w:vertAlign w:val="subscript"/>
+                <w:lang w:val="en-GB"/>
+              </w:rPr>
+              <w:t>1</w:t>
+            </w:r>
+            <w:r>
+              <w:rPr>
+                <w:rFonts w:ascii="Times New Roman" w:hAnsi="Times New Roman" w:cs="Times New Roman"/>
                 <w:b/>
                 <w:bCs/>
-                <w:vertAlign w:val="subscript"/>
-                <w:lang w:val="en-GB"/>
-              </w:rPr>
-              <w:t>1</w:t>
-            </w:r>
-            <w:r>
-              <w:rPr>
+                <w:sz w:val="20"/>
+                <w:szCs w:val="20"/>
+                <w:lang w:val="en-GB"/>
+              </w:rPr>
+              <w:t>h</w:t>
+            </w:r>
+            <w:r>
+              <w:rPr>
+                <w:rFonts w:ascii="Times New Roman" w:hAnsi="Times New Roman" w:cs="Times New Roman"/>
                 <w:b/>
                 <w:bCs/>
-                <w:lang w:val="en-GB"/>
-              </w:rPr>
-              <w:t>h</w:t>
-            </w:r>
-            <w:r>
-              <w:rPr>
+                <w:sz w:val="20"/>
+                <w:szCs w:val="20"/>
+                <w:vertAlign w:val="subscript"/>
+                <w:lang w:val="en-GB"/>
+              </w:rPr>
+              <w:t>0</w:t>
+            </w:r>
+            <w:r>
+              <w:rPr>
+                <w:rFonts w:ascii="Times New Roman" w:hAnsi="Times New Roman" w:cs="Times New Roman"/>
                 <w:b/>
                 <w:bCs/>
-                <w:vertAlign w:val="subscript"/>
-                <w:lang w:val="en-GB"/>
-              </w:rPr>
-              <w:t>0</w:t>
-            </w:r>
-            <w:r>
-              <w:rPr>
+                <w:sz w:val="20"/>
+                <w:szCs w:val="20"/>
+                <w:lang w:val="en-GB"/>
+              </w:rPr>
+              <w:t>)</w:t>
+            </w:r>
+          </w:p>
+        </w:tc>
+        <w:tc>
+          <w:tcPr>
+            <w:tcW w:w="2784" w:type="dxa"/>
+            <w:shd w:val="clear" w:color="auto" w:fill="E8E8E8" w:themeFill="background2"/>
+          </w:tcPr>
+          <w:p>
+            <w:pPr>
+              <w:spacing w:before="60" w:after="60" w:line="240" w:lineRule="exact"/>
+              <w:ind w:left="57" w:right="57"/>
+              <w:rPr>
+                <w:rFonts w:ascii="Times New Roman" w:hAnsi="Times New Roman" w:cs="Times New Roman"/>
                 <w:b/>
                 <w:bCs/>
-                <w:lang w:val="en-GB"/>
-              </w:rPr>
-              <w:t>)</w:t>
-            </w:r>
-          </w:p>
-        </w:tc>
-        <w:tc>
-          <w:tcPr>
-            <w:tcW w:w="2784" w:type="dxa"/>
+                <w:sz w:val="20"/>
+                <w:szCs w:val="20"/>
+                <w:lang w:val="en-GB"/>
+              </w:rPr>
+            </w:pPr>
+            <w:r>
+              <w:rPr>
+                <w:rFonts w:ascii="Times New Roman" w:hAnsi="Times New Roman" w:cs="Times New Roman"/>
+                <w:b/>
+                <w:bCs/>
+                <w:sz w:val="20"/>
+                <w:szCs w:val="20"/>
+                <w:shd w:val="clear" w:color="auto" w:fill="E8E8E8" w:themeFill="background2"/>
+                <w:lang w:val="en-GB"/>
+              </w:rPr>
+              <w:t>7-bit Alphabet</w:t>
+            </w:r>
+            <w:r>
+              <w:rPr>
+                <w:rFonts w:ascii="Times New Roman" w:hAnsi="Times New Roman" w:cs="Times New Roman"/>
+                <w:b/>
+                <w:bCs/>
+                <w:sz w:val="20"/>
+                <w:szCs w:val="20"/>
+                <w:shd w:val="clear" w:color="auto" w:fill="E8E8E8" w:themeFill="background2"/>
+                <w:lang w:val="en-GB"/>
+              </w:rPr>
+              <w:br/>
+            </w:r>
+            <w:r>
+              <w:rPr>
+                <w:rFonts w:ascii="Times New Roman" w:hAnsi="Times New Roman" w:cs="Times New Roman"/>
+                <w:i/>
+                <w:iCs/>
+                <w:sz w:val="20"/>
+                <w:szCs w:val="20"/>
+                <w:shd w:val="clear" w:color="auto" w:fill="E8E8E8" w:themeFill="background2"/>
+                <w:lang w:val="en-GB"/>
+              </w:rPr>
+              <w:t>Even though referred to by a language name, the alphabet can often be used for other languages (geographically near).</w:t>
+            </w:r>
+          </w:p>
+        </w:tc>
+        <w:tc>
+          <w:tcPr>
+            <w:tcW w:w="2078" w:type="dxa"/>
             <w:shd w:val="clear" w:color="auto" w:fill="E8E8E8" w:themeFill="background2"/>
           </w:tcPr>
           <w:p>
@@ -30238,209 +30308,192 @@
               <w:spacing w:before="60" w:after="60" w:line="240" w:lineRule="exact"/>
               <w:ind w:left="57" w:right="57"/>
               <w:rPr>
+                <w:rFonts w:ascii="Times New Roman" w:hAnsi="Times New Roman" w:cs="Times New Roman"/>
                 <w:b/>
                 <w:bCs/>
-                <w:lang w:val="en-GB"/>
-              </w:rPr>
-            </w:pPr>
-            <w:r>
-              <w:rPr>
+                <w:sz w:val="20"/>
+                <w:szCs w:val="20"/>
+                <w:lang w:val="en-GB"/>
+              </w:rPr>
+            </w:pPr>
+            <w:r>
+              <w:rPr>
+                <w:rFonts w:ascii="Times New Roman" w:hAnsi="Times New Roman" w:cs="Times New Roman"/>
                 <w:b/>
                 <w:bCs/>
-                <w:shd w:val="clear" w:color="auto" w:fill="E8E8E8" w:themeFill="background2"/>
-                <w:lang w:val="en-GB"/>
-              </w:rPr>
-              <w:t>7-bit Alphabet</w:t>
-            </w:r>
-            <w:r>
-              <w:rPr>
+                <w:sz w:val="20"/>
+                <w:szCs w:val="20"/>
+                <w:lang w:val="en-GB"/>
+              </w:rPr>
+              <w:t>Base Table</w:t>
+            </w:r>
+          </w:p>
+        </w:tc>
+        <w:tc>
+          <w:tcPr>
+            <w:tcW w:w="2078" w:type="dxa"/>
+            <w:shd w:val="clear" w:color="auto" w:fill="E8E8E8" w:themeFill="background2"/>
+          </w:tcPr>
+          <w:p>
+            <w:pPr>
+              <w:spacing w:before="60" w:after="60" w:line="240" w:lineRule="exact"/>
+              <w:ind w:left="57" w:right="57"/>
+              <w:rPr>
+                <w:rFonts w:ascii="Times New Roman" w:hAnsi="Times New Roman" w:cs="Times New Roman"/>
                 <w:b/>
                 <w:bCs/>
+                <w:sz w:val="20"/>
+                <w:szCs w:val="20"/>
+                <w:shd w:val="clear" w:color="auto" w:fill="B3E5A1" w:themeFill="accent6" w:themeFillTint="66"/>
+                <w:lang w:val="en-GB"/>
+              </w:rPr>
+            </w:pPr>
+            <w:r>
+              <w:rPr>
+                <w:rFonts w:ascii="Times New Roman" w:hAnsi="Times New Roman" w:cs="Times New Roman"/>
+                <w:b/>
+                <w:bCs/>
+                <w:sz w:val="20"/>
+                <w:szCs w:val="20"/>
+                <w:lang w:val="en-GB"/>
+              </w:rPr>
+              <w:t>Single Shift Tables</w:t>
+            </w:r>
+            <w:r>
+              <w:rPr>
+                <w:rFonts w:ascii="Times New Roman" w:hAnsi="Times New Roman" w:cs="Times New Roman"/>
+                <w:b/>
+                <w:bCs/>
+                <w:sz w:val="20"/>
+                <w:szCs w:val="20"/>
+                <w:shd w:val="clear" w:color="auto" w:fill="B3E5A1" w:themeFill="accent6" w:themeFillTint="66"/>
+                <w:lang w:val="en-GB"/>
+              </w:rPr>
+              <w:t xml:space="preserve"> </w:t>
+            </w:r>
+            <w:r>
+              <w:rPr>
+                <w:rFonts w:ascii="Times New Roman" w:hAnsi="Times New Roman" w:cs="Times New Roman"/>
+                <w:b/>
+                <w:bCs/>
+                <w:sz w:val="20"/>
+                <w:szCs w:val="20"/>
                 <w:shd w:val="clear" w:color="auto" w:fill="E8E8E8" w:themeFill="background2"/>
                 <w:lang w:val="en-GB"/>
               </w:rPr>
+              <w:t>(SS2 and SS3)</w:t>
+            </w:r>
+            <w:r>
+              <w:rPr>
+                <w:rFonts w:ascii="Times New Roman" w:hAnsi="Times New Roman" w:cs="Times New Roman"/>
+                <w:b/>
+                <w:bCs/>
+                <w:sz w:val="20"/>
+                <w:szCs w:val="20"/>
+                <w:shd w:val="clear" w:color="auto" w:fill="E8E8E8" w:themeFill="background2"/>
+                <w:lang w:val="en-GB"/>
+              </w:rPr>
               <w:br/>
             </w:r>
             <w:r>
               <w:rPr>
+                <w:rFonts w:ascii="Times New Roman" w:hAnsi="Times New Roman" w:cs="Times New Roman"/>
                 <w:i/>
                 <w:iCs/>
+                <w:sz w:val="20"/>
+                <w:szCs w:val="20"/>
                 <w:shd w:val="clear" w:color="auto" w:fill="E8E8E8" w:themeFill="background2"/>
                 <w:lang w:val="en-GB"/>
               </w:rPr>
-              <w:t>Even though referred to by a language name, the alphabet can often be used for other languages (geographically near).</w:t>
-            </w:r>
-          </w:p>
-        </w:tc>
-        <w:tc>
-          <w:tcPr>
-            <w:tcW w:w="2078" w:type="dxa"/>
-            <w:shd w:val="clear" w:color="auto" w:fill="E8E8E8" w:themeFill="background2"/>
+              <w:t>For 0x00 to 0x0D the SS3 tables are empty/absent</w:t>
+            </w:r>
+            <w:r>
+              <w:rPr>
+                <w:rFonts w:ascii="Times New Roman" w:hAnsi="Times New Roman" w:cs="Times New Roman"/>
+                <w:b/>
+                <w:bCs/>
+                <w:sz w:val="20"/>
+                <w:szCs w:val="20"/>
+                <w:shd w:val="clear" w:color="auto" w:fill="E8E8E8" w:themeFill="background2"/>
+                <w:lang w:val="en-GB"/>
+              </w:rPr>
+              <w:t>.</w:t>
+            </w:r>
+          </w:p>
+        </w:tc>
+      </w:tr>
+      <w:tr>
+        <w:tc>
+          <w:tcPr>
+            <w:tcW w:w="2122" w:type="dxa"/>
+            <w:shd w:val="clear" w:color="auto" w:fill="FFFFFF" w:themeFill="background1"/>
           </w:tcPr>
           <w:p>
             <w:pPr>
               <w:spacing w:before="60" w:after="60" w:line="240" w:lineRule="exact"/>
               <w:ind w:left="57" w:right="57"/>
               <w:rPr>
-                <w:b/>
-                <w:bCs/>
-                <w:lang w:val="en-GB"/>
-              </w:rPr>
-            </w:pPr>
-            <w:r>
-              <w:rPr>
-                <w:b/>
-                <w:bCs/>
-                <w:lang w:val="en-GB"/>
-              </w:rPr>
-              <w:t>Base Table</w:t>
-            </w:r>
-          </w:p>
-        </w:tc>
-        <w:tc>
-          <w:tcPr>
-            <w:tcW w:w="2078" w:type="dxa"/>
-            <w:shd w:val="clear" w:color="auto" w:fill="E8E8E8" w:themeFill="background2"/>
+                <w:rFonts w:ascii="Times New Roman" w:hAnsi="Times New Roman" w:cs="Times New Roman"/>
+                <w:sz w:val="20"/>
+                <w:szCs w:val="20"/>
+                <w:lang w:val="en-GB"/>
+              </w:rPr>
+            </w:pPr>
+            <w:r>
+              <w:rPr>
+                <w:rFonts w:ascii="Times New Roman" w:hAnsi="Times New Roman" w:cs="Times New Roman"/>
+                <w:sz w:val="20"/>
+                <w:szCs w:val="20"/>
+                <w:lang w:val="en-GB"/>
+              </w:rPr>
+              <w:t>00000000 (0x00)</w:t>
+            </w:r>
+            <w:r>
+              <w:rPr>
+                <w:rFonts w:ascii="Times New Roman" w:hAnsi="Times New Roman" w:cs="Times New Roman"/>
+                <w:sz w:val="20"/>
+                <w:szCs w:val="20"/>
+                <w:lang w:val="en-GB"/>
+              </w:rPr>
+              <w:br/>
+            </w:r>
+            <w:r>
+              <w:rPr>
+                <w:rFonts w:ascii="Times New Roman" w:hAnsi="Times New Roman" w:cs="Times New Roman"/>
+                <w:i/>
+                <w:iCs/>
+                <w:sz w:val="20"/>
+                <w:szCs w:val="20"/>
+                <w:lang w:val="en-GB"/>
+              </w:rPr>
+              <w:t>(cannot be explicitly set)</w:t>
+            </w:r>
+          </w:p>
+        </w:tc>
+        <w:tc>
+          <w:tcPr>
+            <w:tcW w:w="2784" w:type="dxa"/>
+            <w:shd w:val="clear" w:color="auto" w:fill="FFFFFF" w:themeFill="background1"/>
           </w:tcPr>
           <w:p>
             <w:pPr>
               <w:spacing w:before="60" w:after="60" w:line="240" w:lineRule="exact"/>
               <w:ind w:left="57" w:right="57"/>
               <w:rPr>
-                <w:b/>
-                <w:bCs/>
-                <w:shd w:val="clear" w:color="auto" w:fill="B3E5A1" w:themeFill="accent6" w:themeFillTint="66"/>
-                <w:lang w:val="en-GB"/>
-              </w:rPr>
-            </w:pPr>
-            <w:r>
-              <w:rPr>
-                <w:b/>
-                <w:bCs/>
-                <w:lang w:val="en-GB"/>
-              </w:rPr>
-              <w:t>Single Shift Tables</w:t>
-            </w:r>
-            <w:r>
-              <w:rPr>
-                <w:b/>
-                <w:bCs/>
-                <w:shd w:val="clear" w:color="auto" w:fill="B3E5A1" w:themeFill="accent6" w:themeFillTint="66"/>
-                <w:lang w:val="en-GB"/>
-              </w:rPr>
-              <w:t xml:space="preserve"> </w:t>
-            </w:r>
-            <w:r>
-              <w:rPr>
-                <w:b/>
-                <w:bCs/>
-                <w:shd w:val="clear" w:color="auto" w:fill="E8E8E8" w:themeFill="background2"/>
-                <w:lang w:val="en-GB"/>
-              </w:rPr>
-              <w:t>(SS2 and SS3)</w:t>
-            </w:r>
-            <w:r>
-              <w:rPr>
-                <w:b/>
-                <w:bCs/>
-                <w:shd w:val="clear" w:color="auto" w:fill="E8E8E8" w:themeFill="background2"/>
-                <w:lang w:val="en-GB"/>
-              </w:rPr>
-              <w:br/>
-            </w:r>
-            <w:r>
-              <w:rPr>
-                <w:i/>
-                <w:iCs/>
-                <w:shd w:val="clear" w:color="auto" w:fill="E8E8E8" w:themeFill="background2"/>
-                <w:lang w:val="en-GB"/>
-              </w:rPr>
-              <w:t>For 0x00 to 0x0D the SS3 tables are empty/absent</w:t>
-            </w:r>
-            <w:r>
-              <w:rPr>
-                <w:b/>
-                <w:bCs/>
-                <w:shd w:val="clear" w:color="auto" w:fill="E8E8E8" w:themeFill="background2"/>
-                <w:lang w:val="en-GB"/>
-              </w:rPr>
-              <w:t>.</w:t>
-            </w:r>
-          </w:p>
-        </w:tc>
-      </w:tr>
-      <w:tr>
-        <w:tc>
-          <w:tcPr>
-            <w:tcW w:w="2122" w:type="dxa"/>
-            <w:shd w:val="clear" w:color="auto" w:fill="FFFFFF" w:themeFill="background1"/>
-          </w:tcPr>
-          <w:p>
-            <w:pPr>
-              <w:spacing w:before="60" w:after="60" w:line="240" w:lineRule="exact"/>
-              <w:ind w:left="57" w:right="57"/>
-              <w:rPr>
-                <w:lang w:val="en-GB"/>
-              </w:rPr>
-            </w:pPr>
-            <w:r>
-              <w:rPr>
-                <w:lang w:val="en-GB"/>
-              </w:rPr>
-              <w:t>00000000</w:t>
-            </w:r>
-            <w:r>
-              <w:rPr>
-                <w:lang w:val="en-GB"/>
-              </w:rPr>
-              <w:t xml:space="preserve"> (0x00)</w:t>
-            </w:r>
-            <w:r>
-              <w:rPr>
-                <w:lang w:val="en-GB"/>
-              </w:rPr>
-              <w:br/>
-            </w:r>
-            <w:r>
-              <w:rPr>
-                <w:i/>
-                <w:iCs/>
-                <w:lang w:val="en-GB"/>
-              </w:rPr>
-              <w:t>(cannot be explicitly set)</w:t>
-            </w:r>
-          </w:p>
-        </w:tc>
-        <w:tc>
-          <w:tcPr>
-            <w:tcW w:w="2784" w:type="dxa"/>
-            <w:shd w:val="clear" w:color="auto" w:fill="FFFFFF" w:themeFill="background1"/>
-          </w:tcPr>
-          <w:p>
-            <w:pPr>
-              <w:spacing w:before="60" w:after="60" w:line="240" w:lineRule="exact"/>
-              <w:ind w:left="57" w:right="57"/>
-              <w:rPr>
-                <w:lang w:val="en-GB"/>
-              </w:rPr>
-            </w:pPr>
-            <w:r>
-              <w:rPr>
-                <w:lang w:val="en-GB"/>
-              </w:rPr>
-              <w:t>Defaul</w:t>
-            </w:r>
-            <w:r>
-              <w:rPr>
-                <w:lang w:val="en-GB"/>
-              </w:rPr>
-              <w:t>t</w:t>
-            </w:r>
-            <w:r>
-              <w:rPr>
-                <w:lang w:val="en-GB"/>
-              </w:rPr>
-              <w:t xml:space="preserve"> 7-bit alphabet (deprecated, use 0x10 instead; 0x11 for Greek)</w:t>
+                <w:rFonts w:ascii="Times New Roman" w:hAnsi="Times New Roman" w:cs="Times New Roman"/>
+                <w:sz w:val="20"/>
+                <w:szCs w:val="20"/>
+                <w:lang w:val="en-GB"/>
+              </w:rPr>
+            </w:pPr>
+            <w:r>
+              <w:rPr>
+                <w:rFonts w:ascii="Times New Roman" w:hAnsi="Times New Roman" w:cs="Times New Roman"/>
+                <w:sz w:val="20"/>
+                <w:szCs w:val="20"/>
+                <w:lang w:val="en-GB"/>
+              </w:rPr>
+              <w:t>Default 7-bit alphabet (deprecated, use 0x10 instead; 0x11 for Greek)</w:t>
             </w:r>
           </w:p>
         </w:tc>
@@ -30457,32 +30510,20 @@
               <w:ind w:left="57" w:right="57"/>
               <w:jc w:val="center"/>
               <w:rPr>
-                <w:lang w:val="en-GB"/>
-              </w:rPr>
-            </w:pPr>
-            <w:r>
-              <w:rPr>
-                <w:lang w:val="en-GB"/>
-              </w:rPr>
-              <w:t>Section</w:t>
-            </w:r>
-            <w:r>
-              <w:rPr>
-                <w:lang w:val="en-GB"/>
-              </w:rPr>
-              <w:t xml:space="preserve"> 6.2.</w:t>
-            </w:r>
-            <w:r>
-              <w:rPr>
-                <w:lang w:val="en-GB"/>
-              </w:rPr>
-              <w:t>1.</w:t>
-            </w:r>
-            <w:r>
-              <w:rPr>
-                <w:lang w:val="en-GB"/>
-              </w:rPr>
-              <w:t>1</w:t>
+                <w:rFonts w:ascii="Times New Roman" w:hAnsi="Times New Roman" w:cs="Times New Roman"/>
+                <w:sz w:val="20"/>
+                <w:szCs w:val="20"/>
+                <w:lang w:val="en-GB"/>
+              </w:rPr>
+            </w:pPr>
+            <w:r>
+              <w:rPr>
+                <w:rFonts w:ascii="Times New Roman" w:hAnsi="Times New Roman" w:cs="Times New Roman"/>
+                <w:sz w:val="20"/>
+                <w:szCs w:val="20"/>
+                <w:lang w:val="en-GB"/>
+              </w:rPr>
+              <w:t>Section 6.2.1.1</w:t>
             </w:r>
           </w:p>
         </w:tc>
@@ -30498,20 +30539,20 @@
               <w:spacing w:before="60" w:after="60" w:line="240" w:lineRule="exact"/>
               <w:ind w:left="57" w:right="57"/>
               <w:rPr>
-                <w:lang w:val="en-GB"/>
-              </w:rPr>
-            </w:pPr>
-            <w:r>
-              <w:rPr>
-                <w:lang w:val="en-GB"/>
-              </w:rPr>
-              <w:t>00000001</w:t>
-            </w:r>
-            <w:r>
-              <w:rPr>
-                <w:lang w:val="en-GB"/>
-              </w:rPr>
-              <w:t xml:space="preserve"> (0x01)</w:t>
+                <w:rFonts w:ascii="Times New Roman" w:hAnsi="Times New Roman" w:cs="Times New Roman"/>
+                <w:sz w:val="20"/>
+                <w:szCs w:val="20"/>
+                <w:lang w:val="en-GB"/>
+              </w:rPr>
+            </w:pPr>
+            <w:r>
+              <w:rPr>
+                <w:rFonts w:ascii="Times New Roman" w:hAnsi="Times New Roman" w:cs="Times New Roman"/>
+                <w:sz w:val="20"/>
+                <w:szCs w:val="20"/>
+                <w:lang w:val="en-GB"/>
+              </w:rPr>
+              <w:t>00000001 (0x01)</w:t>
             </w:r>
           </w:p>
         </w:tc>
@@ -30525,11 +30566,17 @@
               <w:spacing w:before="60" w:after="60" w:line="240" w:lineRule="exact"/>
               <w:ind w:left="57" w:right="57"/>
               <w:rPr>
-                <w:lang w:val="en-GB"/>
-              </w:rPr>
-            </w:pPr>
-            <w:r>
-              <w:rPr>
+                <w:rFonts w:ascii="Times New Roman" w:hAnsi="Times New Roman" w:cs="Times New Roman"/>
+                <w:sz w:val="20"/>
+                <w:szCs w:val="20"/>
+                <w:lang w:val="en-GB"/>
+              </w:rPr>
+            </w:pPr>
+            <w:r>
+              <w:rPr>
+                <w:rFonts w:ascii="Times New Roman" w:hAnsi="Times New Roman" w:cs="Times New Roman"/>
+                <w:sz w:val="20"/>
+                <w:szCs w:val="20"/>
                 <w:lang w:val="en-GB"/>
               </w:rPr>
               <w:t>Turkish (deprecated, use 0x10 instead)</w:t>
@@ -30548,20 +30595,20 @@
               <w:ind w:left="57" w:right="57"/>
               <w:jc w:val="center"/>
               <w:rPr>
-                <w:lang w:val="en-GB"/>
-              </w:rPr>
-            </w:pPr>
-            <w:r>
-              <w:rPr>
-                <w:lang w:val="en-GB"/>
-              </w:rPr>
-              <w:t>Section</w:t>
-            </w:r>
-            <w:r>
-              <w:rPr>
-                <w:lang w:val="en-GB"/>
-              </w:rPr>
-              <w:t xml:space="preserve"> A.3.1</w:t>
+                <w:rFonts w:ascii="Times New Roman" w:hAnsi="Times New Roman" w:cs="Times New Roman"/>
+                <w:sz w:val="20"/>
+                <w:szCs w:val="20"/>
+                <w:lang w:val="en-GB"/>
+              </w:rPr>
+            </w:pPr>
+            <w:r>
+              <w:rPr>
+                <w:rFonts w:ascii="Times New Roman" w:hAnsi="Times New Roman" w:cs="Times New Roman"/>
+                <w:sz w:val="20"/>
+                <w:szCs w:val="20"/>
+                <w:lang w:val="en-GB"/>
+              </w:rPr>
+              <w:t>Section A.3.1</w:t>
             </w:r>
           </w:p>
         </w:tc>
@@ -30577,20 +30624,20 @@
               <w:ind w:left="57" w:right="57"/>
               <w:jc w:val="center"/>
               <w:rPr>
-                <w:lang w:val="en-GB"/>
-              </w:rPr>
-            </w:pPr>
-            <w:r>
-              <w:rPr>
-                <w:lang w:val="en-GB"/>
-              </w:rPr>
-              <w:t>Section</w:t>
-            </w:r>
-            <w:r>
-              <w:rPr>
-                <w:lang w:val="en-GB"/>
-              </w:rPr>
-              <w:t xml:space="preserve"> A.2.1</w:t>
+                <w:rFonts w:ascii="Times New Roman" w:hAnsi="Times New Roman" w:cs="Times New Roman"/>
+                <w:sz w:val="20"/>
+                <w:szCs w:val="20"/>
+                <w:lang w:val="en-GB"/>
+              </w:rPr>
+            </w:pPr>
+            <w:r>
+              <w:rPr>
+                <w:rFonts w:ascii="Times New Roman" w:hAnsi="Times New Roman" w:cs="Times New Roman"/>
+                <w:sz w:val="20"/>
+                <w:szCs w:val="20"/>
+                <w:lang w:val="en-GB"/>
+              </w:rPr>
+              <w:t>Section A.2.1</w:t>
             </w:r>
           </w:p>
         </w:tc>
@@ -30606,20 +30653,20 @@
               <w:spacing w:before="60" w:after="60" w:line="240" w:lineRule="exact"/>
               <w:ind w:left="57" w:right="57"/>
               <w:rPr>
-                <w:lang w:val="en-GB"/>
-              </w:rPr>
-            </w:pPr>
-            <w:r>
-              <w:rPr>
-                <w:lang w:val="en-GB"/>
-              </w:rPr>
-              <w:t>00000010</w:t>
-            </w:r>
-            <w:r>
-              <w:rPr>
-                <w:lang w:val="en-GB"/>
-              </w:rPr>
-              <w:t xml:space="preserve"> (0x02)</w:t>
+                <w:rFonts w:ascii="Times New Roman" w:hAnsi="Times New Roman" w:cs="Times New Roman"/>
+                <w:sz w:val="20"/>
+                <w:szCs w:val="20"/>
+                <w:lang w:val="en-GB"/>
+              </w:rPr>
+            </w:pPr>
+            <w:r>
+              <w:rPr>
+                <w:rFonts w:ascii="Times New Roman" w:hAnsi="Times New Roman" w:cs="Times New Roman"/>
+                <w:sz w:val="20"/>
+                <w:szCs w:val="20"/>
+                <w:lang w:val="en-GB"/>
+              </w:rPr>
+              <w:t>00000010 (0x02)</w:t>
             </w:r>
           </w:p>
         </w:tc>
@@ -30633,11 +30680,17 @@
               <w:spacing w:before="60" w:after="60" w:line="240" w:lineRule="exact"/>
               <w:ind w:left="57" w:right="57"/>
               <w:rPr>
-                <w:lang w:val="en-GB"/>
-              </w:rPr>
-            </w:pPr>
-            <w:r>
-              <w:rPr>
+                <w:rFonts w:ascii="Times New Roman" w:hAnsi="Times New Roman" w:cs="Times New Roman"/>
+                <w:sz w:val="20"/>
+                <w:szCs w:val="20"/>
+                <w:lang w:val="en-GB"/>
+              </w:rPr>
+            </w:pPr>
+            <w:r>
+              <w:rPr>
+                <w:rFonts w:ascii="Times New Roman" w:hAnsi="Times New Roman" w:cs="Times New Roman"/>
+                <w:sz w:val="20"/>
+                <w:szCs w:val="20"/>
                 <w:lang w:val="en-GB"/>
               </w:rPr>
               <w:t>Spanish (deprecated, use 0x10 instead)</w:t>
@@ -30656,32 +30709,20 @@
               <w:ind w:left="57" w:right="57"/>
               <w:jc w:val="center"/>
               <w:rPr>
-                <w:lang w:val="en-GB"/>
-              </w:rPr>
-            </w:pPr>
-            <w:r>
-              <w:rPr>
-                <w:lang w:val="en-GB"/>
-              </w:rPr>
-              <w:t>Section</w:t>
-            </w:r>
-            <w:r>
-              <w:rPr>
-                <w:lang w:val="en-GB"/>
-              </w:rPr>
-              <w:t xml:space="preserve"> 6.2</w:t>
-            </w:r>
-            <w:r>
-              <w:rPr>
-                <w:lang w:val="en-GB"/>
-              </w:rPr>
-              <w:t>.1</w:t>
-            </w:r>
-            <w:r>
-              <w:rPr>
-                <w:lang w:val="en-GB"/>
-              </w:rPr>
-              <w:t>.1.1</w:t>
+                <w:rFonts w:ascii="Times New Roman" w:hAnsi="Times New Roman" w:cs="Times New Roman"/>
+                <w:sz w:val="20"/>
+                <w:szCs w:val="20"/>
+                <w:lang w:val="en-GB"/>
+              </w:rPr>
+            </w:pPr>
+            <w:r>
+              <w:rPr>
+                <w:rFonts w:ascii="Times New Roman" w:hAnsi="Times New Roman" w:cs="Times New Roman"/>
+                <w:sz w:val="20"/>
+                <w:szCs w:val="20"/>
+                <w:lang w:val="en-GB"/>
+              </w:rPr>
+              <w:t>Section 6.2.1.1.1</w:t>
             </w:r>
           </w:p>
         </w:tc>
@@ -30697,20 +30738,20 @@
               <w:ind w:left="57" w:right="57"/>
               <w:jc w:val="center"/>
               <w:rPr>
-                <w:lang w:val="en-GB"/>
-              </w:rPr>
-            </w:pPr>
-            <w:r>
-              <w:rPr>
-                <w:lang w:val="en-GB"/>
-              </w:rPr>
-              <w:t>Section</w:t>
-            </w:r>
-            <w:r>
-              <w:rPr>
-                <w:lang w:val="en-GB"/>
-              </w:rPr>
-              <w:t xml:space="preserve"> A.2.2</w:t>
+                <w:rFonts w:ascii="Times New Roman" w:hAnsi="Times New Roman" w:cs="Times New Roman"/>
+                <w:sz w:val="20"/>
+                <w:szCs w:val="20"/>
+                <w:lang w:val="en-GB"/>
+              </w:rPr>
+            </w:pPr>
+            <w:r>
+              <w:rPr>
+                <w:rFonts w:ascii="Times New Roman" w:hAnsi="Times New Roman" w:cs="Times New Roman"/>
+                <w:sz w:val="20"/>
+                <w:szCs w:val="20"/>
+                <w:lang w:val="en-GB"/>
+              </w:rPr>
+              <w:t>Section A.2.2</w:t>
             </w:r>
           </w:p>
         </w:tc>
@@ -30726,20 +30767,20 @@
               <w:spacing w:before="60" w:after="60" w:line="240" w:lineRule="exact"/>
               <w:ind w:left="57" w:right="57"/>
               <w:rPr>
-                <w:lang w:val="en-GB"/>
-              </w:rPr>
-            </w:pPr>
-            <w:r>
-              <w:rPr>
-                <w:lang w:val="en-GB"/>
-              </w:rPr>
-              <w:t>00000011</w:t>
-            </w:r>
-            <w:r>
-              <w:rPr>
-                <w:lang w:val="en-GB"/>
-              </w:rPr>
-              <w:t xml:space="preserve"> (0x03)</w:t>
+                <w:rFonts w:ascii="Times New Roman" w:hAnsi="Times New Roman" w:cs="Times New Roman"/>
+                <w:sz w:val="20"/>
+                <w:szCs w:val="20"/>
+                <w:lang w:val="en-GB"/>
+              </w:rPr>
+            </w:pPr>
+            <w:r>
+              <w:rPr>
+                <w:rFonts w:ascii="Times New Roman" w:hAnsi="Times New Roman" w:cs="Times New Roman"/>
+                <w:sz w:val="20"/>
+                <w:szCs w:val="20"/>
+                <w:lang w:val="en-GB"/>
+              </w:rPr>
+              <w:t>00000011 (0x03)</w:t>
             </w:r>
           </w:p>
         </w:tc>
@@ -30753,11 +30794,17 @@
               <w:spacing w:before="60" w:after="60" w:line="240" w:lineRule="exact"/>
               <w:ind w:left="57" w:right="57"/>
               <w:rPr>
-                <w:lang w:val="en-GB"/>
-              </w:rPr>
-            </w:pPr>
-            <w:r>
-              <w:rPr>
+                <w:rFonts w:ascii="Times New Roman" w:hAnsi="Times New Roman" w:cs="Times New Roman"/>
+                <w:sz w:val="20"/>
+                <w:szCs w:val="20"/>
+                <w:lang w:val="en-GB"/>
+              </w:rPr>
+            </w:pPr>
+            <w:r>
+              <w:rPr>
+                <w:rFonts w:ascii="Times New Roman" w:hAnsi="Times New Roman" w:cs="Times New Roman"/>
+                <w:sz w:val="20"/>
+                <w:szCs w:val="20"/>
                 <w:lang w:val="en-GB"/>
               </w:rPr>
               <w:t>Portuguese (deprecated, use 0x10 instead)</w:t>
@@ -30776,20 +30823,20 @@
               <w:ind w:left="57" w:right="57"/>
               <w:jc w:val="center"/>
               <w:rPr>
-                <w:lang w:val="en-GB"/>
-              </w:rPr>
-            </w:pPr>
-            <w:r>
-              <w:rPr>
-                <w:lang w:val="en-GB"/>
-              </w:rPr>
-              <w:t>Section</w:t>
-            </w:r>
-            <w:r>
-              <w:rPr>
-                <w:lang w:val="en-GB"/>
-              </w:rPr>
-              <w:t xml:space="preserve"> A.3.3</w:t>
+                <w:rFonts w:ascii="Times New Roman" w:hAnsi="Times New Roman" w:cs="Times New Roman"/>
+                <w:sz w:val="20"/>
+                <w:szCs w:val="20"/>
+                <w:lang w:val="en-GB"/>
+              </w:rPr>
+            </w:pPr>
+            <w:r>
+              <w:rPr>
+                <w:rFonts w:ascii="Times New Roman" w:hAnsi="Times New Roman" w:cs="Times New Roman"/>
+                <w:sz w:val="20"/>
+                <w:szCs w:val="20"/>
+                <w:lang w:val="en-GB"/>
+              </w:rPr>
+              <w:t>Section A.3.3</w:t>
             </w:r>
           </w:p>
         </w:tc>
@@ -30805,20 +30852,20 @@
               <w:ind w:left="57" w:right="57"/>
               <w:jc w:val="center"/>
               <w:rPr>
-                <w:lang w:val="en-GB"/>
-              </w:rPr>
-            </w:pPr>
-            <w:r>
-              <w:rPr>
-                <w:lang w:val="en-GB"/>
-              </w:rPr>
-              <w:t>Section</w:t>
-            </w:r>
-            <w:r>
-              <w:rPr>
-                <w:lang w:val="en-GB"/>
-              </w:rPr>
-              <w:t xml:space="preserve"> A.2.3</w:t>
+                <w:rFonts w:ascii="Times New Roman" w:hAnsi="Times New Roman" w:cs="Times New Roman"/>
+                <w:sz w:val="20"/>
+                <w:szCs w:val="20"/>
+                <w:lang w:val="en-GB"/>
+              </w:rPr>
+            </w:pPr>
+            <w:r>
+              <w:rPr>
+                <w:rFonts w:ascii="Times New Roman" w:hAnsi="Times New Roman" w:cs="Times New Roman"/>
+                <w:sz w:val="20"/>
+                <w:szCs w:val="20"/>
+                <w:lang w:val="en-GB"/>
+              </w:rPr>
+              <w:t>Section A.2.3</w:t>
             </w:r>
           </w:p>
         </w:tc>
@@ -30834,20 +30881,20 @@
               <w:spacing w:before="60" w:after="60" w:line="240" w:lineRule="exact"/>
               <w:ind w:left="57" w:right="57"/>
               <w:rPr>
-                <w:lang w:val="en-GB"/>
-              </w:rPr>
-            </w:pPr>
-            <w:r>
-              <w:rPr>
-                <w:lang w:val="en-GB"/>
-              </w:rPr>
-              <w:t>00000100</w:t>
-            </w:r>
-            <w:r>
-              <w:rPr>
-                <w:lang w:val="en-GB"/>
-              </w:rPr>
-              <w:t xml:space="preserve"> (0x04)</w:t>
+                <w:rFonts w:ascii="Times New Roman" w:hAnsi="Times New Roman" w:cs="Times New Roman"/>
+                <w:sz w:val="20"/>
+                <w:szCs w:val="20"/>
+                <w:lang w:val="en-GB"/>
+              </w:rPr>
+            </w:pPr>
+            <w:r>
+              <w:rPr>
+                <w:rFonts w:ascii="Times New Roman" w:hAnsi="Times New Roman" w:cs="Times New Roman"/>
+                <w:sz w:val="20"/>
+                <w:szCs w:val="20"/>
+                <w:lang w:val="en-GB"/>
+              </w:rPr>
+              <w:t>00000100 (0x04)</w:t>
             </w:r>
           </w:p>
         </w:tc>
@@ -30861,11 +30908,17 @@
               <w:spacing w:before="60" w:after="60" w:line="240" w:lineRule="exact"/>
               <w:ind w:left="57" w:right="57"/>
               <w:rPr>
-                <w:lang w:val="en-GB"/>
-              </w:rPr>
-            </w:pPr>
-            <w:r>
-              <w:rPr>
+                <w:rFonts w:ascii="Times New Roman" w:hAnsi="Times New Roman" w:cs="Times New Roman"/>
+                <w:sz w:val="20"/>
+                <w:szCs w:val="20"/>
+                <w:lang w:val="en-GB"/>
+              </w:rPr>
+            </w:pPr>
+            <w:r>
+              <w:rPr>
+                <w:rFonts w:ascii="Times New Roman" w:hAnsi="Times New Roman" w:cs="Times New Roman"/>
+                <w:sz w:val="20"/>
+                <w:szCs w:val="20"/>
                 <w:lang w:val="en-GB"/>
               </w:rPr>
               <w:t>Bengali (deprecated, use 0x14 instead)</w:t>
@@ -30884,20 +30937,20 @@
               <w:ind w:left="57" w:right="57"/>
               <w:jc w:val="center"/>
               <w:rPr>
-                <w:lang w:val="en-GB"/>
-              </w:rPr>
-            </w:pPr>
-            <w:r>
-              <w:rPr>
-                <w:lang w:val="en-GB"/>
-              </w:rPr>
-              <w:t>Section</w:t>
-            </w:r>
-            <w:r>
-              <w:rPr>
-                <w:lang w:val="en-GB"/>
-              </w:rPr>
-              <w:t xml:space="preserve"> A.3.4</w:t>
+                <w:rFonts w:ascii="Times New Roman" w:hAnsi="Times New Roman" w:cs="Times New Roman"/>
+                <w:sz w:val="20"/>
+                <w:szCs w:val="20"/>
+                <w:lang w:val="en-GB"/>
+              </w:rPr>
+            </w:pPr>
+            <w:r>
+              <w:rPr>
+                <w:rFonts w:ascii="Times New Roman" w:hAnsi="Times New Roman" w:cs="Times New Roman"/>
+                <w:sz w:val="20"/>
+                <w:szCs w:val="20"/>
+                <w:lang w:val="en-GB"/>
+              </w:rPr>
+              <w:t>Section A.3.4</w:t>
             </w:r>
           </w:p>
         </w:tc>
@@ -30913,20 +30966,20 @@
               <w:ind w:left="57" w:right="57"/>
               <w:jc w:val="center"/>
               <w:rPr>
-                <w:lang w:val="en-GB"/>
-              </w:rPr>
-            </w:pPr>
-            <w:r>
-              <w:rPr>
-                <w:lang w:val="en-GB"/>
-              </w:rPr>
-              <w:t>Section</w:t>
-            </w:r>
-            <w:r>
-              <w:rPr>
-                <w:lang w:val="en-GB"/>
-              </w:rPr>
-              <w:t xml:space="preserve"> A.2.4</w:t>
+                <w:rFonts w:ascii="Times New Roman" w:hAnsi="Times New Roman" w:cs="Times New Roman"/>
+                <w:sz w:val="20"/>
+                <w:szCs w:val="20"/>
+                <w:lang w:val="en-GB"/>
+              </w:rPr>
+            </w:pPr>
+            <w:r>
+              <w:rPr>
+                <w:rFonts w:ascii="Times New Roman" w:hAnsi="Times New Roman" w:cs="Times New Roman"/>
+                <w:sz w:val="20"/>
+                <w:szCs w:val="20"/>
+                <w:lang w:val="en-GB"/>
+              </w:rPr>
+              <w:t>Section A.2.4</w:t>
             </w:r>
           </w:p>
         </w:tc>
@@ -30942,20 +30995,20 @@
               <w:spacing w:before="60" w:after="60" w:line="240" w:lineRule="exact"/>
               <w:ind w:left="57" w:right="57"/>
               <w:rPr>
-                <w:lang w:val="en-GB"/>
-              </w:rPr>
-            </w:pPr>
-            <w:r>
-              <w:rPr>
-                <w:lang w:val="en-GB"/>
-              </w:rPr>
-              <w:t>00000101</w:t>
-            </w:r>
-            <w:r>
-              <w:rPr>
-                <w:lang w:val="en-GB"/>
-              </w:rPr>
-              <w:t xml:space="preserve"> (0x05)</w:t>
+                <w:rFonts w:ascii="Times New Roman" w:hAnsi="Times New Roman" w:cs="Times New Roman"/>
+                <w:sz w:val="20"/>
+                <w:szCs w:val="20"/>
+                <w:lang w:val="en-GB"/>
+              </w:rPr>
+            </w:pPr>
+            <w:r>
+              <w:rPr>
+                <w:rFonts w:ascii="Times New Roman" w:hAnsi="Times New Roman" w:cs="Times New Roman"/>
+                <w:sz w:val="20"/>
+                <w:szCs w:val="20"/>
+                <w:lang w:val="en-GB"/>
+              </w:rPr>
+              <w:t>00000101 (0x05)</w:t>
             </w:r>
           </w:p>
         </w:tc>
@@ -30969,11 +31022,17 @@
               <w:spacing w:before="60" w:after="60" w:line="240" w:lineRule="exact"/>
               <w:ind w:left="57" w:right="57"/>
               <w:rPr>
-                <w:lang w:val="en-GB"/>
-              </w:rPr>
-            </w:pPr>
-            <w:r>
-              <w:rPr>
+                <w:rFonts w:ascii="Times New Roman" w:hAnsi="Times New Roman" w:cs="Times New Roman"/>
+                <w:sz w:val="20"/>
+                <w:szCs w:val="20"/>
+                <w:lang w:val="en-GB"/>
+              </w:rPr>
+            </w:pPr>
+            <w:r>
+              <w:rPr>
+                <w:rFonts w:ascii="Times New Roman" w:hAnsi="Times New Roman" w:cs="Times New Roman"/>
+                <w:sz w:val="20"/>
+                <w:szCs w:val="20"/>
                 <w:lang w:val="en-GB"/>
               </w:rPr>
               <w:t>Gujarati (deprecated, use 0x15 instead)</w:t>
@@ -30992,20 +31051,20 @@
               <w:ind w:left="57" w:right="57"/>
               <w:jc w:val="center"/>
               <w:rPr>
-                <w:lang w:val="en-GB"/>
-              </w:rPr>
-            </w:pPr>
-            <w:r>
-              <w:rPr>
-                <w:lang w:val="en-GB"/>
-              </w:rPr>
-              <w:t>Section</w:t>
-            </w:r>
-            <w:r>
-              <w:rPr>
-                <w:lang w:val="en-GB"/>
-              </w:rPr>
-              <w:t xml:space="preserve"> A.3.5</w:t>
+                <w:rFonts w:ascii="Times New Roman" w:hAnsi="Times New Roman" w:cs="Times New Roman"/>
+                <w:sz w:val="20"/>
+                <w:szCs w:val="20"/>
+                <w:lang w:val="en-GB"/>
+              </w:rPr>
+            </w:pPr>
+            <w:r>
+              <w:rPr>
+                <w:rFonts w:ascii="Times New Roman" w:hAnsi="Times New Roman" w:cs="Times New Roman"/>
+                <w:sz w:val="20"/>
+                <w:szCs w:val="20"/>
+                <w:lang w:val="en-GB"/>
+              </w:rPr>
+              <w:t>Section A.3.5</w:t>
             </w:r>
           </w:p>
         </w:tc>
@@ -31021,20 +31080,20 @@
               <w:ind w:left="57" w:right="57"/>
               <w:jc w:val="center"/>
               <w:rPr>
-                <w:lang w:val="en-GB"/>
-              </w:rPr>
-            </w:pPr>
-            <w:r>
-              <w:rPr>
-                <w:lang w:val="en-GB"/>
-              </w:rPr>
-              <w:t>Section</w:t>
-            </w:r>
-            <w:r>
-              <w:rPr>
-                <w:lang w:val="en-GB"/>
-              </w:rPr>
-              <w:t xml:space="preserve"> A.2.5</w:t>
+                <w:rFonts w:ascii="Times New Roman" w:hAnsi="Times New Roman" w:cs="Times New Roman"/>
+                <w:sz w:val="20"/>
+                <w:szCs w:val="20"/>
+                <w:lang w:val="en-GB"/>
+              </w:rPr>
+            </w:pPr>
+            <w:r>
+              <w:rPr>
+                <w:rFonts w:ascii="Times New Roman" w:hAnsi="Times New Roman" w:cs="Times New Roman"/>
+                <w:sz w:val="20"/>
+                <w:szCs w:val="20"/>
+                <w:lang w:val="en-GB"/>
+              </w:rPr>
+              <w:t>Section A.2.5</w:t>
             </w:r>
           </w:p>
         </w:tc>
@@ -31050,20 +31109,20 @@
               <w:spacing w:before="60" w:after="60" w:line="240" w:lineRule="exact"/>
               <w:ind w:left="57" w:right="57"/>
               <w:rPr>
-                <w:lang w:val="en-GB"/>
-              </w:rPr>
-            </w:pPr>
-            <w:r>
-              <w:rPr>
-                <w:lang w:val="en-GB"/>
-              </w:rPr>
-              <w:t>00000110</w:t>
-            </w:r>
-            <w:r>
-              <w:rPr>
-                <w:lang w:val="en-GB"/>
-              </w:rPr>
-              <w:t xml:space="preserve"> (0x06)</w:t>
+                <w:rFonts w:ascii="Times New Roman" w:hAnsi="Times New Roman" w:cs="Times New Roman"/>
+                <w:sz w:val="20"/>
+                <w:szCs w:val="20"/>
+                <w:lang w:val="en-GB"/>
+              </w:rPr>
+            </w:pPr>
+            <w:r>
+              <w:rPr>
+                <w:rFonts w:ascii="Times New Roman" w:hAnsi="Times New Roman" w:cs="Times New Roman"/>
+                <w:sz w:val="20"/>
+                <w:szCs w:val="20"/>
+                <w:lang w:val="en-GB"/>
+              </w:rPr>
+              <w:t>00000110 (0x06)</w:t>
             </w:r>
           </w:p>
         </w:tc>
@@ -31077,11 +31136,17 @@
               <w:spacing w:before="60" w:after="60" w:line="240" w:lineRule="exact"/>
               <w:ind w:left="57" w:right="57"/>
               <w:rPr>
-                <w:lang w:val="en-GB"/>
-              </w:rPr>
-            </w:pPr>
-            <w:r>
-              <w:rPr>
+                <w:rFonts w:ascii="Times New Roman" w:hAnsi="Times New Roman" w:cs="Times New Roman"/>
+                <w:sz w:val="20"/>
+                <w:szCs w:val="20"/>
+                <w:lang w:val="en-GB"/>
+              </w:rPr>
+            </w:pPr>
+            <w:r>
+              <w:rPr>
+                <w:rFonts w:ascii="Times New Roman" w:hAnsi="Times New Roman" w:cs="Times New Roman"/>
+                <w:sz w:val="20"/>
+                <w:szCs w:val="20"/>
                 <w:lang w:val="en-GB"/>
               </w:rPr>
               <w:t>Hindi (deprecated, use 0x16 instead)</w:t>
@@ -31100,20 +31165,20 @@
               <w:ind w:left="57" w:right="57"/>
               <w:jc w:val="center"/>
               <w:rPr>
-                <w:lang w:val="en-GB"/>
-              </w:rPr>
-            </w:pPr>
-            <w:r>
-              <w:rPr>
-                <w:lang w:val="en-GB"/>
-              </w:rPr>
-              <w:t>Section</w:t>
-            </w:r>
-            <w:r>
-              <w:rPr>
-                <w:lang w:val="en-GB"/>
-              </w:rPr>
-              <w:t xml:space="preserve"> A.3.6</w:t>
+                <w:rFonts w:ascii="Times New Roman" w:hAnsi="Times New Roman" w:cs="Times New Roman"/>
+                <w:sz w:val="20"/>
+                <w:szCs w:val="20"/>
+                <w:lang w:val="en-GB"/>
+              </w:rPr>
+            </w:pPr>
+            <w:r>
+              <w:rPr>
+                <w:rFonts w:ascii="Times New Roman" w:hAnsi="Times New Roman" w:cs="Times New Roman"/>
+                <w:sz w:val="20"/>
+                <w:szCs w:val="20"/>
+                <w:lang w:val="en-GB"/>
+              </w:rPr>
+              <w:t>Section A.3.6</w:t>
             </w:r>
           </w:p>
         </w:tc>
@@ -31129,20 +31194,20 @@
               <w:ind w:left="57" w:right="57"/>
               <w:jc w:val="center"/>
               <w:rPr>
-                <w:lang w:val="en-GB"/>
-              </w:rPr>
-            </w:pPr>
-            <w:r>
-              <w:rPr>
-                <w:lang w:val="en-GB"/>
-              </w:rPr>
-              <w:t>Section</w:t>
-            </w:r>
-            <w:r>
-              <w:rPr>
-                <w:lang w:val="en-GB"/>
-              </w:rPr>
-              <w:t xml:space="preserve"> A.2.6</w:t>
+                <w:rFonts w:ascii="Times New Roman" w:hAnsi="Times New Roman" w:cs="Times New Roman"/>
+                <w:sz w:val="20"/>
+                <w:szCs w:val="20"/>
+                <w:lang w:val="en-GB"/>
+              </w:rPr>
+            </w:pPr>
+            <w:r>
+              <w:rPr>
+                <w:rFonts w:ascii="Times New Roman" w:hAnsi="Times New Roman" w:cs="Times New Roman"/>
+                <w:sz w:val="20"/>
+                <w:szCs w:val="20"/>
+                <w:lang w:val="en-GB"/>
+              </w:rPr>
+              <w:t>Section A.2.6</w:t>
             </w:r>
           </w:p>
         </w:tc>
@@ -31158,20 +31223,20 @@
               <w:spacing w:before="60" w:after="60" w:line="240" w:lineRule="exact"/>
               <w:ind w:left="57" w:right="57"/>
               <w:rPr>
-                <w:lang w:val="en-GB"/>
-              </w:rPr>
-            </w:pPr>
-            <w:r>
-              <w:rPr>
-                <w:lang w:val="en-GB"/>
-              </w:rPr>
-              <w:t>00000111</w:t>
-            </w:r>
-            <w:r>
-              <w:rPr>
-                <w:lang w:val="en-GB"/>
-              </w:rPr>
-              <w:t xml:space="preserve"> (0x07)</w:t>
+                <w:rFonts w:ascii="Times New Roman" w:hAnsi="Times New Roman" w:cs="Times New Roman"/>
+                <w:sz w:val="20"/>
+                <w:szCs w:val="20"/>
+                <w:lang w:val="en-GB"/>
+              </w:rPr>
+            </w:pPr>
+            <w:r>
+              <w:rPr>
+                <w:rFonts w:ascii="Times New Roman" w:hAnsi="Times New Roman" w:cs="Times New Roman"/>
+                <w:sz w:val="20"/>
+                <w:szCs w:val="20"/>
+                <w:lang w:val="en-GB"/>
+              </w:rPr>
+              <w:t>00000111 (0x07)</w:t>
             </w:r>
           </w:p>
         </w:tc>
@@ -31185,11 +31250,17 @@
               <w:spacing w:before="60" w:after="60" w:line="240" w:lineRule="exact"/>
               <w:ind w:left="57" w:right="57"/>
               <w:rPr>
-                <w:lang w:val="en-GB"/>
-              </w:rPr>
-            </w:pPr>
-            <w:r>
-              <w:rPr>
+                <w:rFonts w:ascii="Times New Roman" w:hAnsi="Times New Roman" w:cs="Times New Roman"/>
+                <w:sz w:val="20"/>
+                <w:szCs w:val="20"/>
+                <w:lang w:val="en-GB"/>
+              </w:rPr>
+            </w:pPr>
+            <w:r>
+              <w:rPr>
+                <w:rFonts w:ascii="Times New Roman" w:hAnsi="Times New Roman" w:cs="Times New Roman"/>
+                <w:sz w:val="20"/>
+                <w:szCs w:val="20"/>
                 <w:lang w:val="en-GB"/>
               </w:rPr>
               <w:t>Kannada (deprecated, use 0x17 instead)</w:t>
@@ -31208,20 +31279,20 @@
               <w:ind w:left="57" w:right="57"/>
               <w:jc w:val="center"/>
               <w:rPr>
-                <w:lang w:val="en-GB"/>
-              </w:rPr>
-            </w:pPr>
-            <w:r>
-              <w:rPr>
-                <w:lang w:val="en-GB"/>
-              </w:rPr>
-              <w:t>Section</w:t>
-            </w:r>
-            <w:r>
-              <w:rPr>
-                <w:lang w:val="en-GB"/>
-              </w:rPr>
-              <w:t xml:space="preserve"> A.3.7</w:t>
+                <w:rFonts w:ascii="Times New Roman" w:hAnsi="Times New Roman" w:cs="Times New Roman"/>
+                <w:sz w:val="20"/>
+                <w:szCs w:val="20"/>
+                <w:lang w:val="en-GB"/>
+              </w:rPr>
+            </w:pPr>
+            <w:r>
+              <w:rPr>
+                <w:rFonts w:ascii="Times New Roman" w:hAnsi="Times New Roman" w:cs="Times New Roman"/>
+                <w:sz w:val="20"/>
+                <w:szCs w:val="20"/>
+                <w:lang w:val="en-GB"/>
+              </w:rPr>
+              <w:t>Section A.3.7</w:t>
             </w:r>
           </w:p>
         </w:tc>
@@ -31237,20 +31308,20 @@
               <w:ind w:left="57" w:right="57"/>
               <w:jc w:val="center"/>
               <w:rPr>
-                <w:lang w:val="en-GB"/>
-              </w:rPr>
-            </w:pPr>
-            <w:r>
-              <w:rPr>
-                <w:lang w:val="en-GB"/>
-              </w:rPr>
-              <w:t>Section</w:t>
-            </w:r>
-            <w:r>
-              <w:rPr>
-                <w:lang w:val="en-GB"/>
-              </w:rPr>
-              <w:t xml:space="preserve"> A.2.7</w:t>
+                <w:rFonts w:ascii="Times New Roman" w:hAnsi="Times New Roman" w:cs="Times New Roman"/>
+                <w:sz w:val="20"/>
+                <w:szCs w:val="20"/>
+                <w:lang w:val="en-GB"/>
+              </w:rPr>
+            </w:pPr>
+            <w:r>
+              <w:rPr>
+                <w:rFonts w:ascii="Times New Roman" w:hAnsi="Times New Roman" w:cs="Times New Roman"/>
+                <w:sz w:val="20"/>
+                <w:szCs w:val="20"/>
+                <w:lang w:val="en-GB"/>
+              </w:rPr>
+              <w:t>Section A.2.7</w:t>
             </w:r>
           </w:p>
         </w:tc>
@@ -31266,20 +31337,20 @@
               <w:spacing w:before="60" w:after="60" w:line="240" w:lineRule="exact"/>
               <w:ind w:left="57" w:right="57"/>
               <w:rPr>
-                <w:lang w:val="en-GB"/>
-              </w:rPr>
-            </w:pPr>
-            <w:r>
-              <w:rPr>
-                <w:lang w:val="en-GB"/>
-              </w:rPr>
-              <w:t>00001000</w:t>
-            </w:r>
-            <w:r>
-              <w:rPr>
-                <w:lang w:val="en-GB"/>
-              </w:rPr>
-              <w:t xml:space="preserve"> (0x08)</w:t>
+                <w:rFonts w:ascii="Times New Roman" w:hAnsi="Times New Roman" w:cs="Times New Roman"/>
+                <w:sz w:val="20"/>
+                <w:szCs w:val="20"/>
+                <w:lang w:val="en-GB"/>
+              </w:rPr>
+            </w:pPr>
+            <w:r>
+              <w:rPr>
+                <w:rFonts w:ascii="Times New Roman" w:hAnsi="Times New Roman" w:cs="Times New Roman"/>
+                <w:sz w:val="20"/>
+                <w:szCs w:val="20"/>
+                <w:lang w:val="en-GB"/>
+              </w:rPr>
+              <w:t>00001000 (0x08)</w:t>
             </w:r>
           </w:p>
         </w:tc>
@@ -31293,11 +31364,17 @@
               <w:spacing w:before="60" w:after="60" w:line="240" w:lineRule="exact"/>
               <w:ind w:left="57" w:right="57"/>
               <w:rPr>
-                <w:lang w:val="en-GB"/>
-              </w:rPr>
-            </w:pPr>
-            <w:r>
-              <w:rPr>
+                <w:rFonts w:ascii="Times New Roman" w:hAnsi="Times New Roman" w:cs="Times New Roman"/>
+                <w:sz w:val="20"/>
+                <w:szCs w:val="20"/>
+                <w:lang w:val="en-GB"/>
+              </w:rPr>
+            </w:pPr>
+            <w:r>
+              <w:rPr>
+                <w:rFonts w:ascii="Times New Roman" w:hAnsi="Times New Roman" w:cs="Times New Roman"/>
+                <w:sz w:val="20"/>
+                <w:szCs w:val="20"/>
                 <w:lang w:val="en-GB"/>
               </w:rPr>
               <w:t>Malayalam (deprecated, use 0x18 instead)</w:t>
@@ -31316,20 +31393,20 @@
               <w:ind w:left="57" w:right="57"/>
               <w:jc w:val="center"/>
               <w:rPr>
-                <w:lang w:val="en-GB"/>
-              </w:rPr>
-            </w:pPr>
-            <w:r>
-              <w:rPr>
-                <w:lang w:val="en-GB"/>
-              </w:rPr>
-              <w:t>Section</w:t>
-            </w:r>
-            <w:r>
-              <w:rPr>
-                <w:lang w:val="en-GB"/>
-              </w:rPr>
-              <w:t xml:space="preserve"> A.3.8</w:t>
+                <w:rFonts w:ascii="Times New Roman" w:hAnsi="Times New Roman" w:cs="Times New Roman"/>
+                <w:sz w:val="20"/>
+                <w:szCs w:val="20"/>
+                <w:lang w:val="en-GB"/>
+              </w:rPr>
+            </w:pPr>
+            <w:r>
+              <w:rPr>
+                <w:rFonts w:ascii="Times New Roman" w:hAnsi="Times New Roman" w:cs="Times New Roman"/>
+                <w:sz w:val="20"/>
+                <w:szCs w:val="20"/>
+                <w:lang w:val="en-GB"/>
+              </w:rPr>
+              <w:t>Section A.3.8</w:t>
             </w:r>
           </w:p>
         </w:tc>
@@ -31345,20 +31422,20 @@
               <w:ind w:left="57" w:right="57"/>
               <w:jc w:val="center"/>
               <w:rPr>
-                <w:lang w:val="en-GB"/>
-              </w:rPr>
-            </w:pPr>
-            <w:r>
-              <w:rPr>
-                <w:lang w:val="en-GB"/>
-              </w:rPr>
-              <w:t>Section</w:t>
-            </w:r>
-            <w:r>
-              <w:rPr>
-                <w:lang w:val="en-GB"/>
-              </w:rPr>
-              <w:t xml:space="preserve"> A.2.8</w:t>
+                <w:rFonts w:ascii="Times New Roman" w:hAnsi="Times New Roman" w:cs="Times New Roman"/>
+                <w:sz w:val="20"/>
+                <w:szCs w:val="20"/>
+                <w:lang w:val="en-GB"/>
+              </w:rPr>
+            </w:pPr>
+            <w:r>
+              <w:rPr>
+                <w:rFonts w:ascii="Times New Roman" w:hAnsi="Times New Roman" w:cs="Times New Roman"/>
+                <w:sz w:val="20"/>
+                <w:szCs w:val="20"/>
+                <w:lang w:val="en-GB"/>
+              </w:rPr>
+              <w:t>Section A.2.8</w:t>
             </w:r>
           </w:p>
         </w:tc>
@@ -31374,20 +31451,20 @@
               <w:spacing w:before="60" w:after="60" w:line="240" w:lineRule="exact"/>
               <w:ind w:left="57" w:right="57"/>
               <w:rPr>
-                <w:lang w:val="en-GB"/>
-              </w:rPr>
-            </w:pPr>
-            <w:r>
-              <w:rPr>
-                <w:lang w:val="en-GB"/>
-              </w:rPr>
-              <w:t>00001001</w:t>
-            </w:r>
-            <w:r>
-              <w:rPr>
-                <w:lang w:val="en-GB"/>
-              </w:rPr>
-              <w:t xml:space="preserve"> (0x09)</w:t>
+                <w:rFonts w:ascii="Times New Roman" w:hAnsi="Times New Roman" w:cs="Times New Roman"/>
+                <w:sz w:val="20"/>
+                <w:szCs w:val="20"/>
+                <w:lang w:val="en-GB"/>
+              </w:rPr>
+            </w:pPr>
+            <w:r>
+              <w:rPr>
+                <w:rFonts w:ascii="Times New Roman" w:hAnsi="Times New Roman" w:cs="Times New Roman"/>
+                <w:sz w:val="20"/>
+                <w:szCs w:val="20"/>
+                <w:lang w:val="en-GB"/>
+              </w:rPr>
+              <w:t>00001001 (0x09)</w:t>
             </w:r>
           </w:p>
         </w:tc>
@@ -31401,11 +31478,17 @@
               <w:spacing w:before="60" w:after="60" w:line="240" w:lineRule="exact"/>
               <w:ind w:left="57" w:right="57"/>
               <w:rPr>
-                <w:lang w:val="en-GB"/>
-              </w:rPr>
-            </w:pPr>
-            <w:r>
-              <w:rPr>
+                <w:rFonts w:ascii="Times New Roman" w:hAnsi="Times New Roman" w:cs="Times New Roman"/>
+                <w:sz w:val="20"/>
+                <w:szCs w:val="20"/>
+                <w:lang w:val="en-GB"/>
+              </w:rPr>
+            </w:pPr>
+            <w:r>
+              <w:rPr>
+                <w:rFonts w:ascii="Times New Roman" w:hAnsi="Times New Roman" w:cs="Times New Roman"/>
+                <w:sz w:val="20"/>
+                <w:szCs w:val="20"/>
                 <w:lang w:val="en-GB"/>
               </w:rPr>
               <w:t>Oriya (deprecated, use 0x19 instead)</w:t>
@@ -31424,20 +31507,20 @@
               <w:ind w:left="57" w:right="57"/>
               <w:jc w:val="center"/>
               <w:rPr>
-                <w:lang w:val="en-GB"/>
-              </w:rPr>
-            </w:pPr>
-            <w:r>
-              <w:rPr>
-                <w:lang w:val="en-GB"/>
-              </w:rPr>
-              <w:t>Section</w:t>
-            </w:r>
-            <w:r>
-              <w:rPr>
-                <w:lang w:val="en-GB"/>
-              </w:rPr>
-              <w:t xml:space="preserve"> A.3.9</w:t>
+                <w:rFonts w:ascii="Times New Roman" w:hAnsi="Times New Roman" w:cs="Times New Roman"/>
+                <w:sz w:val="20"/>
+                <w:szCs w:val="20"/>
+                <w:lang w:val="en-GB"/>
+              </w:rPr>
+            </w:pPr>
+            <w:r>
+              <w:rPr>
+                <w:rFonts w:ascii="Times New Roman" w:hAnsi="Times New Roman" w:cs="Times New Roman"/>
+                <w:sz w:val="20"/>
+                <w:szCs w:val="20"/>
+                <w:lang w:val="en-GB"/>
+              </w:rPr>
+              <w:t>Section A.3.9</w:t>
             </w:r>
           </w:p>
         </w:tc>
@@ -31453,20 +31536,20 @@
               <w:ind w:left="57" w:right="57"/>
               <w:jc w:val="center"/>
               <w:rPr>
-                <w:lang w:val="en-GB"/>
-              </w:rPr>
-            </w:pPr>
-            <w:r>
-              <w:rPr>
-                <w:lang w:val="en-GB"/>
-              </w:rPr>
-              <w:t>Section</w:t>
-            </w:r>
-            <w:r>
-              <w:rPr>
-                <w:lang w:val="en-GB"/>
-              </w:rPr>
-              <w:t xml:space="preserve"> A.2.9</w:t>
+                <w:rFonts w:ascii="Times New Roman" w:hAnsi="Times New Roman" w:cs="Times New Roman"/>
+                <w:sz w:val="20"/>
+                <w:szCs w:val="20"/>
+                <w:lang w:val="en-GB"/>
+              </w:rPr>
+            </w:pPr>
+            <w:r>
+              <w:rPr>
+                <w:rFonts w:ascii="Times New Roman" w:hAnsi="Times New Roman" w:cs="Times New Roman"/>
+                <w:sz w:val="20"/>
+                <w:szCs w:val="20"/>
+                <w:lang w:val="en-GB"/>
+              </w:rPr>
+              <w:t>Section A.2.9</w:t>
             </w:r>
           </w:p>
         </w:tc>
@@ -31482,20 +31565,20 @@
               <w:spacing w:before="60" w:after="60" w:line="240" w:lineRule="exact"/>
               <w:ind w:left="57" w:right="57"/>
               <w:rPr>
-                <w:lang w:val="en-GB"/>
-              </w:rPr>
-            </w:pPr>
-            <w:r>
-              <w:rPr>
-                <w:lang w:val="en-GB"/>
-              </w:rPr>
-              <w:t>00001010</w:t>
-            </w:r>
-            <w:r>
-              <w:rPr>
-                <w:lang w:val="en-GB"/>
-              </w:rPr>
-              <w:t xml:space="preserve"> (0x0A)</w:t>
+                <w:rFonts w:ascii="Times New Roman" w:hAnsi="Times New Roman" w:cs="Times New Roman"/>
+                <w:sz w:val="20"/>
+                <w:szCs w:val="20"/>
+                <w:lang w:val="en-GB"/>
+              </w:rPr>
+            </w:pPr>
+            <w:r>
+              <w:rPr>
+                <w:rFonts w:ascii="Times New Roman" w:hAnsi="Times New Roman" w:cs="Times New Roman"/>
+                <w:sz w:val="20"/>
+                <w:szCs w:val="20"/>
+                <w:lang w:val="en-GB"/>
+              </w:rPr>
+              <w:t>00001010 (0x0A)</w:t>
             </w:r>
           </w:p>
         </w:tc>
@@ -31509,11 +31592,17 @@
               <w:spacing w:before="60" w:after="60" w:line="240" w:lineRule="exact"/>
               <w:ind w:left="57" w:right="57"/>
               <w:rPr>
-                <w:lang w:val="en-GB"/>
-              </w:rPr>
-            </w:pPr>
-            <w:r>
-              <w:rPr>
+                <w:rFonts w:ascii="Times New Roman" w:hAnsi="Times New Roman" w:cs="Times New Roman"/>
+                <w:sz w:val="20"/>
+                <w:szCs w:val="20"/>
+                <w:lang w:val="en-GB"/>
+              </w:rPr>
+            </w:pPr>
+            <w:r>
+              <w:rPr>
+                <w:rFonts w:ascii="Times New Roman" w:hAnsi="Times New Roman" w:cs="Times New Roman"/>
+                <w:sz w:val="20"/>
+                <w:szCs w:val="20"/>
                 <w:lang w:val="en-GB"/>
               </w:rPr>
               <w:t>Punjabi (deprecated, use 0x1A instead)</w:t>
@@ -31532,20 +31621,20 @@
               <w:ind w:left="57" w:right="57"/>
               <w:jc w:val="center"/>
               <w:rPr>
-                <w:lang w:val="en-GB"/>
-              </w:rPr>
-            </w:pPr>
-            <w:r>
-              <w:rPr>
-                <w:lang w:val="en-GB"/>
-              </w:rPr>
-              <w:t>Section</w:t>
-            </w:r>
-            <w:r>
-              <w:rPr>
-                <w:lang w:val="en-GB"/>
-              </w:rPr>
-              <w:t xml:space="preserve"> A.3.10</w:t>
+                <w:rFonts w:ascii="Times New Roman" w:hAnsi="Times New Roman" w:cs="Times New Roman"/>
+                <w:sz w:val="20"/>
+                <w:szCs w:val="20"/>
+                <w:lang w:val="en-GB"/>
+              </w:rPr>
+            </w:pPr>
+            <w:r>
+              <w:rPr>
+                <w:rFonts w:ascii="Times New Roman" w:hAnsi="Times New Roman" w:cs="Times New Roman"/>
+                <w:sz w:val="20"/>
+                <w:szCs w:val="20"/>
+                <w:lang w:val="en-GB"/>
+              </w:rPr>
+              <w:t>Section A.3.10</w:t>
             </w:r>
           </w:p>
         </w:tc>
@@ -31561,20 +31650,20 @@
               <w:ind w:left="57" w:right="57"/>
               <w:jc w:val="center"/>
               <w:rPr>
-                <w:lang w:val="en-GB"/>
-              </w:rPr>
-            </w:pPr>
-            <w:r>
-              <w:rPr>
-                <w:lang w:val="en-GB"/>
-              </w:rPr>
-              <w:t>Section</w:t>
-            </w:r>
-            <w:r>
-              <w:rPr>
-                <w:lang w:val="en-GB"/>
-              </w:rPr>
-              <w:t xml:space="preserve"> A.2.10</w:t>
+                <w:rFonts w:ascii="Times New Roman" w:hAnsi="Times New Roman" w:cs="Times New Roman"/>
+                <w:sz w:val="20"/>
+                <w:szCs w:val="20"/>
+                <w:lang w:val="en-GB"/>
+              </w:rPr>
+            </w:pPr>
+            <w:r>
+              <w:rPr>
+                <w:rFonts w:ascii="Times New Roman" w:hAnsi="Times New Roman" w:cs="Times New Roman"/>
+                <w:sz w:val="20"/>
+                <w:szCs w:val="20"/>
+                <w:lang w:val="en-GB"/>
+              </w:rPr>
+              <w:t>Section A.2.10</w:t>
             </w:r>
           </w:p>
         </w:tc>
@@ -31590,20 +31679,20 @@
               <w:spacing w:before="60" w:after="60" w:line="240" w:lineRule="exact"/>
               <w:ind w:left="57" w:right="57"/>
               <w:rPr>
-                <w:lang w:val="en-GB"/>
-              </w:rPr>
-            </w:pPr>
-            <w:r>
-              <w:rPr>
-                <w:lang w:val="en-GB"/>
-              </w:rPr>
-              <w:t>00001011</w:t>
-            </w:r>
-            <w:r>
-              <w:rPr>
-                <w:lang w:val="en-GB"/>
-              </w:rPr>
-              <w:t xml:space="preserve"> (0x0B)</w:t>
+                <w:rFonts w:ascii="Times New Roman" w:hAnsi="Times New Roman" w:cs="Times New Roman"/>
+                <w:sz w:val="20"/>
+                <w:szCs w:val="20"/>
+                <w:lang w:val="en-GB"/>
+              </w:rPr>
+            </w:pPr>
+            <w:r>
+              <w:rPr>
+                <w:rFonts w:ascii="Times New Roman" w:hAnsi="Times New Roman" w:cs="Times New Roman"/>
+                <w:sz w:val="20"/>
+                <w:szCs w:val="20"/>
+                <w:lang w:val="en-GB"/>
+              </w:rPr>
+              <w:t>00001011 (0x0B)</w:t>
             </w:r>
           </w:p>
         </w:tc>
@@ -31617,11 +31706,17 @@
               <w:spacing w:before="60" w:after="60" w:line="240" w:lineRule="exact"/>
               <w:ind w:left="57" w:right="57"/>
               <w:rPr>
-                <w:lang w:val="en-GB"/>
-              </w:rPr>
-            </w:pPr>
-            <w:r>
-              <w:rPr>
+                <w:rFonts w:ascii="Times New Roman" w:hAnsi="Times New Roman" w:cs="Times New Roman"/>
+                <w:sz w:val="20"/>
+                <w:szCs w:val="20"/>
+                <w:lang w:val="en-GB"/>
+              </w:rPr>
+            </w:pPr>
+            <w:r>
+              <w:rPr>
+                <w:rFonts w:ascii="Times New Roman" w:hAnsi="Times New Roman" w:cs="Times New Roman"/>
+                <w:sz w:val="20"/>
+                <w:szCs w:val="20"/>
                 <w:lang w:val="en-GB"/>
               </w:rPr>
               <w:t>Tamil (deprecated, use 0x1B instead)</w:t>
@@ -31640,20 +31735,20 @@
               <w:ind w:left="57" w:right="57"/>
               <w:jc w:val="center"/>
               <w:rPr>
-                <w:lang w:val="en-GB"/>
-              </w:rPr>
-            </w:pPr>
-            <w:r>
-              <w:rPr>
-                <w:lang w:val="en-GB"/>
-              </w:rPr>
-              <w:t>Section</w:t>
-            </w:r>
-            <w:r>
-              <w:rPr>
-                <w:lang w:val="en-GB"/>
-              </w:rPr>
-              <w:t xml:space="preserve"> A.3.11</w:t>
+                <w:rFonts w:ascii="Times New Roman" w:hAnsi="Times New Roman" w:cs="Times New Roman"/>
+                <w:sz w:val="20"/>
+                <w:szCs w:val="20"/>
+                <w:lang w:val="en-GB"/>
+              </w:rPr>
+            </w:pPr>
+            <w:r>
+              <w:rPr>
+                <w:rFonts w:ascii="Times New Roman" w:hAnsi="Times New Roman" w:cs="Times New Roman"/>
+                <w:sz w:val="20"/>
+                <w:szCs w:val="20"/>
+                <w:lang w:val="en-GB"/>
+              </w:rPr>
+              <w:t>Section A.3.11</w:t>
             </w:r>
           </w:p>
         </w:tc>
@@ -31669,20 +31764,20 @@
               <w:ind w:left="57" w:right="57"/>
               <w:jc w:val="center"/>
               <w:rPr>
-                <w:lang w:val="en-GB"/>
-              </w:rPr>
-            </w:pPr>
-            <w:r>
-              <w:rPr>
-                <w:lang w:val="en-GB"/>
-              </w:rPr>
-              <w:t>Section</w:t>
-            </w:r>
-            <w:r>
-              <w:rPr>
-                <w:lang w:val="en-GB"/>
-              </w:rPr>
-              <w:t xml:space="preserve"> A.2.11</w:t>
+                <w:rFonts w:ascii="Times New Roman" w:hAnsi="Times New Roman" w:cs="Times New Roman"/>
+                <w:sz w:val="20"/>
+                <w:szCs w:val="20"/>
+                <w:lang w:val="en-GB"/>
+              </w:rPr>
+            </w:pPr>
+            <w:r>
+              <w:rPr>
+                <w:rFonts w:ascii="Times New Roman" w:hAnsi="Times New Roman" w:cs="Times New Roman"/>
+                <w:sz w:val="20"/>
+                <w:szCs w:val="20"/>
+                <w:lang w:val="en-GB"/>
+              </w:rPr>
+              <w:t>Section A.2.11</w:t>
             </w:r>
           </w:p>
         </w:tc>
@@ -31698,20 +31793,20 @@
               <w:spacing w:before="60" w:after="60" w:line="240" w:lineRule="exact"/>
               <w:ind w:left="57" w:right="57"/>
               <w:rPr>
-                <w:lang w:val="en-GB"/>
-              </w:rPr>
-            </w:pPr>
-            <w:r>
-              <w:rPr>
-                <w:lang w:val="en-GB"/>
-              </w:rPr>
-              <w:t>0000110</w:t>
-            </w:r>
-            <w:r>
-              <w:rPr>
-                <w:lang w:val="en-GB"/>
-              </w:rPr>
-              <w:t>0 (0x0C)</w:t>
+                <w:rFonts w:ascii="Times New Roman" w:hAnsi="Times New Roman" w:cs="Times New Roman"/>
+                <w:sz w:val="20"/>
+                <w:szCs w:val="20"/>
+                <w:lang w:val="en-GB"/>
+              </w:rPr>
+            </w:pPr>
+            <w:r>
+              <w:rPr>
+                <w:rFonts w:ascii="Times New Roman" w:hAnsi="Times New Roman" w:cs="Times New Roman"/>
+                <w:sz w:val="20"/>
+                <w:szCs w:val="20"/>
+                <w:lang w:val="en-GB"/>
+              </w:rPr>
+              <w:t>00001100 (0x0C)</w:t>
             </w:r>
           </w:p>
         </w:tc>
@@ -31725,11 +31820,17 @@
               <w:spacing w:before="60" w:after="60" w:line="240" w:lineRule="exact"/>
               <w:ind w:left="57" w:right="57"/>
               <w:rPr>
-                <w:lang w:val="en-GB"/>
-              </w:rPr>
-            </w:pPr>
-            <w:r>
-              <w:rPr>
+                <w:rFonts w:ascii="Times New Roman" w:hAnsi="Times New Roman" w:cs="Times New Roman"/>
+                <w:sz w:val="20"/>
+                <w:szCs w:val="20"/>
+                <w:lang w:val="en-GB"/>
+              </w:rPr>
+            </w:pPr>
+            <w:r>
+              <w:rPr>
+                <w:rFonts w:ascii="Times New Roman" w:hAnsi="Times New Roman" w:cs="Times New Roman"/>
+                <w:sz w:val="20"/>
+                <w:szCs w:val="20"/>
                 <w:lang w:val="en-GB"/>
               </w:rPr>
               <w:t>Telugu (deprecated, use 0x1C instead)</w:t>
@@ -31748,20 +31849,20 @@
               <w:ind w:left="57" w:right="57"/>
               <w:jc w:val="center"/>
               <w:rPr>
-                <w:lang w:val="en-GB"/>
-              </w:rPr>
-            </w:pPr>
-            <w:r>
-              <w:rPr>
-                <w:lang w:val="en-GB"/>
-              </w:rPr>
-              <w:t>Section</w:t>
-            </w:r>
-            <w:r>
-              <w:rPr>
-                <w:lang w:val="en-GB"/>
-              </w:rPr>
-              <w:t xml:space="preserve"> A.3.12</w:t>
+                <w:rFonts w:ascii="Times New Roman" w:hAnsi="Times New Roman" w:cs="Times New Roman"/>
+                <w:sz w:val="20"/>
+                <w:szCs w:val="20"/>
+                <w:lang w:val="en-GB"/>
+              </w:rPr>
+            </w:pPr>
+            <w:r>
+              <w:rPr>
+                <w:rFonts w:ascii="Times New Roman" w:hAnsi="Times New Roman" w:cs="Times New Roman"/>
+                <w:sz w:val="20"/>
+                <w:szCs w:val="20"/>
+                <w:lang w:val="en-GB"/>
+              </w:rPr>
+              <w:t>Section A.3.12</w:t>
             </w:r>
           </w:p>
         </w:tc>
@@ -31777,20 +31878,20 @@
               <w:ind w:left="57" w:right="57"/>
               <w:jc w:val="center"/>
               <w:rPr>
-                <w:lang w:val="en-GB"/>
-              </w:rPr>
-            </w:pPr>
-            <w:r>
-              <w:rPr>
-                <w:lang w:val="en-GB"/>
-              </w:rPr>
-              <w:t>Section</w:t>
-            </w:r>
-            <w:r>
-              <w:rPr>
-                <w:lang w:val="en-GB"/>
-              </w:rPr>
-              <w:t xml:space="preserve"> A.2.12</w:t>
+                <w:rFonts w:ascii="Times New Roman" w:hAnsi="Times New Roman" w:cs="Times New Roman"/>
+                <w:sz w:val="20"/>
+                <w:szCs w:val="20"/>
+                <w:lang w:val="en-GB"/>
+              </w:rPr>
+            </w:pPr>
+            <w:r>
+              <w:rPr>
+                <w:rFonts w:ascii="Times New Roman" w:hAnsi="Times New Roman" w:cs="Times New Roman"/>
+                <w:sz w:val="20"/>
+                <w:szCs w:val="20"/>
+                <w:lang w:val="en-GB"/>
+              </w:rPr>
+              <w:t>Section A.2.12</w:t>
             </w:r>
           </w:p>
         </w:tc>
@@ -31806,20 +31907,20 @@
               <w:spacing w:before="60" w:after="60" w:line="240" w:lineRule="exact"/>
               <w:ind w:left="57" w:right="57"/>
               <w:rPr>
-                <w:lang w:val="en-GB"/>
-              </w:rPr>
-            </w:pPr>
-            <w:r>
-              <w:rPr>
-                <w:lang w:val="en-GB"/>
-              </w:rPr>
-              <w:t>00001101</w:t>
-            </w:r>
-            <w:r>
-              <w:rPr>
-                <w:lang w:val="en-GB"/>
-              </w:rPr>
-              <w:t xml:space="preserve"> (0x0D)</w:t>
+                <w:rFonts w:ascii="Times New Roman" w:hAnsi="Times New Roman" w:cs="Times New Roman"/>
+                <w:sz w:val="20"/>
+                <w:szCs w:val="20"/>
+                <w:lang w:val="en-GB"/>
+              </w:rPr>
+            </w:pPr>
+            <w:r>
+              <w:rPr>
+                <w:rFonts w:ascii="Times New Roman" w:hAnsi="Times New Roman" w:cs="Times New Roman"/>
+                <w:sz w:val="20"/>
+                <w:szCs w:val="20"/>
+                <w:lang w:val="en-GB"/>
+              </w:rPr>
+              <w:t>00001101 (0x0D)</w:t>
             </w:r>
           </w:p>
         </w:tc>
@@ -31833,11 +31934,17 @@
               <w:spacing w:before="60" w:after="60" w:line="240" w:lineRule="exact"/>
               <w:ind w:left="57" w:right="57"/>
               <w:rPr>
-                <w:lang w:val="en-GB"/>
-              </w:rPr>
-            </w:pPr>
-            <w:r>
-              <w:rPr>
+                <w:rFonts w:ascii="Times New Roman" w:hAnsi="Times New Roman" w:cs="Times New Roman"/>
+                <w:sz w:val="20"/>
+                <w:szCs w:val="20"/>
+                <w:lang w:val="en-GB"/>
+              </w:rPr>
+            </w:pPr>
+            <w:r>
+              <w:rPr>
+                <w:rFonts w:ascii="Times New Roman" w:hAnsi="Times New Roman" w:cs="Times New Roman"/>
+                <w:sz w:val="20"/>
+                <w:szCs w:val="20"/>
                 <w:lang w:val="en-GB"/>
               </w:rPr>
               <w:t>Urdu (deprecated, use 0x13 instead)</w:t>
@@ -31856,20 +31963,20 @@
               <w:ind w:left="57" w:right="57"/>
               <w:jc w:val="center"/>
               <w:rPr>
-                <w:lang w:val="en-GB"/>
-              </w:rPr>
-            </w:pPr>
-            <w:r>
-              <w:rPr>
-                <w:lang w:val="en-GB"/>
-              </w:rPr>
-              <w:t>Section</w:t>
-            </w:r>
-            <w:r>
-              <w:rPr>
-                <w:lang w:val="en-GB"/>
-              </w:rPr>
-              <w:t xml:space="preserve"> A.3.13</w:t>
+                <w:rFonts w:ascii="Times New Roman" w:hAnsi="Times New Roman" w:cs="Times New Roman"/>
+                <w:sz w:val="20"/>
+                <w:szCs w:val="20"/>
+                <w:lang w:val="en-GB"/>
+              </w:rPr>
+            </w:pPr>
+            <w:r>
+              <w:rPr>
+                <w:rFonts w:ascii="Times New Roman" w:hAnsi="Times New Roman" w:cs="Times New Roman"/>
+                <w:sz w:val="20"/>
+                <w:szCs w:val="20"/>
+                <w:lang w:val="en-GB"/>
+              </w:rPr>
+              <w:t>Section A.3.13</w:t>
             </w:r>
           </w:p>
         </w:tc>
@@ -31885,20 +31992,20 @@
               <w:ind w:left="57" w:right="57"/>
               <w:jc w:val="center"/>
               <w:rPr>
-                <w:lang w:val="en-GB"/>
-              </w:rPr>
-            </w:pPr>
-            <w:r>
-              <w:rPr>
-                <w:lang w:val="en-GB"/>
-              </w:rPr>
-              <w:t>Section</w:t>
-            </w:r>
-            <w:r>
-              <w:rPr>
-                <w:lang w:val="en-GB"/>
-              </w:rPr>
-              <w:t xml:space="preserve"> A.2.13</w:t>
+                <w:rFonts w:ascii="Times New Roman" w:hAnsi="Times New Roman" w:cs="Times New Roman"/>
+                <w:sz w:val="20"/>
+                <w:szCs w:val="20"/>
+                <w:lang w:val="en-GB"/>
+              </w:rPr>
+            </w:pPr>
+            <w:r>
+              <w:rPr>
+                <w:rFonts w:ascii="Times New Roman" w:hAnsi="Times New Roman" w:cs="Times New Roman"/>
+                <w:sz w:val="20"/>
+                <w:szCs w:val="20"/>
+                <w:lang w:val="en-GB"/>
+              </w:rPr>
+              <w:t>Section A.2.13</w:t>
             </w:r>
           </w:p>
         </w:tc>
@@ -31914,21 +32021,21 @@
               <w:spacing w:before="60" w:after="60" w:line="240" w:lineRule="exact"/>
               <w:ind w:left="57" w:right="57"/>
               <w:rPr>
-                <w:lang w:val="en-GB"/>
-              </w:rPr>
-            </w:pPr>
-            <w:r>
-              <w:rPr>
+                <w:rFonts w:ascii="Times New Roman" w:hAnsi="Times New Roman" w:cs="Times New Roman"/>
+                <w:sz w:val="20"/>
+                <w:szCs w:val="20"/>
+                <w:lang w:val="en-GB"/>
+              </w:rPr>
+            </w:pPr>
+            <w:r>
+              <w:rPr>
+                <w:rFonts w:ascii="Times New Roman" w:hAnsi="Times New Roman" w:cs="Times New Roman"/>
+                <w:sz w:val="20"/>
+                <w:szCs w:val="20"/>
                 <w:lang w:val="en-GB"/>
               </w:rPr>
               <w:lastRenderedPageBreak/>
-              <w:t>00001110</w:t>
-            </w:r>
-            <w:r>
-              <w:rPr>
-                <w:lang w:val="en-GB"/>
-              </w:rPr>
-              <w:t xml:space="preserve"> (0x0E) – 00001111 (0x0F)</w:t>
+              <w:t>00001110 (0x0E) – 00001111 (0x0F)</w:t>
             </w:r>
           </w:p>
         </w:tc>
@@ -31944,11 +32051,17 @@
               <w:ind w:left="57" w:right="57"/>
               <w:jc w:val="center"/>
               <w:rPr>
-                <w:lang w:val="en-GB"/>
-              </w:rPr>
-            </w:pPr>
-            <w:r>
-              <w:rPr>
+                <w:rFonts w:ascii="Times New Roman" w:hAnsi="Times New Roman" w:cs="Times New Roman"/>
+                <w:sz w:val="20"/>
+                <w:szCs w:val="20"/>
+                <w:lang w:val="en-GB"/>
+              </w:rPr>
+            </w:pPr>
+            <w:r>
+              <w:rPr>
+                <w:rFonts w:ascii="Times New Roman" w:hAnsi="Times New Roman" w:cs="Times New Roman"/>
+                <w:sz w:val="20"/>
+                <w:szCs w:val="20"/>
                 <w:lang w:val="en-GB"/>
               </w:rPr>
               <w:t>Reserved</w:t>
@@ -31968,11 +32081,17 @@
               <w:ind w:left="57" w:right="57"/>
               <w:jc w:val="center"/>
               <w:rPr>
-                <w:lang w:val="en-GB"/>
-              </w:rPr>
-            </w:pPr>
-            <w:r>
-              <w:rPr>
+                <w:rFonts w:ascii="Times New Roman" w:hAnsi="Times New Roman" w:cs="Times New Roman"/>
+                <w:sz w:val="20"/>
+                <w:szCs w:val="20"/>
+                <w:lang w:val="en-GB"/>
+              </w:rPr>
+            </w:pPr>
+            <w:r>
+              <w:rPr>
+                <w:rFonts w:ascii="Times New Roman" w:hAnsi="Times New Roman" w:cs="Times New Roman"/>
+                <w:sz w:val="20"/>
+                <w:szCs w:val="20"/>
                 <w:lang w:val="en-GB"/>
               </w:rPr>
               <w:t>n/a</w:t>
@@ -31991,11 +32110,17 @@
               <w:spacing w:before="60" w:after="60" w:line="240" w:lineRule="exact"/>
               <w:ind w:left="57" w:right="57"/>
               <w:rPr>
-                <w:lang w:val="en-GB"/>
-              </w:rPr>
-            </w:pPr>
-            <w:r>
-              <w:rPr>
+                <w:rFonts w:ascii="Times New Roman" w:hAnsi="Times New Roman" w:cs="Times New Roman"/>
+                <w:sz w:val="20"/>
+                <w:szCs w:val="20"/>
+                <w:lang w:val="en-GB"/>
+              </w:rPr>
+            </w:pPr>
+            <w:r>
+              <w:rPr>
+                <w:rFonts w:ascii="Times New Roman" w:hAnsi="Times New Roman" w:cs="Times New Roman"/>
+                <w:sz w:val="20"/>
+                <w:szCs w:val="20"/>
                 <w:lang w:val="en-GB"/>
               </w:rPr>
               <w:t>00010000 (0x10)</w:t>
@@ -32012,14 +32137,38 @@
               <w:spacing w:before="60" w:after="60" w:line="240" w:lineRule="exact"/>
               <w:ind w:left="57" w:right="57"/>
               <w:rPr>
-                <w:lang w:val="en-GB"/>
-              </w:rPr>
-            </w:pPr>
-            <w:r>
-              <w:rPr>
+                <w:rFonts w:ascii="Times New Roman" w:hAnsi="Times New Roman" w:cs="Times New Roman"/>
+                <w:sz w:val="20"/>
+                <w:szCs w:val="20"/>
+                <w:lang w:val="en-GB"/>
+              </w:rPr>
+            </w:pPr>
+            <w:r>
+              <w:rPr>
+                <w:rFonts w:ascii="Times New Roman" w:hAnsi="Times New Roman" w:cs="Times New Roman"/>
+                <w:sz w:val="20"/>
+                <w:szCs w:val="20"/>
                 <w:lang w:val="en-GB"/>
               </w:rPr>
               <w:t>European (Latin script)</w:t>
+            </w:r>
+            <w:r>
+              <w:rPr>
+                <w:rFonts w:ascii="Times New Roman" w:hAnsi="Times New Roman" w:cs="Times New Roman"/>
+                <w:sz w:val="20"/>
+                <w:szCs w:val="20"/>
+                <w:lang w:val="en-GB"/>
+              </w:rPr>
+              <w:t xml:space="preserve"> (for various languages in Europe and </w:t>
+            </w:r>
+            <w:r>
+              <w:rPr>
+                <w:rFonts w:ascii="Times New Roman" w:hAnsi="Times New Roman" w:cs="Times New Roman"/>
+                <w:sz w:val="20"/>
+                <w:szCs w:val="20"/>
+                <w:lang w:val="en-GB"/>
+              </w:rPr>
+              <w:t>other parts of the world)</w:t>
             </w:r>
           </w:p>
         </w:tc>
@@ -32035,20 +32184,20 @@
               <w:ind w:left="57" w:right="57"/>
               <w:jc w:val="center"/>
               <w:rPr>
-                <w:lang w:val="en-GB"/>
-              </w:rPr>
-            </w:pPr>
-            <w:r>
-              <w:rPr>
-                <w:lang w:val="en-GB"/>
-              </w:rPr>
-              <w:t>Section</w:t>
-            </w:r>
-            <w:r>
-              <w:rPr>
-                <w:lang w:val="en-GB"/>
-              </w:rPr>
-              <w:t xml:space="preserve"> A.4.10</w:t>
+                <w:rFonts w:ascii="Times New Roman" w:hAnsi="Times New Roman" w:cs="Times New Roman"/>
+                <w:sz w:val="20"/>
+                <w:szCs w:val="20"/>
+                <w:lang w:val="en-GB"/>
+              </w:rPr>
+            </w:pPr>
+            <w:r>
+              <w:rPr>
+                <w:rFonts w:ascii="Times New Roman" w:hAnsi="Times New Roman" w:cs="Times New Roman"/>
+                <w:sz w:val="20"/>
+                <w:szCs w:val="20"/>
+                <w:lang w:val="en-GB"/>
+              </w:rPr>
+              <w:t>Section A.4.10</w:t>
             </w:r>
           </w:p>
         </w:tc>
@@ -32070,11 +32219,17 @@
               <w:spacing w:before="60" w:after="60" w:line="240" w:lineRule="exact"/>
               <w:ind w:left="57" w:right="57"/>
               <w:rPr>
-                <w:lang w:val="en-GB"/>
-              </w:rPr>
-            </w:pPr>
-            <w:r>
-              <w:rPr>
+                <w:rFonts w:ascii="Times New Roman" w:hAnsi="Times New Roman" w:cs="Times New Roman"/>
+                <w:sz w:val="20"/>
+                <w:szCs w:val="20"/>
+                <w:lang w:val="en-GB"/>
+              </w:rPr>
+            </w:pPr>
+            <w:r>
+              <w:rPr>
+                <w:rFonts w:ascii="Times New Roman" w:hAnsi="Times New Roman" w:cs="Times New Roman"/>
+                <w:sz w:val="20"/>
+                <w:szCs w:val="20"/>
                 <w:lang w:val="en-GB"/>
               </w:rPr>
               <w:t>00010001 (0x11)</w:t>
@@ -32097,11 +32252,17 @@
               <w:spacing w:before="60" w:after="60" w:line="240" w:lineRule="exact"/>
               <w:ind w:left="57" w:right="57"/>
               <w:rPr>
-                <w:lang w:val="en-GB"/>
-              </w:rPr>
-            </w:pPr>
-            <w:r>
-              <w:rPr>
+                <w:rFonts w:ascii="Times New Roman" w:hAnsi="Times New Roman" w:cs="Times New Roman"/>
+                <w:sz w:val="20"/>
+                <w:szCs w:val="20"/>
+                <w:lang w:val="en-GB"/>
+              </w:rPr>
+            </w:pPr>
+            <w:r>
+              <w:rPr>
+                <w:rFonts w:ascii="Times New Roman" w:hAnsi="Times New Roman" w:cs="Times New Roman"/>
+                <w:sz w:val="20"/>
+                <w:szCs w:val="20"/>
                 <w:lang w:val="en-GB"/>
               </w:rPr>
               <w:t>Greek</w:t>
@@ -32126,20 +32287,20 @@
               <w:ind w:left="57" w:right="57"/>
               <w:jc w:val="center"/>
               <w:rPr>
-                <w:lang w:val="en-GB"/>
-              </w:rPr>
-            </w:pPr>
-            <w:r>
-              <w:rPr>
-                <w:lang w:val="en-GB"/>
-              </w:rPr>
-              <w:t>Section</w:t>
-            </w:r>
-            <w:r>
-              <w:rPr>
-                <w:lang w:val="en-GB"/>
-              </w:rPr>
-              <w:t xml:space="preserve"> A.4.11</w:t>
+                <w:rFonts w:ascii="Times New Roman" w:hAnsi="Times New Roman" w:cs="Times New Roman"/>
+                <w:sz w:val="20"/>
+                <w:szCs w:val="20"/>
+                <w:lang w:val="en-GB"/>
+              </w:rPr>
+            </w:pPr>
+            <w:r>
+              <w:rPr>
+                <w:rFonts w:ascii="Times New Roman" w:hAnsi="Times New Roman" w:cs="Times New Roman"/>
+                <w:sz w:val="20"/>
+                <w:szCs w:val="20"/>
+                <w:lang w:val="en-GB"/>
+              </w:rPr>
+              <w:t>Section A.4.11</w:t>
             </w:r>
           </w:p>
         </w:tc>
@@ -32161,11 +32322,17 @@
               <w:spacing w:before="60" w:after="60" w:line="240" w:lineRule="exact"/>
               <w:ind w:left="57" w:right="57"/>
               <w:rPr>
-                <w:lang w:val="en-GB"/>
-              </w:rPr>
-            </w:pPr>
-            <w:r>
-              <w:rPr>
+                <w:rFonts w:ascii="Times New Roman" w:hAnsi="Times New Roman" w:cs="Times New Roman"/>
+                <w:sz w:val="20"/>
+                <w:szCs w:val="20"/>
+                <w:lang w:val="en-GB"/>
+              </w:rPr>
+            </w:pPr>
+            <w:r>
+              <w:rPr>
+                <w:rFonts w:ascii="Times New Roman" w:hAnsi="Times New Roman" w:cs="Times New Roman"/>
+                <w:sz w:val="20"/>
+                <w:szCs w:val="20"/>
                 <w:lang w:val="en-GB"/>
               </w:rPr>
               <w:t>00010010 (0x12)</w:t>
@@ -32188,11 +32355,17 @@
               <w:spacing w:before="60" w:after="60" w:line="240" w:lineRule="exact"/>
               <w:ind w:left="57" w:right="57"/>
               <w:rPr>
-                <w:lang w:val="en-GB"/>
-              </w:rPr>
-            </w:pPr>
-            <w:r>
-              <w:rPr>
+                <w:rFonts w:ascii="Times New Roman" w:hAnsi="Times New Roman" w:cs="Times New Roman"/>
+                <w:sz w:val="20"/>
+                <w:szCs w:val="20"/>
+                <w:lang w:val="en-GB"/>
+              </w:rPr>
+            </w:pPr>
+            <w:r>
+              <w:rPr>
+                <w:rFonts w:ascii="Times New Roman" w:hAnsi="Times New Roman" w:cs="Times New Roman"/>
+                <w:sz w:val="20"/>
+                <w:szCs w:val="20"/>
                 <w:lang w:val="en-GB"/>
               </w:rPr>
               <w:t>Hebrew</w:t>
@@ -32217,20 +32390,20 @@
               <w:ind w:left="57" w:right="57"/>
               <w:jc w:val="center"/>
               <w:rPr>
-                <w:lang w:val="en-GB"/>
-              </w:rPr>
-            </w:pPr>
-            <w:r>
-              <w:rPr>
-                <w:lang w:val="en-GB"/>
-              </w:rPr>
-              <w:t>Section</w:t>
-            </w:r>
-            <w:r>
-              <w:rPr>
-                <w:lang w:val="en-GB"/>
-              </w:rPr>
-              <w:t xml:space="preserve"> A.4.12</w:t>
+                <w:rFonts w:ascii="Times New Roman" w:hAnsi="Times New Roman" w:cs="Times New Roman"/>
+                <w:sz w:val="20"/>
+                <w:szCs w:val="20"/>
+                <w:lang w:val="en-GB"/>
+              </w:rPr>
+            </w:pPr>
+            <w:r>
+              <w:rPr>
+                <w:rFonts w:ascii="Times New Roman" w:hAnsi="Times New Roman" w:cs="Times New Roman"/>
+                <w:sz w:val="20"/>
+                <w:szCs w:val="20"/>
+                <w:lang w:val="en-GB"/>
+              </w:rPr>
+              <w:t>Section A.4.12</w:t>
             </w:r>
           </w:p>
         </w:tc>
@@ -32252,11 +32425,17 @@
               <w:spacing w:before="60" w:after="60" w:line="240" w:lineRule="exact"/>
               <w:ind w:left="57" w:right="57"/>
               <w:rPr>
-                <w:lang w:val="en-GB"/>
-              </w:rPr>
-            </w:pPr>
-            <w:r>
-              <w:rPr>
+                <w:rFonts w:ascii="Times New Roman" w:hAnsi="Times New Roman" w:cs="Times New Roman"/>
+                <w:sz w:val="20"/>
+                <w:szCs w:val="20"/>
+                <w:lang w:val="en-GB"/>
+              </w:rPr>
+            </w:pPr>
+            <w:r>
+              <w:rPr>
+                <w:rFonts w:ascii="Times New Roman" w:hAnsi="Times New Roman" w:cs="Times New Roman"/>
+                <w:sz w:val="20"/>
+                <w:szCs w:val="20"/>
                 <w:lang w:val="en-GB"/>
               </w:rPr>
               <w:t>00010011 (0x13)</w:t>
@@ -32279,14 +32458,29 @@
               <w:spacing w:before="60" w:after="60" w:line="240" w:lineRule="exact"/>
               <w:ind w:left="57" w:right="57"/>
               <w:rPr>
-                <w:lang w:val="en-GB"/>
-              </w:rPr>
-            </w:pPr>
-            <w:r>
-              <w:rPr>
+                <w:rFonts w:ascii="Times New Roman" w:hAnsi="Times New Roman" w:cs="Times New Roman"/>
+                <w:sz w:val="20"/>
+                <w:szCs w:val="20"/>
+                <w:lang w:val="en-GB"/>
+              </w:rPr>
+            </w:pPr>
+            <w:r>
+              <w:rPr>
+                <w:rFonts w:ascii="Times New Roman" w:hAnsi="Times New Roman" w:cs="Times New Roman"/>
+                <w:sz w:val="20"/>
+                <w:szCs w:val="20"/>
                 <w:lang w:val="en-GB"/>
               </w:rPr>
               <w:t>Urdu (Eastern Arabic script)</w:t>
+            </w:r>
+            <w:r>
+              <w:rPr>
+                <w:rFonts w:ascii="Times New Roman" w:hAnsi="Times New Roman" w:cs="Times New Roman"/>
+                <w:sz w:val="20"/>
+                <w:szCs w:val="20"/>
+                <w:lang w:val="en-GB"/>
+              </w:rPr>
+              <w:t xml:space="preserve"> (also for Sindhi)</w:t>
             </w:r>
           </w:p>
         </w:tc>
@@ -32308,20 +32502,20 @@
               <w:ind w:left="57" w:right="57"/>
               <w:jc w:val="center"/>
               <w:rPr>
-                <w:lang w:val="en-GB"/>
-              </w:rPr>
-            </w:pPr>
-            <w:r>
-              <w:rPr>
-                <w:lang w:val="en-GB"/>
-              </w:rPr>
-              <w:t>Section</w:t>
-            </w:r>
-            <w:r>
-              <w:rPr>
-                <w:lang w:val="en-GB"/>
-              </w:rPr>
-              <w:t xml:space="preserve"> A.4.13</w:t>
+                <w:rFonts w:ascii="Times New Roman" w:hAnsi="Times New Roman" w:cs="Times New Roman"/>
+                <w:sz w:val="20"/>
+                <w:szCs w:val="20"/>
+                <w:lang w:val="en-GB"/>
+              </w:rPr>
+            </w:pPr>
+            <w:r>
+              <w:rPr>
+                <w:rFonts w:ascii="Times New Roman" w:hAnsi="Times New Roman" w:cs="Times New Roman"/>
+                <w:sz w:val="20"/>
+                <w:szCs w:val="20"/>
+                <w:lang w:val="en-GB"/>
+              </w:rPr>
+              <w:t>Section A.4.13</w:t>
             </w:r>
           </w:p>
         </w:tc>
@@ -32343,11 +32537,17 @@
               <w:spacing w:before="60" w:after="60" w:line="240" w:lineRule="exact"/>
               <w:ind w:left="57" w:right="57"/>
               <w:rPr>
-                <w:lang w:val="en-GB"/>
-              </w:rPr>
-            </w:pPr>
-            <w:r>
-              <w:rPr>
+                <w:rFonts w:ascii="Times New Roman" w:hAnsi="Times New Roman" w:cs="Times New Roman"/>
+                <w:sz w:val="20"/>
+                <w:szCs w:val="20"/>
+                <w:lang w:val="en-GB"/>
+              </w:rPr>
+            </w:pPr>
+            <w:r>
+              <w:rPr>
+                <w:rFonts w:ascii="Times New Roman" w:hAnsi="Times New Roman" w:cs="Times New Roman"/>
+                <w:sz w:val="20"/>
+                <w:szCs w:val="20"/>
                 <w:lang w:val="en-GB"/>
               </w:rPr>
               <w:t>00010100 (0x14)</w:t>
@@ -32370,11 +32570,17 @@
               <w:spacing w:before="60" w:after="60" w:line="240" w:lineRule="exact"/>
               <w:ind w:left="57" w:right="57"/>
               <w:rPr>
-                <w:lang w:val="en-GB"/>
-              </w:rPr>
-            </w:pPr>
-            <w:r>
-              <w:rPr>
+                <w:rFonts w:ascii="Times New Roman" w:hAnsi="Times New Roman" w:cs="Times New Roman"/>
+                <w:sz w:val="20"/>
+                <w:szCs w:val="20"/>
+                <w:lang w:val="en-GB"/>
+              </w:rPr>
+            </w:pPr>
+            <w:r>
+              <w:rPr>
+                <w:rFonts w:ascii="Times New Roman" w:hAnsi="Times New Roman" w:cs="Times New Roman"/>
+                <w:sz w:val="20"/>
+                <w:szCs w:val="20"/>
                 <w:lang w:val="en-GB"/>
               </w:rPr>
               <w:t>Bengali/Bangla</w:t>
@@ -32399,20 +32605,20 @@
               <w:ind w:left="57" w:right="57"/>
               <w:jc w:val="center"/>
               <w:rPr>
-                <w:lang w:val="en-GB"/>
-              </w:rPr>
-            </w:pPr>
-            <w:r>
-              <w:rPr>
-                <w:lang w:val="en-GB"/>
-              </w:rPr>
-              <w:t>Section</w:t>
-            </w:r>
-            <w:r>
-              <w:rPr>
-                <w:lang w:val="en-GB"/>
-              </w:rPr>
-              <w:t xml:space="preserve"> A.4.14</w:t>
+                <w:rFonts w:ascii="Times New Roman" w:hAnsi="Times New Roman" w:cs="Times New Roman"/>
+                <w:sz w:val="20"/>
+                <w:szCs w:val="20"/>
+                <w:lang w:val="en-GB"/>
+              </w:rPr>
+            </w:pPr>
+            <w:r>
+              <w:rPr>
+                <w:rFonts w:ascii="Times New Roman" w:hAnsi="Times New Roman" w:cs="Times New Roman"/>
+                <w:sz w:val="20"/>
+                <w:szCs w:val="20"/>
+                <w:lang w:val="en-GB"/>
+              </w:rPr>
+              <w:t>Section A.4.14</w:t>
             </w:r>
           </w:p>
         </w:tc>
@@ -32434,11 +32640,17 @@
               <w:spacing w:before="60" w:after="60" w:line="240" w:lineRule="exact"/>
               <w:ind w:left="57" w:right="57"/>
               <w:rPr>
-                <w:lang w:val="en-GB"/>
-              </w:rPr>
-            </w:pPr>
-            <w:r>
-              <w:rPr>
+                <w:rFonts w:ascii="Times New Roman" w:hAnsi="Times New Roman" w:cs="Times New Roman"/>
+                <w:sz w:val="20"/>
+                <w:szCs w:val="20"/>
+                <w:lang w:val="en-GB"/>
+              </w:rPr>
+            </w:pPr>
+            <w:r>
+              <w:rPr>
+                <w:rFonts w:ascii="Times New Roman" w:hAnsi="Times New Roman" w:cs="Times New Roman"/>
+                <w:sz w:val="20"/>
+                <w:szCs w:val="20"/>
                 <w:lang w:val="en-GB"/>
               </w:rPr>
               <w:t>00010101 (0x15)</w:t>
@@ -32461,11 +32673,17 @@
               <w:spacing w:before="60" w:after="60" w:line="240" w:lineRule="exact"/>
               <w:ind w:left="57" w:right="57"/>
               <w:rPr>
-                <w:lang w:val="en-GB"/>
-              </w:rPr>
-            </w:pPr>
-            <w:r>
-              <w:rPr>
+                <w:rFonts w:ascii="Times New Roman" w:hAnsi="Times New Roman" w:cs="Times New Roman"/>
+                <w:sz w:val="20"/>
+                <w:szCs w:val="20"/>
+                <w:lang w:val="en-GB"/>
+              </w:rPr>
+            </w:pPr>
+            <w:r>
+              <w:rPr>
+                <w:rFonts w:ascii="Times New Roman" w:hAnsi="Times New Roman" w:cs="Times New Roman"/>
+                <w:sz w:val="20"/>
+                <w:szCs w:val="20"/>
                 <w:lang w:val="en-GB"/>
               </w:rPr>
               <w:t>Gujarati</w:t>
@@ -32490,20 +32708,20 @@
               <w:ind w:left="57" w:right="57"/>
               <w:jc w:val="center"/>
               <w:rPr>
-                <w:lang w:val="en-GB"/>
-              </w:rPr>
-            </w:pPr>
-            <w:r>
-              <w:rPr>
-                <w:lang w:val="en-GB"/>
-              </w:rPr>
-              <w:t>Section</w:t>
-            </w:r>
-            <w:r>
-              <w:rPr>
-                <w:lang w:val="en-GB"/>
-              </w:rPr>
-              <w:t xml:space="preserve"> A.4.15</w:t>
+                <w:rFonts w:ascii="Times New Roman" w:hAnsi="Times New Roman" w:cs="Times New Roman"/>
+                <w:sz w:val="20"/>
+                <w:szCs w:val="20"/>
+                <w:lang w:val="en-GB"/>
+              </w:rPr>
+            </w:pPr>
+            <w:r>
+              <w:rPr>
+                <w:rFonts w:ascii="Times New Roman" w:hAnsi="Times New Roman" w:cs="Times New Roman"/>
+                <w:sz w:val="20"/>
+                <w:szCs w:val="20"/>
+                <w:lang w:val="en-GB"/>
+              </w:rPr>
+              <w:t>Section A.4.15</w:t>
             </w:r>
           </w:p>
         </w:tc>
@@ -32525,11 +32743,17 @@
               <w:spacing w:before="60" w:after="60" w:line="240" w:lineRule="exact"/>
               <w:ind w:left="57" w:right="57"/>
               <w:rPr>
-                <w:lang w:val="en-GB"/>
-              </w:rPr>
-            </w:pPr>
-            <w:r>
-              <w:rPr>
+                <w:rFonts w:ascii="Times New Roman" w:hAnsi="Times New Roman" w:cs="Times New Roman"/>
+                <w:sz w:val="20"/>
+                <w:szCs w:val="20"/>
+                <w:lang w:val="en-GB"/>
+              </w:rPr>
+            </w:pPr>
+            <w:r>
+              <w:rPr>
+                <w:rFonts w:ascii="Times New Roman" w:hAnsi="Times New Roman" w:cs="Times New Roman"/>
+                <w:sz w:val="20"/>
+                <w:szCs w:val="20"/>
                 <w:lang w:val="en-GB"/>
               </w:rPr>
               <w:t>00010110 (0x16)</w:t>
@@ -32552,14 +32776,65 @@
               <w:spacing w:before="60" w:after="60" w:line="240" w:lineRule="exact"/>
               <w:ind w:left="57" w:right="57"/>
               <w:rPr>
-                <w:lang w:val="en-GB"/>
-              </w:rPr>
-            </w:pPr>
-            <w:r>
-              <w:rPr>
+                <w:rFonts w:ascii="Times New Roman" w:hAnsi="Times New Roman" w:cs="Times New Roman"/>
+                <w:sz w:val="20"/>
+                <w:szCs w:val="20"/>
+                <w:lang w:val="en-GB"/>
+              </w:rPr>
+            </w:pPr>
+            <w:r>
+              <w:rPr>
+                <w:rFonts w:ascii="Times New Roman" w:hAnsi="Times New Roman" w:cs="Times New Roman"/>
+                <w:sz w:val="20"/>
+                <w:szCs w:val="20"/>
                 <w:lang w:val="en-GB"/>
               </w:rPr>
               <w:t>Hindi (Devanagari script)</w:t>
+            </w:r>
+            <w:r>
+              <w:rPr>
+                <w:rFonts w:ascii="Times New Roman" w:hAnsi="Times New Roman" w:cs="Times New Roman"/>
+                <w:sz w:val="20"/>
+                <w:szCs w:val="20"/>
+                <w:lang w:val="en-GB"/>
+              </w:rPr>
+              <w:t xml:space="preserve"> (also for Marathi</w:t>
+            </w:r>
+            <w:r>
+              <w:rPr>
+                <w:rFonts w:ascii="Times New Roman" w:hAnsi="Times New Roman" w:cs="Times New Roman"/>
+                <w:sz w:val="20"/>
+                <w:szCs w:val="20"/>
+                <w:lang w:val="en-GB"/>
+              </w:rPr>
+              <w:t xml:space="preserve">, </w:t>
+            </w:r>
+            <w:r>
+              <w:rPr>
+                <w:rFonts w:ascii="Times New Roman" w:hAnsi="Times New Roman" w:cs="Times New Roman"/>
+                <w:sz w:val="20"/>
+                <w:szCs w:val="20"/>
+                <w:lang w:val="en-GB"/>
+              </w:rPr>
+              <w:t>Nepali</w:t>
+            </w:r>
+            <w:r>
+              <w:rPr>
+                <w:rFonts w:ascii="Times New Roman" w:hAnsi="Times New Roman" w:cs="Times New Roman"/>
+                <w:sz w:val="20"/>
+                <w:szCs w:val="20"/>
+                <w:lang w:val="en-GB"/>
+              </w:rPr>
+              <w:t xml:space="preserve"> and more</w:t>
+            </w:r>
+            <w:r>
+              <w:rPr>
+                <w:rFonts w:ascii="Times New Roman" w:hAnsi="Times New Roman" w:cs="Times New Roman"/>
+                <w:sz w:val="20"/>
+                <w:szCs w:val="20"/>
+                <w:lang w:val="en-GB"/>
+              </w:rPr>
+              <w:t>)</w:t>
             </w:r>
           </w:p>
         </w:tc>
@@ -32581,20 +32856,20 @@
               <w:ind w:left="57" w:right="57"/>
               <w:jc w:val="center"/>
               <w:rPr>
-                <w:lang w:val="en-GB"/>
-              </w:rPr>
-            </w:pPr>
-            <w:r>
-              <w:rPr>
-                <w:lang w:val="en-GB"/>
-              </w:rPr>
-              <w:t>Section</w:t>
-            </w:r>
-            <w:r>
-              <w:rPr>
-                <w:lang w:val="en-GB"/>
-              </w:rPr>
-              <w:t xml:space="preserve"> A.4.16</w:t>
+                <w:rFonts w:ascii="Times New Roman" w:hAnsi="Times New Roman" w:cs="Times New Roman"/>
+                <w:sz w:val="20"/>
+                <w:szCs w:val="20"/>
+                <w:lang w:val="en-GB"/>
+              </w:rPr>
+            </w:pPr>
+            <w:r>
+              <w:rPr>
+                <w:rFonts w:ascii="Times New Roman" w:hAnsi="Times New Roman" w:cs="Times New Roman"/>
+                <w:sz w:val="20"/>
+                <w:szCs w:val="20"/>
+                <w:lang w:val="en-GB"/>
+              </w:rPr>
+              <w:t>Section A.4.16</w:t>
             </w:r>
           </w:p>
         </w:tc>
@@ -32616,11 +32891,17 @@
               <w:spacing w:before="60" w:after="60" w:line="240" w:lineRule="exact"/>
               <w:ind w:left="57" w:right="57"/>
               <w:rPr>
-                <w:lang w:val="en-GB"/>
-              </w:rPr>
-            </w:pPr>
-            <w:r>
-              <w:rPr>
+                <w:rFonts w:ascii="Times New Roman" w:hAnsi="Times New Roman" w:cs="Times New Roman"/>
+                <w:sz w:val="20"/>
+                <w:szCs w:val="20"/>
+                <w:lang w:val="en-GB"/>
+              </w:rPr>
+            </w:pPr>
+            <w:r>
+              <w:rPr>
+                <w:rFonts w:ascii="Times New Roman" w:hAnsi="Times New Roman" w:cs="Times New Roman"/>
+                <w:sz w:val="20"/>
+                <w:szCs w:val="20"/>
                 <w:lang w:val="en-GB"/>
               </w:rPr>
               <w:t>00010111 (0x17)</w:t>
@@ -32643,11 +32924,17 @@
               <w:spacing w:before="60" w:after="60" w:line="240" w:lineRule="exact"/>
               <w:ind w:left="57" w:right="57"/>
               <w:rPr>
-                <w:lang w:val="en-GB"/>
-              </w:rPr>
-            </w:pPr>
-            <w:r>
-              <w:rPr>
+                <w:rFonts w:ascii="Times New Roman" w:hAnsi="Times New Roman" w:cs="Times New Roman"/>
+                <w:sz w:val="20"/>
+                <w:szCs w:val="20"/>
+                <w:lang w:val="en-GB"/>
+              </w:rPr>
+            </w:pPr>
+            <w:r>
+              <w:rPr>
+                <w:rFonts w:ascii="Times New Roman" w:hAnsi="Times New Roman" w:cs="Times New Roman"/>
+                <w:sz w:val="20"/>
+                <w:szCs w:val="20"/>
                 <w:lang w:val="en-GB"/>
               </w:rPr>
               <w:t>Kannada</w:t>
@@ -32672,20 +32959,20 @@
               <w:ind w:left="57" w:right="57"/>
               <w:jc w:val="center"/>
               <w:rPr>
-                <w:lang w:val="en-GB"/>
-              </w:rPr>
-            </w:pPr>
-            <w:r>
-              <w:rPr>
-                <w:lang w:val="en-GB"/>
-              </w:rPr>
-              <w:t>Section</w:t>
-            </w:r>
-            <w:r>
-              <w:rPr>
-                <w:lang w:val="en-GB"/>
-              </w:rPr>
-              <w:t xml:space="preserve"> A.4.17</w:t>
+                <w:rFonts w:ascii="Times New Roman" w:hAnsi="Times New Roman" w:cs="Times New Roman"/>
+                <w:sz w:val="20"/>
+                <w:szCs w:val="20"/>
+                <w:lang w:val="en-GB"/>
+              </w:rPr>
+            </w:pPr>
+            <w:r>
+              <w:rPr>
+                <w:rFonts w:ascii="Times New Roman" w:hAnsi="Times New Roman" w:cs="Times New Roman"/>
+                <w:sz w:val="20"/>
+                <w:szCs w:val="20"/>
+                <w:lang w:val="en-GB"/>
+              </w:rPr>
+              <w:t>Section A.4.17</w:t>
             </w:r>
           </w:p>
         </w:tc>
@@ -32707,11 +32994,17 @@
               <w:spacing w:before="60" w:after="60" w:line="240" w:lineRule="exact"/>
               <w:ind w:left="57" w:right="57"/>
               <w:rPr>
-                <w:lang w:val="en-GB"/>
-              </w:rPr>
-            </w:pPr>
-            <w:r>
-              <w:rPr>
+                <w:rFonts w:ascii="Times New Roman" w:hAnsi="Times New Roman" w:cs="Times New Roman"/>
+                <w:sz w:val="20"/>
+                <w:szCs w:val="20"/>
+                <w:lang w:val="en-GB"/>
+              </w:rPr>
+            </w:pPr>
+            <w:r>
+              <w:rPr>
+                <w:rFonts w:ascii="Times New Roman" w:hAnsi="Times New Roman" w:cs="Times New Roman"/>
+                <w:sz w:val="20"/>
+                <w:szCs w:val="20"/>
                 <w:lang w:val="en-GB"/>
               </w:rPr>
               <w:t>00011000 (0x18)</w:t>
@@ -32734,11 +33027,17 @@
               <w:spacing w:before="60" w:after="60" w:line="240" w:lineRule="exact"/>
               <w:ind w:left="57" w:right="57"/>
               <w:rPr>
-                <w:lang w:val="en-GB"/>
-              </w:rPr>
-            </w:pPr>
-            <w:r>
-              <w:rPr>
+                <w:rFonts w:ascii="Times New Roman" w:hAnsi="Times New Roman" w:cs="Times New Roman"/>
+                <w:sz w:val="20"/>
+                <w:szCs w:val="20"/>
+                <w:lang w:val="en-GB"/>
+              </w:rPr>
+            </w:pPr>
+            <w:r>
+              <w:rPr>
+                <w:rFonts w:ascii="Times New Roman" w:hAnsi="Times New Roman" w:cs="Times New Roman"/>
+                <w:sz w:val="20"/>
+                <w:szCs w:val="20"/>
                 <w:lang w:val="en-GB"/>
               </w:rPr>
               <w:t>Malayalam</w:t>
@@ -32763,20 +33062,20 @@
               <w:ind w:left="57" w:right="57"/>
               <w:jc w:val="center"/>
               <w:rPr>
-                <w:lang w:val="en-GB"/>
-              </w:rPr>
-            </w:pPr>
-            <w:r>
-              <w:rPr>
-                <w:lang w:val="en-GB"/>
-              </w:rPr>
-              <w:t>Section</w:t>
-            </w:r>
-            <w:r>
-              <w:rPr>
-                <w:lang w:val="en-GB"/>
-              </w:rPr>
-              <w:t xml:space="preserve"> A.4.18</w:t>
+                <w:rFonts w:ascii="Times New Roman" w:hAnsi="Times New Roman" w:cs="Times New Roman"/>
+                <w:sz w:val="20"/>
+                <w:szCs w:val="20"/>
+                <w:lang w:val="en-GB"/>
+              </w:rPr>
+            </w:pPr>
+            <w:r>
+              <w:rPr>
+                <w:rFonts w:ascii="Times New Roman" w:hAnsi="Times New Roman" w:cs="Times New Roman"/>
+                <w:sz w:val="20"/>
+                <w:szCs w:val="20"/>
+                <w:lang w:val="en-GB"/>
+              </w:rPr>
+              <w:t>Section A.4.18</w:t>
             </w:r>
           </w:p>
         </w:tc>
@@ -32798,11 +33097,17 @@
               <w:spacing w:before="60" w:after="60" w:line="240" w:lineRule="exact"/>
               <w:ind w:left="57" w:right="57"/>
               <w:rPr>
-                <w:lang w:val="en-GB"/>
-              </w:rPr>
-            </w:pPr>
-            <w:r>
-              <w:rPr>
+                <w:rFonts w:ascii="Times New Roman" w:hAnsi="Times New Roman" w:cs="Times New Roman"/>
+                <w:sz w:val="20"/>
+                <w:szCs w:val="20"/>
+                <w:lang w:val="en-GB"/>
+              </w:rPr>
+            </w:pPr>
+            <w:r>
+              <w:rPr>
+                <w:rFonts w:ascii="Times New Roman" w:hAnsi="Times New Roman" w:cs="Times New Roman"/>
+                <w:sz w:val="20"/>
+                <w:szCs w:val="20"/>
                 <w:lang w:val="en-GB"/>
               </w:rPr>
               <w:t>00011001 (0x19)</w:t>
@@ -32825,11 +33130,17 @@
               <w:spacing w:before="60" w:after="60" w:line="240" w:lineRule="exact"/>
               <w:ind w:left="57" w:right="57"/>
               <w:rPr>
-                <w:lang w:val="en-GB"/>
-              </w:rPr>
-            </w:pPr>
-            <w:r>
-              <w:rPr>
+                <w:rFonts w:ascii="Times New Roman" w:hAnsi="Times New Roman" w:cs="Times New Roman"/>
+                <w:sz w:val="20"/>
+                <w:szCs w:val="20"/>
+                <w:lang w:val="en-GB"/>
+              </w:rPr>
+            </w:pPr>
+            <w:r>
+              <w:rPr>
+                <w:rFonts w:ascii="Times New Roman" w:hAnsi="Times New Roman" w:cs="Times New Roman"/>
+                <w:sz w:val="20"/>
+                <w:szCs w:val="20"/>
                 <w:lang w:val="en-GB"/>
               </w:rPr>
               <w:t>Oriya/Odia</w:t>
@@ -32854,20 +33165,20 @@
               <w:ind w:left="57" w:right="57"/>
               <w:jc w:val="center"/>
               <w:rPr>
-                <w:lang w:val="en-GB"/>
-              </w:rPr>
-            </w:pPr>
-            <w:r>
-              <w:rPr>
-                <w:lang w:val="en-GB"/>
-              </w:rPr>
-              <w:t>Section</w:t>
-            </w:r>
-            <w:r>
-              <w:rPr>
-                <w:lang w:val="en-GB"/>
-              </w:rPr>
-              <w:t xml:space="preserve"> A.4.19</w:t>
+                <w:rFonts w:ascii="Times New Roman" w:hAnsi="Times New Roman" w:cs="Times New Roman"/>
+                <w:sz w:val="20"/>
+                <w:szCs w:val="20"/>
+                <w:lang w:val="en-GB"/>
+              </w:rPr>
+            </w:pPr>
+            <w:r>
+              <w:rPr>
+                <w:rFonts w:ascii="Times New Roman" w:hAnsi="Times New Roman" w:cs="Times New Roman"/>
+                <w:sz w:val="20"/>
+                <w:szCs w:val="20"/>
+                <w:lang w:val="en-GB"/>
+              </w:rPr>
+              <w:t>Section A.4.19</w:t>
             </w:r>
           </w:p>
         </w:tc>
@@ -32889,11 +33200,17 @@
               <w:spacing w:before="60" w:after="60" w:line="240" w:lineRule="exact"/>
               <w:ind w:left="57" w:right="57"/>
               <w:rPr>
-                <w:lang w:val="en-GB"/>
-              </w:rPr>
-            </w:pPr>
-            <w:r>
-              <w:rPr>
+                <w:rFonts w:ascii="Times New Roman" w:hAnsi="Times New Roman" w:cs="Times New Roman"/>
+                <w:sz w:val="20"/>
+                <w:szCs w:val="20"/>
+                <w:lang w:val="en-GB"/>
+              </w:rPr>
+            </w:pPr>
+            <w:r>
+              <w:rPr>
+                <w:rFonts w:ascii="Times New Roman" w:hAnsi="Times New Roman" w:cs="Times New Roman"/>
+                <w:sz w:val="20"/>
+                <w:szCs w:val="20"/>
                 <w:lang w:val="en-GB"/>
               </w:rPr>
               <w:t>00011010 (0x1A)</w:t>
@@ -32916,11 +33233,17 @@
               <w:spacing w:before="60" w:after="60" w:line="240" w:lineRule="exact"/>
               <w:ind w:left="57" w:right="57"/>
               <w:rPr>
-                <w:lang w:val="en-GB"/>
-              </w:rPr>
-            </w:pPr>
-            <w:r>
-              <w:rPr>
+                <w:rFonts w:ascii="Times New Roman" w:hAnsi="Times New Roman" w:cs="Times New Roman"/>
+                <w:sz w:val="20"/>
+                <w:szCs w:val="20"/>
+                <w:lang w:val="en-GB"/>
+              </w:rPr>
+            </w:pPr>
+            <w:r>
+              <w:rPr>
+                <w:rFonts w:ascii="Times New Roman" w:hAnsi="Times New Roman" w:cs="Times New Roman"/>
+                <w:sz w:val="20"/>
+                <w:szCs w:val="20"/>
                 <w:lang w:val="en-GB"/>
               </w:rPr>
               <w:t>Punjabi (Gurmukhi script)</w:t>
@@ -32945,20 +33268,20 @@
               <w:ind w:left="57" w:right="57"/>
               <w:jc w:val="center"/>
               <w:rPr>
-                <w:lang w:val="en-GB"/>
-              </w:rPr>
-            </w:pPr>
-            <w:r>
-              <w:rPr>
-                <w:lang w:val="en-GB"/>
-              </w:rPr>
-              <w:t>Section</w:t>
-            </w:r>
-            <w:r>
-              <w:rPr>
-                <w:lang w:val="en-GB"/>
-              </w:rPr>
-              <w:t xml:space="preserve"> A.4.1A</w:t>
+                <w:rFonts w:ascii="Times New Roman" w:hAnsi="Times New Roman" w:cs="Times New Roman"/>
+                <w:sz w:val="20"/>
+                <w:szCs w:val="20"/>
+                <w:lang w:val="en-GB"/>
+              </w:rPr>
+            </w:pPr>
+            <w:r>
+              <w:rPr>
+                <w:rFonts w:ascii="Times New Roman" w:hAnsi="Times New Roman" w:cs="Times New Roman"/>
+                <w:sz w:val="20"/>
+                <w:szCs w:val="20"/>
+                <w:lang w:val="en-GB"/>
+              </w:rPr>
+              <w:t>Section A.4.1A</w:t>
             </w:r>
           </w:p>
         </w:tc>
@@ -32980,11 +33303,17 @@
               <w:spacing w:before="60" w:after="60" w:line="240" w:lineRule="exact"/>
               <w:ind w:left="57" w:right="57"/>
               <w:rPr>
-                <w:lang w:val="en-GB"/>
-              </w:rPr>
-            </w:pPr>
-            <w:r>
-              <w:rPr>
+                <w:rFonts w:ascii="Times New Roman" w:hAnsi="Times New Roman" w:cs="Times New Roman"/>
+                <w:sz w:val="20"/>
+                <w:szCs w:val="20"/>
+                <w:lang w:val="en-GB"/>
+              </w:rPr>
+            </w:pPr>
+            <w:r>
+              <w:rPr>
+                <w:rFonts w:ascii="Times New Roman" w:hAnsi="Times New Roman" w:cs="Times New Roman"/>
+                <w:sz w:val="20"/>
+                <w:szCs w:val="20"/>
                 <w:lang w:val="en-GB"/>
               </w:rPr>
               <w:t>00011011 (0x1B)</w:t>
@@ -33007,11 +33336,17 @@
               <w:spacing w:before="60" w:after="60" w:line="240" w:lineRule="exact"/>
               <w:ind w:left="57" w:right="57"/>
               <w:rPr>
-                <w:lang w:val="en-GB"/>
-              </w:rPr>
-            </w:pPr>
-            <w:r>
-              <w:rPr>
+                <w:rFonts w:ascii="Times New Roman" w:hAnsi="Times New Roman" w:cs="Times New Roman"/>
+                <w:sz w:val="20"/>
+                <w:szCs w:val="20"/>
+                <w:lang w:val="en-GB"/>
+              </w:rPr>
+            </w:pPr>
+            <w:r>
+              <w:rPr>
+                <w:rFonts w:ascii="Times New Roman" w:hAnsi="Times New Roman" w:cs="Times New Roman"/>
+                <w:sz w:val="20"/>
+                <w:szCs w:val="20"/>
                 <w:lang w:val="en-GB"/>
               </w:rPr>
               <w:t>Tamil</w:t>
@@ -33036,20 +33371,20 @@
               <w:ind w:left="57" w:right="57"/>
               <w:jc w:val="center"/>
               <w:rPr>
-                <w:lang w:val="en-GB"/>
-              </w:rPr>
-            </w:pPr>
-            <w:r>
-              <w:rPr>
-                <w:lang w:val="en-GB"/>
-              </w:rPr>
-              <w:t>Section</w:t>
-            </w:r>
-            <w:r>
-              <w:rPr>
-                <w:lang w:val="en-GB"/>
-              </w:rPr>
-              <w:t xml:space="preserve"> A.4.1B</w:t>
+                <w:rFonts w:ascii="Times New Roman" w:hAnsi="Times New Roman" w:cs="Times New Roman"/>
+                <w:sz w:val="20"/>
+                <w:szCs w:val="20"/>
+                <w:lang w:val="en-GB"/>
+              </w:rPr>
+            </w:pPr>
+            <w:r>
+              <w:rPr>
+                <w:rFonts w:ascii="Times New Roman" w:hAnsi="Times New Roman" w:cs="Times New Roman"/>
+                <w:sz w:val="20"/>
+                <w:szCs w:val="20"/>
+                <w:lang w:val="en-GB"/>
+              </w:rPr>
+              <w:t>Section A.4.1B</w:t>
             </w:r>
           </w:p>
         </w:tc>
@@ -33071,11 +33406,17 @@
               <w:spacing w:before="60" w:after="60" w:line="240" w:lineRule="exact"/>
               <w:ind w:left="57" w:right="57"/>
               <w:rPr>
-                <w:lang w:val="en-GB"/>
-              </w:rPr>
-            </w:pPr>
-            <w:r>
-              <w:rPr>
+                <w:rFonts w:ascii="Times New Roman" w:hAnsi="Times New Roman" w:cs="Times New Roman"/>
+                <w:sz w:val="20"/>
+                <w:szCs w:val="20"/>
+                <w:lang w:val="en-GB"/>
+              </w:rPr>
+            </w:pPr>
+            <w:r>
+              <w:rPr>
+                <w:rFonts w:ascii="Times New Roman" w:hAnsi="Times New Roman" w:cs="Times New Roman"/>
+                <w:sz w:val="20"/>
+                <w:szCs w:val="20"/>
                 <w:lang w:val="en-GB"/>
               </w:rPr>
               <w:t>00011100 (0x1C)</w:t>
@@ -33098,11 +33439,17 @@
               <w:spacing w:before="60" w:after="60" w:line="240" w:lineRule="exact"/>
               <w:ind w:left="57" w:right="57"/>
               <w:rPr>
-                <w:lang w:val="en-GB"/>
-              </w:rPr>
-            </w:pPr>
-            <w:r>
-              <w:rPr>
+                <w:rFonts w:ascii="Times New Roman" w:hAnsi="Times New Roman" w:cs="Times New Roman"/>
+                <w:sz w:val="20"/>
+                <w:szCs w:val="20"/>
+                <w:lang w:val="en-GB"/>
+              </w:rPr>
+            </w:pPr>
+            <w:r>
+              <w:rPr>
+                <w:rFonts w:ascii="Times New Roman" w:hAnsi="Times New Roman" w:cs="Times New Roman"/>
+                <w:sz w:val="20"/>
+                <w:szCs w:val="20"/>
                 <w:lang w:val="en-GB"/>
               </w:rPr>
               <w:t>Telugu</w:t>
@@ -33127,20 +33474,20 @@
               <w:ind w:left="57" w:right="57"/>
               <w:jc w:val="center"/>
               <w:rPr>
-                <w:lang w:val="en-GB"/>
-              </w:rPr>
-            </w:pPr>
-            <w:r>
-              <w:rPr>
-                <w:lang w:val="en-GB"/>
-              </w:rPr>
-              <w:t>Section</w:t>
-            </w:r>
-            <w:r>
-              <w:rPr>
-                <w:lang w:val="en-GB"/>
-              </w:rPr>
-              <w:t xml:space="preserve"> A.4.1C</w:t>
+                <w:rFonts w:ascii="Times New Roman" w:hAnsi="Times New Roman" w:cs="Times New Roman"/>
+                <w:sz w:val="20"/>
+                <w:szCs w:val="20"/>
+                <w:lang w:val="en-GB"/>
+              </w:rPr>
+            </w:pPr>
+            <w:r>
+              <w:rPr>
+                <w:rFonts w:ascii="Times New Roman" w:hAnsi="Times New Roman" w:cs="Times New Roman"/>
+                <w:sz w:val="20"/>
+                <w:szCs w:val="20"/>
+                <w:lang w:val="en-GB"/>
+              </w:rPr>
+              <w:t>Section A.4.1C</w:t>
             </w:r>
           </w:p>
         </w:tc>
@@ -33162,11 +33509,17 @@
               <w:spacing w:before="60" w:after="60" w:line="240" w:lineRule="exact"/>
               <w:ind w:left="57" w:right="57"/>
               <w:rPr>
-                <w:lang w:val="en-GB"/>
-              </w:rPr>
-            </w:pPr>
-            <w:r>
-              <w:rPr>
+                <w:rFonts w:ascii="Times New Roman" w:hAnsi="Times New Roman" w:cs="Times New Roman"/>
+                <w:sz w:val="20"/>
+                <w:szCs w:val="20"/>
+                <w:lang w:val="en-GB"/>
+              </w:rPr>
+            </w:pPr>
+            <w:r>
+              <w:rPr>
+                <w:rFonts w:ascii="Times New Roman" w:hAnsi="Times New Roman" w:cs="Times New Roman"/>
+                <w:sz w:val="20"/>
+                <w:szCs w:val="20"/>
                 <w:lang w:val="en-GB"/>
               </w:rPr>
               <w:t>00011101 (0x1D)</w:t>
@@ -33189,11 +33542,17 @@
               <w:spacing w:before="60" w:after="60" w:line="240" w:lineRule="exact"/>
               <w:ind w:left="57" w:right="57"/>
               <w:rPr>
-                <w:lang w:val="en-GB"/>
-              </w:rPr>
-            </w:pPr>
-            <w:r>
-              <w:rPr>
+                <w:rFonts w:ascii="Times New Roman" w:hAnsi="Times New Roman" w:cs="Times New Roman"/>
+                <w:sz w:val="20"/>
+                <w:szCs w:val="20"/>
+                <w:lang w:val="en-GB"/>
+              </w:rPr>
+            </w:pPr>
+            <w:r>
+              <w:rPr>
+                <w:rFonts w:ascii="Times New Roman" w:hAnsi="Times New Roman" w:cs="Times New Roman"/>
+                <w:sz w:val="20"/>
+                <w:szCs w:val="20"/>
                 <w:lang w:val="en-GB"/>
               </w:rPr>
               <w:t>Thai</w:t>
@@ -33218,20 +33577,20 @@
               <w:ind w:left="57" w:right="57"/>
               <w:jc w:val="center"/>
               <w:rPr>
-                <w:lang w:val="en-GB"/>
-              </w:rPr>
-            </w:pPr>
-            <w:r>
-              <w:rPr>
-                <w:lang w:val="en-GB"/>
-              </w:rPr>
-              <w:t>Section</w:t>
-            </w:r>
-            <w:r>
-              <w:rPr>
-                <w:lang w:val="en-GB"/>
-              </w:rPr>
-              <w:t xml:space="preserve"> A.4.1D</w:t>
+                <w:rFonts w:ascii="Times New Roman" w:hAnsi="Times New Roman" w:cs="Times New Roman"/>
+                <w:sz w:val="20"/>
+                <w:szCs w:val="20"/>
+                <w:lang w:val="en-GB"/>
+              </w:rPr>
+            </w:pPr>
+            <w:r>
+              <w:rPr>
+                <w:rFonts w:ascii="Times New Roman" w:hAnsi="Times New Roman" w:cs="Times New Roman"/>
+                <w:sz w:val="20"/>
+                <w:szCs w:val="20"/>
+                <w:lang w:val="en-GB"/>
+              </w:rPr>
+              <w:t>Section A.4.1D</w:t>
             </w:r>
           </w:p>
         </w:tc>
@@ -33253,11 +33612,17 @@
               <w:spacing w:before="60" w:after="60" w:line="240" w:lineRule="exact"/>
               <w:ind w:left="57" w:right="57"/>
               <w:rPr>
-                <w:lang w:val="en-GB"/>
-              </w:rPr>
-            </w:pPr>
-            <w:r>
-              <w:rPr>
+                <w:rFonts w:ascii="Times New Roman" w:hAnsi="Times New Roman" w:cs="Times New Roman"/>
+                <w:sz w:val="20"/>
+                <w:szCs w:val="20"/>
+                <w:lang w:val="en-GB"/>
+              </w:rPr>
+            </w:pPr>
+            <w:r>
+              <w:rPr>
+                <w:rFonts w:ascii="Times New Roman" w:hAnsi="Times New Roman" w:cs="Times New Roman"/>
+                <w:sz w:val="20"/>
+                <w:szCs w:val="20"/>
                 <w:lang w:val="en-GB"/>
               </w:rPr>
               <w:t>00011110 (0x1E)</w:t>
@@ -33280,11 +33645,17 @@
               <w:spacing w:before="60" w:after="60" w:line="240" w:lineRule="exact"/>
               <w:ind w:left="57" w:right="57"/>
               <w:rPr>
-                <w:lang w:val="en-GB"/>
-              </w:rPr>
-            </w:pPr>
-            <w:r>
-              <w:rPr>
+                <w:rFonts w:ascii="Times New Roman" w:hAnsi="Times New Roman" w:cs="Times New Roman"/>
+                <w:sz w:val="20"/>
+                <w:szCs w:val="20"/>
+                <w:lang w:val="en-GB"/>
+              </w:rPr>
+            </w:pPr>
+            <w:r>
+              <w:rPr>
+                <w:rFonts w:ascii="Times New Roman" w:hAnsi="Times New Roman" w:cs="Times New Roman"/>
+                <w:sz w:val="20"/>
+                <w:szCs w:val="20"/>
                 <w:lang w:val="en-GB"/>
               </w:rPr>
               <w:t>Lao</w:t>
@@ -33309,20 +33680,20 @@
               <w:ind w:left="57" w:right="57"/>
               <w:jc w:val="center"/>
               <w:rPr>
-                <w:lang w:val="en-GB"/>
-              </w:rPr>
-            </w:pPr>
-            <w:r>
-              <w:rPr>
-                <w:lang w:val="en-GB"/>
-              </w:rPr>
-              <w:t>Section</w:t>
-            </w:r>
-            <w:r>
-              <w:rPr>
-                <w:lang w:val="en-GB"/>
-              </w:rPr>
-              <w:t xml:space="preserve"> A.4.1E</w:t>
+                <w:rFonts w:ascii="Times New Roman" w:hAnsi="Times New Roman" w:cs="Times New Roman"/>
+                <w:sz w:val="20"/>
+                <w:szCs w:val="20"/>
+                <w:lang w:val="en-GB"/>
+              </w:rPr>
+            </w:pPr>
+            <w:r>
+              <w:rPr>
+                <w:rFonts w:ascii="Times New Roman" w:hAnsi="Times New Roman" w:cs="Times New Roman"/>
+                <w:sz w:val="20"/>
+                <w:szCs w:val="20"/>
+                <w:lang w:val="en-GB"/>
+              </w:rPr>
+              <w:t>Section A.4.1E</w:t>
             </w:r>
           </w:p>
         </w:tc>
@@ -33344,11 +33715,17 @@
               <w:spacing w:before="60" w:after="60" w:line="240" w:lineRule="exact"/>
               <w:ind w:left="57" w:right="57"/>
               <w:rPr>
-                <w:lang w:val="en-GB"/>
-              </w:rPr>
-            </w:pPr>
-            <w:r>
-              <w:rPr>
+                <w:rFonts w:ascii="Times New Roman" w:hAnsi="Times New Roman" w:cs="Times New Roman"/>
+                <w:sz w:val="20"/>
+                <w:szCs w:val="20"/>
+                <w:lang w:val="en-GB"/>
+              </w:rPr>
+            </w:pPr>
+            <w:r>
+              <w:rPr>
+                <w:rFonts w:ascii="Times New Roman" w:hAnsi="Times New Roman" w:cs="Times New Roman"/>
+                <w:sz w:val="20"/>
+                <w:szCs w:val="20"/>
                 <w:lang w:val="en-GB"/>
               </w:rPr>
               <w:t>00011111 (0x1F)</w:t>
@@ -33371,11 +33748,17 @@
               <w:spacing w:before="60" w:after="60" w:line="240" w:lineRule="exact"/>
               <w:ind w:left="57" w:right="57"/>
               <w:rPr>
-                <w:lang w:val="en-GB"/>
-              </w:rPr>
-            </w:pPr>
-            <w:r>
-              <w:rPr>
+                <w:rFonts w:ascii="Times New Roman" w:hAnsi="Times New Roman" w:cs="Times New Roman"/>
+                <w:sz w:val="20"/>
+                <w:szCs w:val="20"/>
+                <w:lang w:val="en-GB"/>
+              </w:rPr>
+            </w:pPr>
+            <w:r>
+              <w:rPr>
+                <w:rFonts w:ascii="Times New Roman" w:hAnsi="Times New Roman" w:cs="Times New Roman"/>
+                <w:sz w:val="20"/>
+                <w:szCs w:val="20"/>
                 <w:lang w:val="en-GB"/>
               </w:rPr>
               <w:t>Khmer</w:t>
@@ -33400,20 +33783,20 @@
               <w:ind w:left="57" w:right="57"/>
               <w:jc w:val="center"/>
               <w:rPr>
-                <w:lang w:val="en-GB"/>
-              </w:rPr>
-            </w:pPr>
-            <w:r>
-              <w:rPr>
-                <w:lang w:val="en-GB"/>
-              </w:rPr>
-              <w:t>Section</w:t>
-            </w:r>
-            <w:r>
-              <w:rPr>
-                <w:lang w:val="en-GB"/>
-              </w:rPr>
-              <w:t xml:space="preserve"> A.4.1F</w:t>
+                <w:rFonts w:ascii="Times New Roman" w:hAnsi="Times New Roman" w:cs="Times New Roman"/>
+                <w:sz w:val="20"/>
+                <w:szCs w:val="20"/>
+                <w:lang w:val="en-GB"/>
+              </w:rPr>
+            </w:pPr>
+            <w:r>
+              <w:rPr>
+                <w:rFonts w:ascii="Times New Roman" w:hAnsi="Times New Roman" w:cs="Times New Roman"/>
+                <w:sz w:val="20"/>
+                <w:szCs w:val="20"/>
+                <w:lang w:val="en-GB"/>
+              </w:rPr>
+              <w:t>Section A.4.1F</w:t>
             </w:r>
           </w:p>
         </w:tc>
@@ -33438,11 +33821,17 @@
               <w:spacing w:before="60" w:after="60" w:line="240" w:lineRule="exact"/>
               <w:ind w:left="57" w:right="57"/>
               <w:rPr>
-                <w:lang w:val="en-GB"/>
-              </w:rPr>
-            </w:pPr>
-            <w:r>
-              <w:rPr>
+                <w:rFonts w:ascii="Times New Roman" w:hAnsi="Times New Roman" w:cs="Times New Roman"/>
+                <w:sz w:val="20"/>
+                <w:szCs w:val="20"/>
+                <w:lang w:val="en-GB"/>
+              </w:rPr>
+            </w:pPr>
+            <w:r>
+              <w:rPr>
+                <w:rFonts w:ascii="Times New Roman" w:hAnsi="Times New Roman" w:cs="Times New Roman"/>
+                <w:sz w:val="20"/>
+                <w:szCs w:val="20"/>
                 <w:lang w:val="en-GB"/>
               </w:rPr>
               <w:t>00100000 (0x20</w:t>
@@ -33465,14 +33854,65 @@
               <w:spacing w:before="60" w:after="60" w:line="240" w:lineRule="exact"/>
               <w:ind w:left="57" w:right="57"/>
               <w:rPr>
-                <w:lang w:val="en-GB"/>
-              </w:rPr>
-            </w:pPr>
-            <w:r>
-              <w:rPr>
+                <w:rFonts w:ascii="Times New Roman" w:hAnsi="Times New Roman" w:cs="Times New Roman"/>
+                <w:sz w:val="20"/>
+                <w:szCs w:val="20"/>
+                <w:lang w:val="en-GB"/>
+              </w:rPr>
+            </w:pPr>
+            <w:r>
+              <w:rPr>
+                <w:rFonts w:ascii="Times New Roman" w:hAnsi="Times New Roman" w:cs="Times New Roman"/>
+                <w:sz w:val="20"/>
+                <w:szCs w:val="20"/>
                 <w:lang w:val="en-GB"/>
               </w:rPr>
               <w:t>Manipuri</w:t>
+            </w:r>
+            <w:r>
+              <w:rPr>
+                <w:rFonts w:ascii="Times New Roman" w:hAnsi="Times New Roman" w:cs="Times New Roman"/>
+                <w:sz w:val="20"/>
+                <w:szCs w:val="20"/>
+                <w:lang w:val="en-GB"/>
+              </w:rPr>
+              <w:t xml:space="preserve"> </w:t>
+            </w:r>
+            <w:r>
+              <w:rPr>
+                <w:rFonts w:ascii="Times New Roman" w:hAnsi="Times New Roman" w:cs="Times New Roman"/>
+                <w:sz w:val="20"/>
+                <w:szCs w:val="20"/>
+                <w:lang w:val="en-GB"/>
+              </w:rPr>
+              <w:t>(</w:t>
+            </w:r>
+            <w:r>
+              <w:rPr>
+                <w:rFonts w:ascii="Times New Roman" w:hAnsi="Times New Roman" w:cs="Times New Roman"/>
+                <w:sz w:val="20"/>
+                <w:szCs w:val="20"/>
+                <w:lang w:val="en-GB"/>
+              </w:rPr>
+              <w:t>Meetei Mayek script</w:t>
+            </w:r>
+            <w:r>
+              <w:rPr>
+                <w:rFonts w:ascii="Times New Roman" w:hAnsi="Times New Roman" w:cs="Times New Roman"/>
+                <w:sz w:val="20"/>
+                <w:szCs w:val="20"/>
+                <w:lang w:val="en-GB"/>
+              </w:rPr>
+              <w:t xml:space="preserve">) (Manipuri can also be written in the </w:t>
+            </w:r>
+            <w:r>
+              <w:rPr>
+                <w:rFonts w:ascii="Times New Roman" w:hAnsi="Times New Roman" w:cs="Times New Roman"/>
+                <w:sz w:val="20"/>
+                <w:szCs w:val="20"/>
+                <w:lang w:val="en-GB"/>
+              </w:rPr>
+              <w:t>Bengali script)</w:t>
             </w:r>
           </w:p>
         </w:tc>
@@ -33494,20 +33934,20 @@
               <w:ind w:left="57" w:right="57"/>
               <w:jc w:val="center"/>
               <w:rPr>
-                <w:lang w:val="en-GB"/>
-              </w:rPr>
-            </w:pPr>
-            <w:r>
-              <w:rPr>
-                <w:lang w:val="en-GB"/>
-              </w:rPr>
-              <w:t>Section</w:t>
-            </w:r>
-            <w:r>
-              <w:rPr>
-                <w:lang w:val="en-GB"/>
-              </w:rPr>
-              <w:t xml:space="preserve"> A.4.20</w:t>
+                <w:rFonts w:ascii="Times New Roman" w:hAnsi="Times New Roman" w:cs="Times New Roman"/>
+                <w:sz w:val="20"/>
+                <w:szCs w:val="20"/>
+                <w:lang w:val="en-GB"/>
+              </w:rPr>
+            </w:pPr>
+            <w:r>
+              <w:rPr>
+                <w:rFonts w:ascii="Times New Roman" w:hAnsi="Times New Roman" w:cs="Times New Roman"/>
+                <w:sz w:val="20"/>
+                <w:szCs w:val="20"/>
+                <w:lang w:val="en-GB"/>
+              </w:rPr>
+              <w:t>Section A.4.20</w:t>
             </w:r>
           </w:p>
         </w:tc>
@@ -33529,11 +33969,17 @@
               <w:spacing w:before="60" w:after="60" w:line="240" w:lineRule="exact"/>
               <w:ind w:left="57" w:right="57"/>
               <w:rPr>
-                <w:lang w:val="en-GB"/>
-              </w:rPr>
-            </w:pPr>
-            <w:r>
-              <w:rPr>
+                <w:rFonts w:ascii="Times New Roman" w:hAnsi="Times New Roman" w:cs="Times New Roman"/>
+                <w:sz w:val="20"/>
+                <w:szCs w:val="20"/>
+                <w:lang w:val="en-GB"/>
+              </w:rPr>
+            </w:pPr>
+            <w:r>
+              <w:rPr>
+                <w:rFonts w:ascii="Times New Roman" w:hAnsi="Times New Roman" w:cs="Times New Roman"/>
+                <w:sz w:val="20"/>
+                <w:szCs w:val="20"/>
                 <w:lang w:val="en-GB"/>
               </w:rPr>
               <w:t>00100001 (0x21)</w:t>
@@ -33556,11 +34002,17 @@
               <w:spacing w:before="60" w:after="60" w:line="240" w:lineRule="exact"/>
               <w:ind w:left="57" w:right="57"/>
               <w:rPr>
-                <w:lang w:val="en-GB"/>
-              </w:rPr>
-            </w:pPr>
-            <w:r>
-              <w:rPr>
+                <w:rFonts w:ascii="Times New Roman" w:hAnsi="Times New Roman" w:cs="Times New Roman"/>
+                <w:sz w:val="20"/>
+                <w:szCs w:val="20"/>
+                <w:lang w:val="en-GB"/>
+              </w:rPr>
+            </w:pPr>
+            <w:r>
+              <w:rPr>
+                <w:rFonts w:ascii="Times New Roman" w:hAnsi="Times New Roman" w:cs="Times New Roman"/>
+                <w:sz w:val="20"/>
+                <w:szCs w:val="20"/>
                 <w:lang w:val="en-GB"/>
               </w:rPr>
               <w:t>Sinhala</w:t>
@@ -33585,20 +34037,20 @@
               <w:ind w:left="57" w:right="57"/>
               <w:jc w:val="center"/>
               <w:rPr>
-                <w:lang w:val="en-GB"/>
-              </w:rPr>
-            </w:pPr>
-            <w:r>
-              <w:rPr>
-                <w:lang w:val="en-GB"/>
-              </w:rPr>
-              <w:t>Section</w:t>
-            </w:r>
-            <w:r>
-              <w:rPr>
-                <w:lang w:val="en-GB"/>
-              </w:rPr>
-              <w:t xml:space="preserve"> A.4.21</w:t>
+                <w:rFonts w:ascii="Times New Roman" w:hAnsi="Times New Roman" w:cs="Times New Roman"/>
+                <w:sz w:val="20"/>
+                <w:szCs w:val="20"/>
+                <w:lang w:val="en-GB"/>
+              </w:rPr>
+            </w:pPr>
+            <w:r>
+              <w:rPr>
+                <w:rFonts w:ascii="Times New Roman" w:hAnsi="Times New Roman" w:cs="Times New Roman"/>
+                <w:sz w:val="20"/>
+                <w:szCs w:val="20"/>
+                <w:lang w:val="en-GB"/>
+              </w:rPr>
+              <w:t>Section A.4.21</w:t>
             </w:r>
           </w:p>
         </w:tc>
@@ -33620,11 +34072,17 @@
               <w:spacing w:before="60" w:after="60" w:line="240" w:lineRule="exact"/>
               <w:ind w:left="57" w:right="57"/>
               <w:rPr>
-                <w:lang w:val="en-GB"/>
-              </w:rPr>
-            </w:pPr>
-            <w:r>
-              <w:rPr>
+                <w:rFonts w:ascii="Times New Roman" w:hAnsi="Times New Roman" w:cs="Times New Roman"/>
+                <w:sz w:val="20"/>
+                <w:szCs w:val="20"/>
+                <w:lang w:val="en-GB"/>
+              </w:rPr>
+            </w:pPr>
+            <w:r>
+              <w:rPr>
+                <w:rFonts w:ascii="Times New Roman" w:hAnsi="Times New Roman" w:cs="Times New Roman"/>
+                <w:sz w:val="20"/>
+                <w:szCs w:val="20"/>
                 <w:lang w:val="en-GB"/>
               </w:rPr>
               <w:t>00100010 (0x22)</w:t>
@@ -33647,11 +34105,17 @@
               <w:spacing w:before="60" w:after="60" w:line="240" w:lineRule="exact"/>
               <w:ind w:left="57" w:right="57"/>
               <w:rPr>
-                <w:lang w:val="en-GB"/>
-              </w:rPr>
-            </w:pPr>
-            <w:r>
-              <w:rPr>
+                <w:rFonts w:ascii="Times New Roman" w:hAnsi="Times New Roman" w:cs="Times New Roman"/>
+                <w:sz w:val="20"/>
+                <w:szCs w:val="20"/>
+                <w:lang w:val="en-GB"/>
+              </w:rPr>
+            </w:pPr>
+            <w:r>
+              <w:rPr>
+                <w:rFonts w:ascii="Times New Roman" w:hAnsi="Times New Roman" w:cs="Times New Roman"/>
+                <w:sz w:val="20"/>
+                <w:szCs w:val="20"/>
                 <w:lang w:val="en-GB"/>
               </w:rPr>
               <w:t>Armenian</w:t>
@@ -33676,20 +34140,20 @@
               <w:ind w:left="57" w:right="57"/>
               <w:jc w:val="center"/>
               <w:rPr>
-                <w:lang w:val="en-GB"/>
-              </w:rPr>
-            </w:pPr>
-            <w:r>
-              <w:rPr>
-                <w:lang w:val="en-GB"/>
-              </w:rPr>
-              <w:t>Section</w:t>
-            </w:r>
-            <w:r>
-              <w:rPr>
-                <w:lang w:val="en-GB"/>
-              </w:rPr>
-              <w:t xml:space="preserve"> A.4.22</w:t>
+                <w:rFonts w:ascii="Times New Roman" w:hAnsi="Times New Roman" w:cs="Times New Roman"/>
+                <w:sz w:val="20"/>
+                <w:szCs w:val="20"/>
+                <w:lang w:val="en-GB"/>
+              </w:rPr>
+            </w:pPr>
+            <w:r>
+              <w:rPr>
+                <w:rFonts w:ascii="Times New Roman" w:hAnsi="Times New Roman" w:cs="Times New Roman"/>
+                <w:sz w:val="20"/>
+                <w:szCs w:val="20"/>
+                <w:lang w:val="en-GB"/>
+              </w:rPr>
+              <w:t>Section A.4.22</w:t>
             </w:r>
           </w:p>
         </w:tc>
@@ -33711,11 +34175,17 @@
               <w:spacing w:before="60" w:after="60" w:line="240" w:lineRule="exact"/>
               <w:ind w:left="57" w:right="57"/>
               <w:rPr>
-                <w:lang w:val="en-GB"/>
-              </w:rPr>
-            </w:pPr>
-            <w:r>
-              <w:rPr>
+                <w:rFonts w:ascii="Times New Roman" w:hAnsi="Times New Roman" w:cs="Times New Roman"/>
+                <w:sz w:val="20"/>
+                <w:szCs w:val="20"/>
+                <w:lang w:val="en-GB"/>
+              </w:rPr>
+            </w:pPr>
+            <w:r>
+              <w:rPr>
+                <w:rFonts w:ascii="Times New Roman" w:hAnsi="Times New Roman" w:cs="Times New Roman"/>
+                <w:sz w:val="20"/>
+                <w:szCs w:val="20"/>
                 <w:lang w:val="en-GB"/>
               </w:rPr>
               <w:t>00100011 (0x23)</w:t>
@@ -33738,11 +34208,17 @@
               <w:spacing w:before="60" w:after="60" w:line="240" w:lineRule="exact"/>
               <w:ind w:left="57" w:right="57"/>
               <w:rPr>
-                <w:lang w:val="en-GB"/>
-              </w:rPr>
-            </w:pPr>
-            <w:r>
-              <w:rPr>
+                <w:rFonts w:ascii="Times New Roman" w:hAnsi="Times New Roman" w:cs="Times New Roman"/>
+                <w:sz w:val="20"/>
+                <w:szCs w:val="20"/>
+                <w:lang w:val="en-GB"/>
+              </w:rPr>
+            </w:pPr>
+            <w:r>
+              <w:rPr>
+                <w:rFonts w:ascii="Times New Roman" w:hAnsi="Times New Roman" w:cs="Times New Roman"/>
+                <w:sz w:val="20"/>
+                <w:szCs w:val="20"/>
                 <w:lang w:val="en-GB"/>
               </w:rPr>
               <w:t>Georgian</w:t>
@@ -33767,20 +34243,20 @@
               <w:ind w:left="57" w:right="57"/>
               <w:jc w:val="center"/>
               <w:rPr>
-                <w:lang w:val="en-GB"/>
-              </w:rPr>
-            </w:pPr>
-            <w:r>
-              <w:rPr>
-                <w:lang w:val="en-GB"/>
-              </w:rPr>
-              <w:t>Section</w:t>
-            </w:r>
-            <w:r>
-              <w:rPr>
-                <w:lang w:val="en-GB"/>
-              </w:rPr>
-              <w:t xml:space="preserve"> A.4.23</w:t>
+                <w:rFonts w:ascii="Times New Roman" w:hAnsi="Times New Roman" w:cs="Times New Roman"/>
+                <w:sz w:val="20"/>
+                <w:szCs w:val="20"/>
+                <w:lang w:val="en-GB"/>
+              </w:rPr>
+            </w:pPr>
+            <w:r>
+              <w:rPr>
+                <w:rFonts w:ascii="Times New Roman" w:hAnsi="Times New Roman" w:cs="Times New Roman"/>
+                <w:sz w:val="20"/>
+                <w:szCs w:val="20"/>
+                <w:lang w:val="en-GB"/>
+              </w:rPr>
+              <w:t>Section A.4.23</w:t>
             </w:r>
           </w:p>
         </w:tc>
@@ -33802,13 +34278,20 @@
               <w:spacing w:before="60" w:after="60" w:line="240" w:lineRule="exact"/>
               <w:ind w:left="57" w:right="57"/>
               <w:rPr>
-                <w:lang w:val="en-GB"/>
-              </w:rPr>
-            </w:pPr>
-            <w:r>
-              <w:rPr>
-                <w:lang w:val="en-GB"/>
-              </w:rPr>
+                <w:rFonts w:ascii="Times New Roman" w:hAnsi="Times New Roman" w:cs="Times New Roman"/>
+                <w:sz w:val="20"/>
+                <w:szCs w:val="20"/>
+                <w:lang w:val="en-GB"/>
+              </w:rPr>
+            </w:pPr>
+            <w:r>
+              <w:rPr>
+                <w:rFonts w:ascii="Times New Roman" w:hAnsi="Times New Roman" w:cs="Times New Roman"/>
+                <w:sz w:val="20"/>
+                <w:szCs w:val="20"/>
+                <w:lang w:val="en-GB"/>
+              </w:rPr>
+              <w:lastRenderedPageBreak/>
               <w:t>00100100 (0x24)</w:t>
             </w:r>
           </w:p>
@@ -33829,11 +34312,17 @@
               <w:spacing w:before="60" w:after="60" w:line="240" w:lineRule="exact"/>
               <w:ind w:left="57" w:right="57"/>
               <w:rPr>
-                <w:lang w:val="en-GB"/>
-              </w:rPr>
-            </w:pPr>
-            <w:r>
-              <w:rPr>
+                <w:rFonts w:ascii="Times New Roman" w:hAnsi="Times New Roman" w:cs="Times New Roman"/>
+                <w:sz w:val="20"/>
+                <w:szCs w:val="20"/>
+                <w:lang w:val="en-GB"/>
+              </w:rPr>
+            </w:pPr>
+            <w:r>
+              <w:rPr>
+                <w:rFonts w:ascii="Times New Roman" w:hAnsi="Times New Roman" w:cs="Times New Roman"/>
+                <w:sz w:val="20"/>
+                <w:szCs w:val="20"/>
                 <w:lang w:val="en-GB"/>
               </w:rPr>
               <w:t>Ukrainian (Cyrillic script)</w:t>
@@ -33858,20 +34347,20 @@
               <w:ind w:left="57" w:right="57"/>
               <w:jc w:val="center"/>
               <w:rPr>
-                <w:lang w:val="en-GB"/>
-              </w:rPr>
-            </w:pPr>
-            <w:r>
-              <w:rPr>
-                <w:lang w:val="en-GB"/>
-              </w:rPr>
-              <w:t>Section</w:t>
-            </w:r>
-            <w:r>
-              <w:rPr>
-                <w:lang w:val="en-GB"/>
-              </w:rPr>
-              <w:t xml:space="preserve"> A.4.24</w:t>
+                <w:rFonts w:ascii="Times New Roman" w:hAnsi="Times New Roman" w:cs="Times New Roman"/>
+                <w:sz w:val="20"/>
+                <w:szCs w:val="20"/>
+                <w:lang w:val="en-GB"/>
+              </w:rPr>
+            </w:pPr>
+            <w:r>
+              <w:rPr>
+                <w:rFonts w:ascii="Times New Roman" w:hAnsi="Times New Roman" w:cs="Times New Roman"/>
+                <w:sz w:val="20"/>
+                <w:szCs w:val="20"/>
+                <w:lang w:val="en-GB"/>
+              </w:rPr>
+              <w:t>Section A.4.24</w:t>
             </w:r>
           </w:p>
         </w:tc>
@@ -33880,6 +34369,12 @@
         <w:tc>
           <w:tcPr>
             <w:tcW w:w="2122" w:type="dxa"/>
+            <w:tcBorders>
+              <w:top w:val="single" w:sz="4" w:space="0" w:color="auto"/>
+              <w:left w:val="single" w:sz="4" w:space="0" w:color="auto"/>
+              <w:bottom w:val="single" w:sz="4" w:space="0" w:color="auto"/>
+              <w:right w:val="single" w:sz="4" w:space="0" w:color="auto"/>
+            </w:tcBorders>
             <w:shd w:val="clear" w:color="auto" w:fill="FFFFFF" w:themeFill="background1"/>
           </w:tcPr>
           <w:p>
@@ -33887,20 +34382,207 @@
               <w:spacing w:before="60" w:after="60" w:line="240" w:lineRule="exact"/>
               <w:ind w:left="57" w:right="57"/>
               <w:rPr>
-                <w:lang w:val="en-GB"/>
-              </w:rPr>
-            </w:pPr>
-            <w:r>
-              <w:rPr>
-                <w:lang w:val="en-GB"/>
-              </w:rPr>
-              <w:t>00100101</w:t>
-            </w:r>
-            <w:r>
-              <w:rPr>
-                <w:lang w:val="en-GB"/>
-              </w:rPr>
-              <w:t xml:space="preserve"> (0x25) – 11111111 (0xFF)</w:t>
+                <w:rFonts w:ascii="Times New Roman" w:hAnsi="Times New Roman" w:cs="Times New Roman"/>
+                <w:sz w:val="20"/>
+                <w:szCs w:val="20"/>
+                <w:lang w:val="en-GB"/>
+              </w:rPr>
+            </w:pPr>
+            <w:r>
+              <w:rPr>
+                <w:rFonts w:ascii="Times New Roman" w:hAnsi="Times New Roman" w:cs="Times New Roman"/>
+                <w:sz w:val="20"/>
+                <w:szCs w:val="20"/>
+                <w:lang w:val="en-GB"/>
+              </w:rPr>
+              <w:t>0010010</w:t>
+            </w:r>
+            <w:r>
+              <w:rPr>
+                <w:rFonts w:ascii="Times New Roman" w:hAnsi="Times New Roman" w:cs="Times New Roman"/>
+                <w:sz w:val="20"/>
+                <w:szCs w:val="20"/>
+                <w:lang w:val="en-GB"/>
+              </w:rPr>
+              <w:t>1</w:t>
+            </w:r>
+            <w:r>
+              <w:rPr>
+                <w:rFonts w:ascii="Times New Roman" w:hAnsi="Times New Roman" w:cs="Times New Roman"/>
+                <w:sz w:val="20"/>
+                <w:szCs w:val="20"/>
+                <w:lang w:val="en-GB"/>
+              </w:rPr>
+              <w:t xml:space="preserve"> (0x2</w:t>
+            </w:r>
+            <w:r>
+              <w:rPr>
+                <w:rFonts w:ascii="Times New Roman" w:hAnsi="Times New Roman" w:cs="Times New Roman"/>
+                <w:sz w:val="20"/>
+                <w:szCs w:val="20"/>
+                <w:lang w:val="en-GB"/>
+              </w:rPr>
+              <w:t>5</w:t>
+            </w:r>
+            <w:r>
+              <w:rPr>
+                <w:rFonts w:ascii="Times New Roman" w:hAnsi="Times New Roman" w:cs="Times New Roman"/>
+                <w:sz w:val="20"/>
+                <w:szCs w:val="20"/>
+                <w:lang w:val="en-GB"/>
+              </w:rPr>
+              <w:t>)</w:t>
+            </w:r>
+          </w:p>
+        </w:tc>
+        <w:tc>
+          <w:tcPr>
+            <w:tcW w:w="2784" w:type="dxa"/>
+            <w:tcBorders>
+              <w:top w:val="single" w:sz="4" w:space="0" w:color="auto"/>
+              <w:left w:val="single" w:sz="4" w:space="0" w:color="auto"/>
+              <w:bottom w:val="single" w:sz="4" w:space="0" w:color="auto"/>
+              <w:right w:val="single" w:sz="4" w:space="0" w:color="auto"/>
+            </w:tcBorders>
+            <w:shd w:val="clear" w:color="auto" w:fill="FFFFFF" w:themeFill="background1"/>
+          </w:tcPr>
+          <w:p>
+            <w:pPr>
+              <w:spacing w:before="60" w:after="60" w:line="240" w:lineRule="exact"/>
+              <w:ind w:left="57" w:right="57"/>
+              <w:rPr>
+                <w:rFonts w:ascii="Times New Roman" w:hAnsi="Times New Roman" w:cs="Times New Roman"/>
+                <w:sz w:val="20"/>
+                <w:szCs w:val="20"/>
+                <w:lang w:val="en-GB"/>
+              </w:rPr>
+            </w:pPr>
+            <w:r>
+              <w:rPr>
+                <w:rFonts w:ascii="Times New Roman" w:hAnsi="Times New Roman" w:cs="Times New Roman"/>
+                <w:sz w:val="20"/>
+                <w:szCs w:val="20"/>
+                <w:lang w:val="en-GB"/>
+              </w:rPr>
+              <w:t>Santali (Ol Chiki script)</w:t>
+            </w:r>
+            <w:r>
+              <w:rPr>
+                <w:rFonts w:ascii="Times New Roman" w:hAnsi="Times New Roman" w:cs="Times New Roman"/>
+                <w:sz w:val="20"/>
+                <w:szCs w:val="20"/>
+                <w:lang w:val="en-GB"/>
+              </w:rPr>
+              <w:t xml:space="preserve"> (Santali can also be written in the Devanagari script)</w:t>
+            </w:r>
+          </w:p>
+        </w:tc>
+        <w:tc>
+          <w:tcPr>
+            <w:tcW w:w="4156" w:type="dxa"/>
+            <w:gridSpan w:val="2"/>
+            <w:tcBorders>
+              <w:top w:val="single" w:sz="4" w:space="0" w:color="auto"/>
+              <w:left w:val="single" w:sz="4" w:space="0" w:color="auto"/>
+              <w:bottom w:val="single" w:sz="4" w:space="0" w:color="auto"/>
+              <w:right w:val="single" w:sz="4" w:space="0" w:color="auto"/>
+            </w:tcBorders>
+            <w:shd w:val="clear" w:color="auto" w:fill="FFFFFF" w:themeFill="background1"/>
+          </w:tcPr>
+          <w:p>
+            <w:pPr>
+              <w:spacing w:before="60" w:after="60" w:line="240" w:lineRule="exact"/>
+              <w:ind w:left="57" w:right="57"/>
+              <w:jc w:val="center"/>
+              <w:rPr>
+                <w:rFonts w:ascii="Times New Roman" w:hAnsi="Times New Roman" w:cs="Times New Roman"/>
+                <w:sz w:val="20"/>
+                <w:szCs w:val="20"/>
+                <w:lang w:val="en-GB"/>
+              </w:rPr>
+            </w:pPr>
+            <w:r>
+              <w:rPr>
+                <w:rFonts w:ascii="Times New Roman" w:hAnsi="Times New Roman" w:cs="Times New Roman"/>
+                <w:sz w:val="20"/>
+                <w:szCs w:val="20"/>
+                <w:lang w:val="en-GB"/>
+              </w:rPr>
+              <w:t>Section A.4.2</w:t>
+            </w:r>
+            <w:r>
+              <w:rPr>
+                <w:rFonts w:ascii="Times New Roman" w:hAnsi="Times New Roman" w:cs="Times New Roman"/>
+                <w:sz w:val="20"/>
+                <w:szCs w:val="20"/>
+                <w:lang w:val="en-GB"/>
+              </w:rPr>
+              <w:t>5</w:t>
+            </w:r>
+          </w:p>
+        </w:tc>
+      </w:tr>
+      <w:tr>
+        <w:tc>
+          <w:tcPr>
+            <w:tcW w:w="2122" w:type="dxa"/>
+            <w:shd w:val="clear" w:color="auto" w:fill="FFFFFF" w:themeFill="background1"/>
+          </w:tcPr>
+          <w:p>
+            <w:pPr>
+              <w:spacing w:before="60" w:after="60" w:line="240" w:lineRule="exact"/>
+              <w:ind w:left="57" w:right="57"/>
+              <w:rPr>
+                <w:rFonts w:ascii="Times New Roman" w:hAnsi="Times New Roman" w:cs="Times New Roman"/>
+                <w:sz w:val="20"/>
+                <w:szCs w:val="20"/>
+                <w:lang w:val="en-GB"/>
+              </w:rPr>
+            </w:pPr>
+            <w:r>
+              <w:rPr>
+                <w:rFonts w:ascii="Times New Roman" w:hAnsi="Times New Roman" w:cs="Times New Roman"/>
+                <w:sz w:val="20"/>
+                <w:szCs w:val="20"/>
+                <w:lang w:val="en-GB"/>
+              </w:rPr>
+              <w:t>0010011</w:t>
+            </w:r>
+            <w:r>
+              <w:rPr>
+                <w:rFonts w:ascii="Times New Roman" w:hAnsi="Times New Roman" w:cs="Times New Roman"/>
+                <w:sz w:val="20"/>
+                <w:szCs w:val="20"/>
+                <w:lang w:val="en-GB"/>
+              </w:rPr>
+              <w:t>0</w:t>
+            </w:r>
+            <w:r>
+              <w:rPr>
+                <w:rFonts w:ascii="Times New Roman" w:hAnsi="Times New Roman" w:cs="Times New Roman"/>
+                <w:sz w:val="20"/>
+                <w:szCs w:val="20"/>
+                <w:lang w:val="en-GB"/>
+              </w:rPr>
+              <w:t xml:space="preserve"> (0x2</w:t>
+            </w:r>
+            <w:r>
+              <w:rPr>
+                <w:rFonts w:ascii="Times New Roman" w:hAnsi="Times New Roman" w:cs="Times New Roman"/>
+                <w:sz w:val="20"/>
+                <w:szCs w:val="20"/>
+                <w:lang w:val="en-GB"/>
+              </w:rPr>
+              <w:t>6</w:t>
+            </w:r>
+            <w:r>
+              <w:rPr>
+                <w:rFonts w:ascii="Times New Roman" w:hAnsi="Times New Roman" w:cs="Times New Roman"/>
+                <w:sz w:val="20"/>
+                <w:szCs w:val="20"/>
+                <w:lang w:val="en-GB"/>
+              </w:rPr>
+              <w:t>) – 11111111 (0xFF)</w:t>
             </w:r>
           </w:p>
         </w:tc>
@@ -33914,11 +34596,17 @@
               <w:spacing w:before="60" w:after="60" w:line="240" w:lineRule="exact"/>
               <w:ind w:left="57" w:right="57"/>
               <w:rPr>
-                <w:lang w:val="en-GB"/>
-              </w:rPr>
-            </w:pPr>
-            <w:r>
-              <w:rPr>
+                <w:rFonts w:ascii="Times New Roman" w:hAnsi="Times New Roman" w:cs="Times New Roman"/>
+                <w:sz w:val="20"/>
+                <w:szCs w:val="20"/>
+                <w:lang w:val="en-GB"/>
+              </w:rPr>
+            </w:pPr>
+            <w:r>
+              <w:rPr>
+                <w:rFonts w:ascii="Times New Roman" w:hAnsi="Times New Roman" w:cs="Times New Roman"/>
+                <w:sz w:val="20"/>
+                <w:szCs w:val="20"/>
                 <w:lang w:val="en-GB"/>
               </w:rPr>
               <w:t>Reserved</w:t>
@@ -33937,11 +34625,17 @@
               <w:ind w:left="57" w:right="57"/>
               <w:jc w:val="center"/>
               <w:rPr>
-                <w:lang w:val="en-GB"/>
-              </w:rPr>
-            </w:pPr>
-            <w:r>
-              <w:rPr>
+                <w:rFonts w:ascii="Times New Roman" w:hAnsi="Times New Roman" w:cs="Times New Roman"/>
+                <w:sz w:val="20"/>
+                <w:szCs w:val="20"/>
+                <w:lang w:val="en-GB"/>
+              </w:rPr>
+            </w:pPr>
+            <w:r>
+              <w:rPr>
+                <w:rFonts w:ascii="Times New Roman" w:hAnsi="Times New Roman" w:cs="Times New Roman"/>
+                <w:sz w:val="20"/>
+                <w:szCs w:val="20"/>
                 <w:lang w:val="en-GB"/>
               </w:rPr>
               <w:t>n/a</w:t>
@@ -33999,7 +34693,6 @@
           <w:lang w:val="en-GB" w:eastAsia="en-GB"/>
           <w14:ligatures w14:val="none"/>
         </w:rPr>
-        <w:lastRenderedPageBreak/>
         <w:t>6.2.1.2.5</w:t>
       </w:r>
       <w:r>
